--- a/05-数字电路/01-组合逻辑电路/优先编码器电路/优先编码器电路.docx
+++ b/05-数字电路/01-组合逻辑电路/优先编码器电路/优先编码器电路.docx
@@ -2554,6 +2554,20 @@
     </w:p>
     <w:bookmarkEnd w:id="26"/>
     <w:bookmarkEnd w:id="27"/>
+    <w:p>
+      <w:pPr>
+        <w:spacing w:before="360"/>
+        <w:jc w:val="center"/>
+      </w:pPr>
+      <w:r>
+        <w:rPr>
+          <w:rFonts w:ascii="Times New Roman" w:hAnsi="Times New Roman"/>
+          <w:color w:val="555555"/>
+          <w:sz w:val="21"/>
+        </w:rPr>
+        <w:t>材料收集者：杜文杰</w:t>
+      </w:r>
+    </w:p>
     <w:sectPr>
       <w:headerReference r:id="rId9" w:type="default"/>
       <w:footerReference r:id="rId10" w:type="default"/>

--- a/05-数字电路/01-组合逻辑电路/优先编码器电路/优先编码器电路.docx
+++ b/05-数字电路/01-组合逻辑电路/优先编码器电路/优先编码器电路.docx
@@ -1,6 +1,6 @@
 
 <file path=word/document.xml><?xml version="1.0" encoding="utf-8"?>
-<w:document xmlns:w="http://schemas.openxmlformats.org/wordprocessingml/2006/main" xmlns:m="http://schemas.openxmlformats.org/officeDocument/2006/math" xmlns:r="http://schemas.openxmlformats.org/officeDocument/2006/relationships" xmlns:o="urn:schemas-microsoft-com:office:office" xmlns:v="urn:schemas-microsoft-com:vml" xmlns:w10="urn:schemas-microsoft-com:office:word" xmlns:a="http://schemas.openxmlformats.org/drawingml/2006/main" xmlns:pic="http://schemas.openxmlformats.org/drawingml/2006/picture" xmlns:wp="http://schemas.openxmlformats.org/drawingml/2006/wordprocessingDrawing">
+<w:document xmlns:m="http://schemas.openxmlformats.org/officeDocument/2006/math" xmlns:r="http://schemas.openxmlformats.org/officeDocument/2006/relationships" xmlns:w="http://schemas.openxmlformats.org/wordprocessingml/2006/main" xmlns:o="urn:schemas-microsoft-com:office:office" xmlns:v="urn:schemas-microsoft-com:vml" xmlns:w10="urn:schemas-microsoft-com:office:word" xmlns:a="http://schemas.openxmlformats.org/drawingml/2006/main" xmlns:pic="http://schemas.openxmlformats.org/drawingml/2006/picture" xmlns:wp="http://schemas.openxmlformats.org/drawingml/2006/wordprocessingDrawing">
   <w:body>
     <w:bookmarkStart w:id="27" w:name="优先编码器电路"/>
     <w:p>
@@ -9,7 +9,7 @@
       </w:pPr>
       <w:r>
         <w:rPr>
-          <w:rFonts w:hint="eastAsia"/>
+          <w:rFonts w:hint="eastAsia" w:eastAsia="黑体"/>
         </w:rPr>
         <w:t xml:space="preserve">优先编码器电路</w:t>
       </w:r>
@@ -21,7 +21,7 @@
       </w:pPr>
       <w:r>
         <w:rPr>
-          <w:rFonts w:hint="eastAsia"/>
+          <w:rFonts w:hint="eastAsia" w:eastAsia="黑体"/>
         </w:rPr>
         <w:t xml:space="preserve">拓扑描述</w:t>
       </w:r>
@@ -32,13 +32,13 @@
       </w:pPr>
       <w:r>
         <w:rPr>
-          <w:rFonts w:hint="eastAsia"/>
+          <w:rFonts w:hint="eastAsia" w:eastAsia="黑体"/>
         </w:rPr>
         <w:t xml:space="preserve">元件组成与节点定义：电路由</w:t>
       </w:r>
       <w:r>
         <w:rPr>
-          <w:rFonts w:hint="eastAsia"/>
+          <w:rFonts w:hint="eastAsia" w:eastAsia="黑体"/>
           <w:b/>
           <w:bCs/>
         </w:rPr>
@@ -46,6 +46,7 @@
       </w:r>
       <w:r>
         <w:rPr>
+          <w:rFonts w:eastAsia="黑体"/>
           <w:b/>
           <w:bCs/>
         </w:rPr>
@@ -53,7 +54,7 @@
       </w:r>
       <w:r>
         <w:rPr>
-          <w:rFonts w:hint="eastAsia"/>
+          <w:rFonts w:hint="eastAsia" w:eastAsia="黑体"/>
           <w:b/>
           <w:bCs/>
         </w:rPr>
@@ -61,6 +62,7 @@
       </w:r>
       <w:r>
         <w:rPr>
+          <w:rFonts w:eastAsia="黑体"/>
           <w:b/>
           <w:bCs/>
         </w:rPr>
@@ -68,7 +70,7 @@
       </w:r>
       <w:r>
         <w:rPr>
-          <w:rFonts w:hint="eastAsia"/>
+          <w:rFonts w:hint="eastAsia" w:eastAsia="黑体"/>
           <w:b/>
           <w:bCs/>
         </w:rPr>
@@ -76,41 +78,51 @@
       </w:r>
       <w:r>
         <w:rPr>
+          <w:rFonts w:eastAsia="黑体"/>
           <w:b/>
           <w:bCs/>
         </w:rPr>
         <w:t xml:space="preserve"> U1</w:t>
       </w:r>
       <w:r>
+        <w:rPr>
+          <w:rFonts w:eastAsia="黑体"/>
+        </w:rPr>
         <w:t xml:space="preserve"> </w:t>
       </w:r>
       <w:r>
         <w:rPr>
-          <w:rFonts w:hint="eastAsia"/>
+          <w:rFonts w:hint="eastAsia" w:eastAsia="黑体"/>
         </w:rPr>
         <w:t xml:space="preserve">构成，U1</w:t>
       </w:r>
       <w:r>
+        <w:rPr>
+          <w:rFonts w:eastAsia="黑体"/>
+        </w:rPr>
         <w:t xml:space="preserve"> </w:t>
       </w:r>
       <w:r>
         <w:rPr>
-          <w:rFonts w:hint="eastAsia"/>
+          <w:rFonts w:hint="eastAsia" w:eastAsia="黑体"/>
         </w:rPr>
         <w:t xml:space="preserve">内部为优先判定逻辑链加输出编码或门阵列。电路共有</w:t>
       </w:r>
       <w:r>
+        <w:rPr>
+          <w:rFonts w:eastAsia="黑体"/>
+        </w:rPr>
         <w:t xml:space="preserve"> 14 </w:t>
       </w:r>
       <w:r>
         <w:rPr>
-          <w:rFonts w:hint="eastAsia"/>
+          <w:rFonts w:hint="eastAsia" w:eastAsia="黑体"/>
         </w:rPr>
         <w:t xml:space="preserve">个关键节点：</w:t>
       </w:r>
       <w:r>
         <w:rPr>
-          <w:rFonts w:hint="eastAsia"/>
+          <w:rFonts w:hint="eastAsia" w:eastAsia="黑体"/>
           <w:b/>
           <w:bCs/>
         </w:rPr>
@@ -118,6 +130,7 @@
       </w:r>
       <w:r>
         <w:rPr>
+          <w:rFonts w:eastAsia="黑体"/>
           <w:b/>
           <w:bCs/>
         </w:rPr>
@@ -125,7 +138,7 @@
       </w:r>
       <w:r>
         <w:rPr>
-          <w:rFonts w:hint="eastAsia"/>
+          <w:rFonts w:hint="eastAsia" w:eastAsia="黑体"/>
           <w:b/>
           <w:bCs/>
         </w:rPr>
@@ -133,6 +146,7 @@
       </w:r>
       <w:r>
         <w:rPr>
+          <w:rFonts w:eastAsia="黑体"/>
           <w:b/>
           <w:bCs/>
         </w:rPr>
@@ -172,16 +186,19 @@
       </m:oMath>
       <w:r>
         <w:rPr>
-          <w:rFonts w:hint="eastAsia"/>
+          <w:rFonts w:hint="eastAsia" w:eastAsia="黑体"/>
         </w:rPr>
         <w:t xml:space="preserve">（8</w:t>
       </w:r>
       <w:r>
+        <w:rPr>
+          <w:rFonts w:eastAsia="黑体"/>
+        </w:rPr>
         <w:t xml:space="preserve"> </w:t>
       </w:r>
       <w:r>
         <w:rPr>
-          <w:rFonts w:hint="eastAsia"/>
+          <w:rFonts w:hint="eastAsia" w:eastAsia="黑体"/>
         </w:rPr>
         <w:t xml:space="preserve">路输入，</w:t>
       </w:r>
@@ -200,11 +217,14 @@
         </m:sSub>
       </m:oMath>
       <w:r>
+        <w:rPr>
+          <w:rFonts w:eastAsia="黑体"/>
+        </w:rPr>
         <w:t xml:space="preserve"> </w:t>
       </w:r>
       <w:r>
         <w:rPr>
-          <w:rFonts w:hint="eastAsia"/>
+          <w:rFonts w:hint="eastAsia" w:eastAsia="黑体"/>
         </w:rPr>
         <w:t xml:space="preserve">优先级最高、</w:t>
       </w:r>
@@ -223,35 +243,44 @@
         </m:sSub>
       </m:oMath>
       <w:r>
+        <w:rPr>
+          <w:rFonts w:eastAsia="黑体"/>
+        </w:rPr>
         <w:t xml:space="preserve"> </w:t>
       </w:r>
       <w:r>
         <w:rPr>
-          <w:rFonts w:hint="eastAsia"/>
+          <w:rFonts w:hint="eastAsia" w:eastAsia="黑体"/>
         </w:rPr>
         <w:t xml:space="preserve">最低，各连</w:t>
       </w:r>
       <w:r>
+        <w:rPr>
+          <w:rFonts w:eastAsia="黑体"/>
+        </w:rPr>
         <w:t xml:space="preserve"> U1 </w:t>
       </w:r>
       <w:r>
         <w:rPr>
-          <w:rFonts w:hint="eastAsia"/>
+          <w:rFonts w:hint="eastAsia" w:eastAsia="黑体"/>
         </w:rPr>
         <w:t xml:space="preserve">的对应输入脚）为</w:t>
       </w:r>
       <w:r>
+        <w:rPr>
+          <w:rFonts w:eastAsia="黑体"/>
+        </w:rPr>
         <w:t xml:space="preserve"> 8 </w:t>
       </w:r>
       <w:r>
         <w:rPr>
-          <w:rFonts w:hint="eastAsia"/>
+          <w:rFonts w:hint="eastAsia" w:eastAsia="黑体"/>
         </w:rPr>
         <w:t xml:space="preserve">个输入节点；</w:t>
       </w:r>
       <w:r>
         <w:rPr>
-          <w:rFonts w:hint="eastAsia"/>
+          <w:rFonts w:hint="eastAsia" w:eastAsia="黑体"/>
           <w:b/>
           <w:bCs/>
         </w:rPr>
@@ -259,6 +288,7 @@
       </w:r>
       <w:r>
         <w:rPr>
+          <w:rFonts w:eastAsia="黑体"/>
           <w:b/>
           <w:bCs/>
         </w:rPr>
@@ -266,7 +296,7 @@
       </w:r>
       <w:r>
         <w:rPr>
-          <w:rFonts w:hint="eastAsia"/>
+          <w:rFonts w:hint="eastAsia" w:eastAsia="黑体"/>
           <w:b/>
           <w:bCs/>
         </w:rPr>
@@ -274,6 +304,7 @@
       </w:r>
       <w:r>
         <w:rPr>
+          <w:rFonts w:eastAsia="黑体"/>
           <w:b/>
           <w:bCs/>
         </w:rPr>
@@ -281,31 +312,37 @@
       </w:r>
       <w:r>
         <w:rPr>
-          <w:rFonts w:hint="eastAsia"/>
+          <w:rFonts w:hint="eastAsia" w:eastAsia="黑体"/>
         </w:rPr>
         <w:t xml:space="preserve">（连</w:t>
       </w:r>
       <w:r>
+        <w:rPr>
+          <w:rFonts w:eastAsia="黑体"/>
+        </w:rPr>
         <w:t xml:space="preserve"> U1 </w:t>
       </w:r>
       <w:r>
         <w:rPr>
-          <w:rFonts w:hint="eastAsia"/>
+          <w:rFonts w:hint="eastAsia" w:eastAsia="黑体"/>
         </w:rPr>
         <w:t xml:space="preserve">使能输入脚</w:t>
       </w:r>
       <w:r>
+        <w:rPr>
+          <w:rFonts w:eastAsia="黑体"/>
+        </w:rPr>
         <w:t xml:space="preserve"> </w:t>
       </w:r>
       <w:r>
         <w:rPr>
-          <w:rFonts w:hint="eastAsia"/>
+          <w:rFonts w:hint="eastAsia" w:eastAsia="黑体"/>
         </w:rPr>
         <w:t xml:space="preserve">EI）；</w:t>
       </w:r>
       <w:r>
         <w:rPr>
-          <w:rFonts w:hint="eastAsia"/>
+          <w:rFonts w:hint="eastAsia" w:eastAsia="黑体"/>
           <w:b/>
           <w:bCs/>
         </w:rPr>
@@ -313,6 +350,7 @@
       </w:r>
       <w:r>
         <w:rPr>
+          <w:rFonts w:eastAsia="黑体"/>
           <w:b/>
           <w:bCs/>
         </w:rPr>
@@ -320,7 +358,7 @@
       </w:r>
       <w:r>
         <w:rPr>
-          <w:rFonts w:hint="eastAsia"/>
+          <w:rFonts w:hint="eastAsia" w:eastAsia="黑体"/>
           <w:b/>
           <w:bCs/>
         </w:rPr>
@@ -328,6 +366,7 @@
       </w:r>
       <w:r>
         <w:rPr>
+          <w:rFonts w:eastAsia="黑体"/>
           <w:b/>
           <w:bCs/>
         </w:rPr>
@@ -349,6 +388,7 @@
       </m:oMath>
       <w:r>
         <w:rPr>
+          <w:rFonts w:eastAsia="黑体"/>
           <w:b/>
           <w:bCs/>
         </w:rPr>
@@ -370,6 +410,7 @@
       </m:oMath>
       <w:r>
         <w:rPr>
+          <w:rFonts w:eastAsia="黑体"/>
           <w:b/>
           <w:bCs/>
         </w:rPr>
@@ -391,22 +432,25 @@
       </m:oMath>
       <w:r>
         <w:rPr>
-          <w:rFonts w:hint="eastAsia"/>
+          <w:rFonts w:hint="eastAsia" w:eastAsia="黑体"/>
         </w:rPr>
         <w:t xml:space="preserve">（连</w:t>
       </w:r>
       <w:r>
+        <w:rPr>
+          <w:rFonts w:eastAsia="黑体"/>
+        </w:rPr>
         <w:t xml:space="preserve"> U1 </w:t>
       </w:r>
       <w:r>
         <w:rPr>
-          <w:rFonts w:hint="eastAsia"/>
+          <w:rFonts w:hint="eastAsia" w:eastAsia="黑体"/>
         </w:rPr>
         <w:t xml:space="preserve">的三条编码输出脚）；</w:t>
       </w:r>
       <w:r>
         <w:rPr>
-          <w:rFonts w:hint="eastAsia"/>
+          <w:rFonts w:hint="eastAsia" w:eastAsia="黑体"/>
           <w:b/>
           <w:bCs/>
         </w:rPr>
@@ -414,6 +458,7 @@
       </w:r>
       <w:r>
         <w:rPr>
+          <w:rFonts w:eastAsia="黑体"/>
           <w:b/>
           <w:bCs/>
         </w:rPr>
@@ -421,7 +466,7 @@
       </w:r>
       <w:r>
         <w:rPr>
-          <w:rFonts w:hint="eastAsia"/>
+          <w:rFonts w:hint="eastAsia" w:eastAsia="黑体"/>
           <w:b/>
           <w:bCs/>
         </w:rPr>
@@ -429,6 +474,7 @@
       </w:r>
       <w:r>
         <w:rPr>
+          <w:rFonts w:eastAsia="黑体"/>
           <w:b/>
           <w:bCs/>
         </w:rPr>
@@ -436,31 +482,37 @@
       </w:r>
       <w:r>
         <w:rPr>
-          <w:rFonts w:hint="eastAsia"/>
+          <w:rFonts w:hint="eastAsia" w:eastAsia="黑体"/>
         </w:rPr>
         <w:t xml:space="preserve">（连</w:t>
       </w:r>
       <w:r>
+        <w:rPr>
+          <w:rFonts w:eastAsia="黑体"/>
+        </w:rPr>
         <w:t xml:space="preserve"> U1 </w:t>
       </w:r>
       <w:r>
         <w:rPr>
-          <w:rFonts w:hint="eastAsia"/>
+          <w:rFonts w:hint="eastAsia" w:eastAsia="黑体"/>
         </w:rPr>
         <w:t xml:space="preserve">输出脚</w:t>
       </w:r>
       <w:r>
+        <w:rPr>
+          <w:rFonts w:eastAsia="黑体"/>
+        </w:rPr>
         <w:t xml:space="preserve"> </w:t>
       </w:r>
       <w:r>
         <w:rPr>
-          <w:rFonts w:hint="eastAsia"/>
+          <w:rFonts w:hint="eastAsia" w:eastAsia="黑体"/>
         </w:rPr>
         <w:t xml:space="preserve">GS）；</w:t>
       </w:r>
       <w:r>
         <w:rPr>
-          <w:rFonts w:hint="eastAsia"/>
+          <w:rFonts w:hint="eastAsia" w:eastAsia="黑体"/>
           <w:b/>
           <w:bCs/>
         </w:rPr>
@@ -468,6 +520,7 @@
       </w:r>
       <w:r>
         <w:rPr>
+          <w:rFonts w:eastAsia="黑体"/>
           <w:b/>
           <w:bCs/>
         </w:rPr>
@@ -475,7 +528,7 @@
       </w:r>
       <w:r>
         <w:rPr>
-          <w:rFonts w:hint="eastAsia"/>
+          <w:rFonts w:hint="eastAsia" w:eastAsia="黑体"/>
           <w:b/>
           <w:bCs/>
         </w:rPr>
@@ -483,6 +536,7 @@
       </w:r>
       <w:r>
         <w:rPr>
+          <w:rFonts w:eastAsia="黑体"/>
           <w:b/>
           <w:bCs/>
         </w:rPr>
@@ -490,31 +544,37 @@
       </w:r>
       <w:r>
         <w:rPr>
-          <w:rFonts w:hint="eastAsia"/>
+          <w:rFonts w:hint="eastAsia" w:eastAsia="黑体"/>
         </w:rPr>
         <w:t xml:space="preserve">（连</w:t>
       </w:r>
       <w:r>
+        <w:rPr>
+          <w:rFonts w:eastAsia="黑体"/>
+        </w:rPr>
         <w:t xml:space="preserve"> U1 </w:t>
       </w:r>
       <w:r>
         <w:rPr>
-          <w:rFonts w:hint="eastAsia"/>
+          <w:rFonts w:hint="eastAsia" w:eastAsia="黑体"/>
         </w:rPr>
         <w:t xml:space="preserve">输出脚</w:t>
       </w:r>
       <w:r>
+        <w:rPr>
+          <w:rFonts w:eastAsia="黑体"/>
+        </w:rPr>
         <w:t xml:space="preserve"> </w:t>
       </w:r>
       <w:r>
         <w:rPr>
-          <w:rFonts w:hint="eastAsia"/>
+          <w:rFonts w:hint="eastAsia" w:eastAsia="黑体"/>
         </w:rPr>
         <w:t xml:space="preserve">EO）；此外还有</w:t>
       </w:r>
       <w:r>
         <w:rPr>
-          <w:rFonts w:hint="eastAsia"/>
+          <w:rFonts w:hint="eastAsia" w:eastAsia="黑体"/>
           <w:b/>
           <w:bCs/>
         </w:rPr>
@@ -522,6 +582,7 @@
       </w:r>
       <w:r>
         <w:rPr>
+          <w:rFonts w:eastAsia="黑体"/>
           <w:b/>
           <w:bCs/>
         </w:rPr>
@@ -551,17 +612,20 @@
         </m:sSub>
       </m:oMath>
       <w:r>
+        <w:rPr>
+          <w:rFonts w:eastAsia="黑体"/>
+        </w:rPr>
         <w:t xml:space="preserve"> </w:t>
       </w:r>
       <w:r>
         <w:rPr>
-          <w:rFonts w:hint="eastAsia"/>
+          <w:rFonts w:hint="eastAsia" w:eastAsia="黑体"/>
         </w:rPr>
         <w:t xml:space="preserve">与</w:t>
       </w:r>
       <w:r>
         <w:rPr>
-          <w:rFonts w:hint="eastAsia"/>
+          <w:rFonts w:hint="eastAsia" w:eastAsia="黑体"/>
           <w:b/>
           <w:bCs/>
         </w:rPr>
@@ -569,6 +633,7 @@
       </w:r>
       <w:r>
         <w:rPr>
+          <w:rFonts w:eastAsia="黑体"/>
           <w:b/>
           <w:bCs/>
         </w:rPr>
@@ -576,29 +641,38 @@
       </w:r>
       <w:r>
         <w:rPr>
-          <w:rFonts w:hint="eastAsia"/>
+          <w:rFonts w:hint="eastAsia" w:eastAsia="黑体"/>
         </w:rPr>
         <w:t xml:space="preserve">，分别连</w:t>
       </w:r>
       <w:r>
+        <w:rPr>
+          <w:rFonts w:eastAsia="黑体"/>
+        </w:rPr>
         <w:t xml:space="preserve"> U1 </w:t>
       </w:r>
       <w:r>
         <w:rPr>
-          <w:rFonts w:hint="eastAsia"/>
+          <w:rFonts w:hint="eastAsia" w:eastAsia="黑体"/>
         </w:rPr>
         <w:t xml:space="preserve">的电源脚</w:t>
       </w:r>
       <w:r>
+        <w:rPr>
+          <w:rFonts w:eastAsia="黑体"/>
+        </w:rPr>
         <w:t xml:space="preserve"> VDD </w:t>
       </w:r>
       <w:r>
         <w:rPr>
-          <w:rFonts w:hint="eastAsia"/>
+          <w:rFonts w:hint="eastAsia" w:eastAsia="黑体"/>
         </w:rPr>
         <w:t xml:space="preserve">与</w:t>
       </w:r>
       <w:r>
+        <w:rPr>
+          <w:rFonts w:eastAsia="黑体"/>
+        </w:rPr>
         <w:t xml:space="preserve"> GND。</w:t>
       </w:r>
     </w:p>
@@ -606,20 +680,26 @@
       <w:pPr/>
       <w:r>
         <w:rPr>
-          <w:rFonts w:hint="eastAsia"/>
+          <w:rFonts w:hint="eastAsia" w:eastAsia="黑体"/>
         </w:rPr>
         <w:t xml:space="preserve">各元件管脚连接：U1</w:t>
       </w:r>
       <w:r>
+        <w:rPr>
+          <w:rFonts w:eastAsia="黑体"/>
+        </w:rPr>
         <w:t xml:space="preserve"> </w:t>
       </w:r>
       <w:r>
         <w:rPr>
-          <w:rFonts w:hint="eastAsia"/>
+          <w:rFonts w:hint="eastAsia" w:eastAsia="黑体"/>
         </w:rPr>
         <w:t xml:space="preserve">的输入脚</w:t>
       </w:r>
       <w:r>
+        <w:rPr>
+          <w:rFonts w:eastAsia="黑体"/>
+        </w:rPr>
         <w:t xml:space="preserve"> </w:t>
       </w:r>
       <m:oMath>
@@ -655,24 +735,33 @@
         </m:sSub>
       </m:oMath>
       <w:r>
+        <w:rPr>
+          <w:rFonts w:eastAsia="黑体"/>
+        </w:rPr>
         <w:t xml:space="preserve"> </w:t>
       </w:r>
       <w:r>
         <w:rPr>
-          <w:rFonts w:hint="eastAsia"/>
+          <w:rFonts w:hint="eastAsia" w:eastAsia="黑体"/>
         </w:rPr>
         <w:t xml:space="preserve">分别接输入节点①~⑧，使能脚</w:t>
       </w:r>
       <w:r>
+        <w:rPr>
+          <w:rFonts w:eastAsia="黑体"/>
+        </w:rPr>
         <w:t xml:space="preserve"> EI </w:t>
       </w:r>
       <w:r>
         <w:rPr>
-          <w:rFonts w:hint="eastAsia"/>
+          <w:rFonts w:hint="eastAsia" w:eastAsia="黑体"/>
         </w:rPr>
         <w:t xml:space="preserve">接使能输入节点⑨；输出脚</w:t>
       </w:r>
       <w:r>
+        <w:rPr>
+          <w:rFonts w:eastAsia="黑体"/>
+        </w:rPr>
         <w:t xml:space="preserve"> </w:t>
       </w:r>
       <m:oMath>
@@ -690,6 +779,9 @@
         </m:sSub>
       </m:oMath>
       <w:r>
+        <w:rPr>
+          <w:rFonts w:eastAsia="黑体"/>
+        </w:rPr>
         <w:t xml:space="preserve">、</w:t>
       </w:r>
       <m:oMath>
@@ -707,6 +799,9 @@
         </m:sSub>
       </m:oMath>
       <w:r>
+        <w:rPr>
+          <w:rFonts w:eastAsia="黑体"/>
+        </w:rPr>
         <w:t xml:space="preserve">、</w:t>
       </w:r>
       <m:oMath>
@@ -724,42 +819,57 @@
         </m:sSub>
       </m:oMath>
       <w:r>
+        <w:rPr>
+          <w:rFonts w:eastAsia="黑体"/>
+        </w:rPr>
         <w:t xml:space="preserve"> </w:t>
       </w:r>
       <w:r>
         <w:rPr>
-          <w:rFonts w:hint="eastAsia"/>
+          <w:rFonts w:hint="eastAsia" w:eastAsia="黑体"/>
         </w:rPr>
         <w:t xml:space="preserve">分别接编码输出节点⑩、⑪、⑫，输出脚</w:t>
       </w:r>
       <w:r>
+        <w:rPr>
+          <w:rFonts w:eastAsia="黑体"/>
+        </w:rPr>
         <w:t xml:space="preserve"> GS </w:t>
       </w:r>
       <w:r>
         <w:rPr>
-          <w:rFonts w:hint="eastAsia"/>
+          <w:rFonts w:hint="eastAsia" w:eastAsia="黑体"/>
         </w:rPr>
         <w:t xml:space="preserve">接组选择输出节点⑬，输出脚</w:t>
       </w:r>
       <w:r>
+        <w:rPr>
+          <w:rFonts w:eastAsia="黑体"/>
+        </w:rPr>
         <w:t xml:space="preserve"> EO </w:t>
       </w:r>
       <w:r>
         <w:rPr>
-          <w:rFonts w:hint="eastAsia"/>
+          <w:rFonts w:hint="eastAsia" w:eastAsia="黑体"/>
         </w:rPr>
         <w:t xml:space="preserve">接使能输出节点⑭；电源脚</w:t>
       </w:r>
       <w:r>
+        <w:rPr>
+          <w:rFonts w:eastAsia="黑体"/>
+        </w:rPr>
         <w:t xml:space="preserve"> VDD </w:t>
       </w:r>
       <w:r>
         <w:rPr>
-          <w:rFonts w:hint="eastAsia"/>
+          <w:rFonts w:hint="eastAsia" w:eastAsia="黑体"/>
         </w:rPr>
         <w:t xml:space="preserve">接</w:t>
       </w:r>
       <w:r>
+        <w:rPr>
+          <w:rFonts w:eastAsia="黑体"/>
+        </w:rPr>
         <w:t xml:space="preserve"> </w:t>
       </w:r>
       <m:oMath>
@@ -786,24 +896,33 @@
         </m:sSub>
       </m:oMath>
       <w:r>
+        <w:rPr>
+          <w:rFonts w:eastAsia="黑体"/>
+        </w:rPr>
         <w:t xml:space="preserve">、GND </w:t>
       </w:r>
       <w:r>
         <w:rPr>
-          <w:rFonts w:hint="eastAsia"/>
+          <w:rFonts w:hint="eastAsia" w:eastAsia="黑体"/>
         </w:rPr>
         <w:t xml:space="preserve">接</w:t>
       </w:r>
       <w:r>
+        <w:rPr>
+          <w:rFonts w:eastAsia="黑体"/>
+        </w:rPr>
         <w:t xml:space="preserve"> </w:t>
       </w:r>
       <w:r>
         <w:rPr>
-          <w:rFonts w:hint="eastAsia"/>
+          <w:rFonts w:hint="eastAsia" w:eastAsia="黑体"/>
         </w:rPr>
         <w:t xml:space="preserve">GND。内部优先判定逻辑按</w:t>
       </w:r>
       <w:r>
+        <w:rPr>
+          <w:rFonts w:eastAsia="黑体"/>
+        </w:rPr>
         <w:t xml:space="preserve"> </w:t>
       </w:r>
       <m:oMath>
@@ -869,20 +988,26 @@
         </m:sSub>
       </m:oMath>
       <w:r>
+        <w:rPr>
+          <w:rFonts w:eastAsia="黑体"/>
+        </w:rPr>
         <w:t xml:space="preserve"> </w:t>
       </w:r>
       <w:r>
         <w:rPr>
-          <w:rFonts w:hint="eastAsia"/>
+          <w:rFonts w:hint="eastAsia" w:eastAsia="黑体"/>
         </w:rPr>
         <w:t xml:space="preserve">的次序逐级检测最高优先级的有效输入并屏蔽全部更低的输入，编码或门阵列据此输出唯一确定的</w:t>
       </w:r>
       <w:r>
+        <w:rPr>
+          <w:rFonts w:eastAsia="黑体"/>
+        </w:rPr>
         <w:t xml:space="preserve"> 3 </w:t>
       </w:r>
       <w:r>
         <w:rPr>
-          <w:rFonts w:hint="eastAsia"/>
+          <w:rFonts w:hint="eastAsia" w:eastAsia="黑体"/>
         </w:rPr>
         <w:t xml:space="preserve">位编码。</w:t>
       </w:r>
@@ -891,43 +1016,55 @@
       <w:pPr/>
       <w:r>
         <w:rPr>
-          <w:rFonts w:hint="eastAsia"/>
+          <w:rFonts w:hint="eastAsia" w:eastAsia="黑体"/>
         </w:rPr>
         <w:t xml:space="preserve">由此构成”优先级仲裁式”的</w:t>
       </w:r>
       <w:r>
+        <w:rPr>
+          <w:rFonts w:eastAsia="黑体"/>
+        </w:rPr>
         <w:t xml:space="preserve"> 8 </w:t>
       </w:r>
       <w:r>
         <w:rPr>
-          <w:rFonts w:hint="eastAsia"/>
+          <w:rFonts w:hint="eastAsia" w:eastAsia="黑体"/>
         </w:rPr>
         <w:t xml:space="preserve">线—3</w:t>
       </w:r>
       <w:r>
+        <w:rPr>
+          <w:rFonts w:eastAsia="黑体"/>
+        </w:rPr>
         <w:t xml:space="preserve"> </w:t>
       </w:r>
       <w:r>
         <w:rPr>
-          <w:rFonts w:hint="eastAsia"/>
+          <w:rFonts w:hint="eastAsia" w:eastAsia="黑体"/>
         </w:rPr>
         <w:t xml:space="preserve">线编码组态，当多条输入同时有效时只对优先权最高的那条输入编码，输出唯一、无不确定状态；可用</w:t>
       </w:r>
       <w:r>
+        <w:rPr>
+          <w:rFonts w:eastAsia="黑体"/>
+        </w:rPr>
         <w:t xml:space="preserve"> GS、EO、EI </w:t>
       </w:r>
       <w:r>
         <w:rPr>
-          <w:rFonts w:hint="eastAsia"/>
+          <w:rFonts w:hint="eastAsia" w:eastAsia="黑体"/>
         </w:rPr>
         <w:t xml:space="preserve">进行多片级联扩展输入路数，典型实例为</w:t>
       </w:r>
       <w:r>
+        <w:rPr>
+          <w:rFonts w:eastAsia="黑体"/>
+        </w:rPr>
         <w:t xml:space="preserve"> </w:t>
       </w:r>
       <w:r>
         <w:rPr>
-          <w:rFonts w:hint="eastAsia"/>
+          <w:rFonts w:hint="eastAsia" w:eastAsia="黑体"/>
         </w:rPr>
         <w:t xml:space="preserve">74LS148（输入低有效）。</w:t>
       </w:r>
@@ -940,7 +1077,7 @@
       </w:pPr>
       <w:r>
         <w:rPr>
-          <w:rFonts w:hint="eastAsia"/>
+          <w:rFonts w:hint="eastAsia" w:eastAsia="黑体"/>
         </w:rPr>
         <w:t xml:space="preserve">工作原理</w:t>
       </w:r>
@@ -951,7 +1088,7 @@
       </w:pPr>
       <w:r>
         <w:rPr>
-          <w:rFonts w:hint="eastAsia"/>
+          <w:rFonts w:hint="eastAsia" w:eastAsia="黑体"/>
         </w:rPr>
         <w:t xml:space="preserve">电路为每条输入分配固定优先级（通常编号最大者优先），内部先检测最高优先级输入是否有效，有效则输出其编码，同时屏蔽所有更低优先级的输入。这样即使多路同时请求也只会输出唯一确定的编码。</w:t>
       </w:r>
@@ -964,7 +1101,7 @@
       </w:pPr>
       <w:r>
         <w:rPr>
-          <w:rFonts w:hint="eastAsia"/>
+          <w:rFonts w:hint="eastAsia" w:eastAsia="黑体"/>
         </w:rPr>
         <w:t xml:space="preserve">关键计算公式</w:t>
       </w:r>
@@ -978,11 +1115,14 @@
       </w:pPr>
       <w:r>
         <w:rPr>
-          <w:rFonts w:hint="eastAsia"/>
+          <w:rFonts w:hint="eastAsia" w:eastAsia="黑体"/>
         </w:rPr>
         <w:t xml:space="preserve">输出编码（输入</w:t>
       </w:r>
       <w:r>
+        <w:rPr>
+          <w:rFonts w:eastAsia="黑体"/>
+        </w:rPr>
         <w:t xml:space="preserve"> </w:t>
       </w:r>
       <m:oMath>
@@ -1000,11 +1140,14 @@
         </m:sSub>
       </m:oMath>
       <w:r>
+        <w:rPr>
+          <w:rFonts w:eastAsia="黑体"/>
+        </w:rPr>
         <w:t xml:space="preserve"> </w:t>
       </w:r>
       <w:r>
         <w:rPr>
-          <w:rFonts w:hint="eastAsia"/>
+          <w:rFonts w:hint="eastAsia" w:eastAsia="黑体"/>
         </w:rPr>
         <w:t xml:space="preserve">优先级最高）：</w:t>
       </w:r>
@@ -1151,20 +1294,26 @@
       </w:pPr>
       <w:r>
         <w:rPr>
-          <w:rFonts w:hint="eastAsia"/>
+          <w:rFonts w:hint="eastAsia" w:eastAsia="黑体"/>
         </w:rPr>
         <w:t xml:space="preserve">以</w:t>
       </w:r>
       <w:r>
+        <w:rPr>
+          <w:rFonts w:eastAsia="黑体"/>
+        </w:rPr>
         <w:t xml:space="preserve"> 4-2 </w:t>
       </w:r>
       <w:r>
         <w:rPr>
-          <w:rFonts w:hint="eastAsia"/>
+          <w:rFonts w:hint="eastAsia" w:eastAsia="黑体"/>
         </w:rPr>
         <w:t xml:space="preserve">线优先编码器为例：若</w:t>
       </w:r>
       <w:r>
+        <w:rPr>
+          <w:rFonts w:eastAsia="黑体"/>
+        </w:rPr>
         <w:t xml:space="preserve"> </w:t>
       </w:r>
       <m:oMath>
@@ -1192,7 +1341,7 @@
       </m:oMath>
       <w:r>
         <w:rPr>
-          <w:rFonts w:hint="eastAsia"/>
+          <w:rFonts w:hint="eastAsia" w:eastAsia="黑体"/>
         </w:rPr>
         <w:t xml:space="preserve">，无论其他输入如何，输出恒为</w:t>
       </w:r>
@@ -1252,7 +1401,7 @@
       </w:pPr>
       <w:r>
         <w:rPr>
-          <w:rFonts w:hint="eastAsia"/>
+          <w:rFonts w:hint="eastAsia" w:eastAsia="黑体"/>
         </w:rPr>
         <w:t xml:space="preserve">优先权递推（</w:t>
       </w:r>
@@ -1271,11 +1420,14 @@
         </m:sSub>
       </m:oMath>
       <w:r>
+        <w:rPr>
+          <w:rFonts w:eastAsia="黑体"/>
+        </w:rPr>
         <w:t xml:space="preserve"> </w:t>
       </w:r>
       <w:r>
         <w:rPr>
-          <w:rFonts w:hint="eastAsia"/>
+          <w:rFonts w:hint="eastAsia" w:eastAsia="黑体"/>
         </w:rPr>
         <w:t xml:space="preserve">最高、</w:t>
       </w:r>
@@ -1294,11 +1446,14 @@
         </m:sSub>
       </m:oMath>
       <w:r>
+        <w:rPr>
+          <w:rFonts w:eastAsia="黑体"/>
+        </w:rPr>
         <w:t xml:space="preserve"> </w:t>
       </w:r>
       <w:r>
         <w:rPr>
-          <w:rFonts w:hint="eastAsia"/>
+          <w:rFonts w:hint="eastAsia" w:eastAsia="黑体"/>
         </w:rPr>
         <w:t xml:space="preserve">最低）：</w:t>
       </w:r>
@@ -1523,7 +1678,7 @@
             </w:pPr>
             <w:r>
               <w:rPr>
-                <w:rFonts w:hint="eastAsia"/>
+                <w:rFonts w:hint="eastAsia" w:eastAsia="黑体"/>
               </w:rPr>
               <w:t xml:space="preserve">符号</w:t>
             </w:r>
@@ -1537,7 +1692,7 @@
             </w:pPr>
             <w:r>
               <w:rPr>
-                <w:rFonts w:hint="eastAsia"/>
+                <w:rFonts w:hint="eastAsia" w:eastAsia="黑体"/>
               </w:rPr>
               <w:t xml:space="preserve">含义</w:t>
             </w:r>
@@ -1551,7 +1706,7 @@
             </w:pPr>
             <w:r>
               <w:rPr>
-                <w:rFonts w:hint="eastAsia"/>
+                <w:rFonts w:hint="eastAsia" w:eastAsia="黑体"/>
               </w:rPr>
               <w:t xml:space="preserve">单位</w:t>
             </w:r>
@@ -1580,6 +1735,9 @@
               </m:sSub>
             </m:oMath>
             <w:r>
+              <w:rPr>
+                <w:rFonts w:eastAsia="黑体"/>
+              </w:rPr>
               <w:t xml:space="preserve">​</w:t>
             </w:r>
           </w:p>
@@ -1592,16 +1750,19 @@
             </w:pPr>
             <w:r>
               <w:rPr>
-                <w:rFonts w:hint="eastAsia"/>
+                <w:rFonts w:hint="eastAsia" w:eastAsia="黑体"/>
               </w:rPr>
               <w:t xml:space="preserve">第</w:t>
             </w:r>
             <w:r>
+              <w:rPr>
+                <w:rFonts w:eastAsia="黑体"/>
+              </w:rPr>
               <w:t xml:space="preserve"> i </w:t>
             </w:r>
             <w:r>
               <w:rPr>
-                <w:rFonts w:hint="eastAsia"/>
+                <w:rFonts w:hint="eastAsia" w:eastAsia="黑体"/>
               </w:rPr>
               <w:t xml:space="preserve">路输入</w:t>
             </w:r>
@@ -1614,6 +1775,9 @@
               <w:pStyle w:val="Compact"/>
             </w:pPr>
             <w:r>
+              <w:rPr>
+                <w:rFonts w:eastAsia="黑体"/>
+              </w:rPr>
               <w:t xml:space="preserve">—</w:t>
             </w:r>
           </w:p>
@@ -1659,6 +1823,9 @@
               </m:sSub>
             </m:oMath>
             <w:r>
+              <w:rPr>
+                <w:rFonts w:eastAsia="黑体"/>
+              </w:rPr>
               <w:t xml:space="preserve">​</w:t>
             </w:r>
           </w:p>
@@ -1671,7 +1838,7 @@
             </w:pPr>
             <w:r>
               <w:rPr>
-                <w:rFonts w:hint="eastAsia"/>
+                <w:rFonts w:hint="eastAsia" w:eastAsia="黑体"/>
               </w:rPr>
               <w:t xml:space="preserve">编码输出</w:t>
             </w:r>
@@ -1684,6 +1851,9 @@
               <w:pStyle w:val="Compact"/>
             </w:pPr>
             <w:r>
+              <w:rPr>
+                <w:rFonts w:eastAsia="黑体"/>
+              </w:rPr>
               <w:t xml:space="preserve">—</w:t>
             </w:r>
           </w:p>
@@ -1747,6 +1917,9 @@
               </m:sSub>
             </m:oMath>
             <w:r>
+              <w:rPr>
+                <w:rFonts w:eastAsia="黑体"/>
+              </w:rPr>
               <w:t xml:space="preserve">​</w:t>
             </w:r>
           </w:p>
@@ -1758,11 +1931,14 @@
               <w:pStyle w:val="Compact"/>
             </w:pPr>
             <w:r>
+              <w:rPr>
+                <w:rFonts w:eastAsia="黑体"/>
+              </w:rPr>
               <w:t xml:space="preserve">8-3 </w:t>
             </w:r>
             <w:r>
               <w:rPr>
-                <w:rFonts w:hint="eastAsia"/>
+                <w:rFonts w:hint="eastAsia" w:eastAsia="黑体"/>
               </w:rPr>
               <w:t xml:space="preserve">线编码输出</w:t>
             </w:r>
@@ -1775,6 +1951,9 @@
               <w:pStyle w:val="Compact"/>
             </w:pPr>
             <w:r>
+              <w:rPr>
+                <w:rFonts w:eastAsia="黑体"/>
+              </w:rPr>
               <w:t xml:space="preserve">—</w:t>
             </w:r>
           </w:p>
@@ -1789,7 +1968,7 @@
       </w:pPr>
       <w:r>
         <w:rPr>
-          <w:rFonts w:hint="eastAsia"/>
+          <w:rFonts w:hint="eastAsia" w:eastAsia="黑体"/>
         </w:rPr>
         <w:t xml:space="preserve">元件调整影响</w:t>
       </w:r>
@@ -1804,21 +1983,27 @@
       </w:pPr>
       <w:r>
         <w:rPr>
-          <w:rFonts w:hint="eastAsia"/>
+          <w:rFonts w:hint="eastAsia" w:eastAsia="黑体"/>
           <w:b/>
           <w:bCs/>
         </w:rPr>
         <w:t xml:space="preserve">接入的输入线数减少</w:t>
       </w:r>
       <w:r>
+        <w:rPr>
+          <w:rFonts w:eastAsia="黑体"/>
+        </w:rPr>
         <w:t xml:space="preserve"> </w:t>
       </w:r>
       <w:r>
+        <w:rPr>
+          <w:rFonts w:eastAsia="黑体"/>
+        </w:rPr>
         <w:t xml:space="preserve">→ </w:t>
       </w:r>
       <w:r>
         <w:rPr>
-          <w:rFonts w:hint="eastAsia"/>
+          <w:rFonts w:hint="eastAsia" w:eastAsia="黑体"/>
         </w:rPr>
         <w:t xml:space="preserve">未用输入应接无效电平，否则会被误判为高优先级有效。</w:t>
       </w:r>
@@ -1833,21 +2018,27 @@
       </w:pPr>
       <w:r>
         <w:rPr>
-          <w:rFonts w:hint="eastAsia"/>
+          <w:rFonts w:hint="eastAsia" w:eastAsia="黑体"/>
           <w:b/>
           <w:bCs/>
         </w:rPr>
         <w:t xml:space="preserve">优先级方向选反</w:t>
       </w:r>
       <w:r>
+        <w:rPr>
+          <w:rFonts w:eastAsia="黑体"/>
+        </w:rPr>
         <w:t xml:space="preserve"> </w:t>
       </w:r>
       <w:r>
+        <w:rPr>
+          <w:rFonts w:eastAsia="黑体"/>
+        </w:rPr>
         <w:t xml:space="preserve">→ </w:t>
       </w:r>
       <w:r>
         <w:rPr>
-          <w:rFonts w:hint="eastAsia"/>
+          <w:rFonts w:hint="eastAsia" w:eastAsia="黑体"/>
         </w:rPr>
         <w:t xml:space="preserve">输出编码对应关系整体反转，需按真值表核对。</w:t>
       </w:r>
@@ -1862,21 +2053,27 @@
       </w:pPr>
       <w:r>
         <w:rPr>
-          <w:rFonts w:hint="eastAsia"/>
+          <w:rFonts w:hint="eastAsia" w:eastAsia="黑体"/>
           <w:b/>
           <w:bCs/>
         </w:rPr>
         <w:t xml:space="preserve">同时多路请求</w:t>
       </w:r>
       <w:r>
+        <w:rPr>
+          <w:rFonts w:eastAsia="黑体"/>
+        </w:rPr>
         <w:t xml:space="preserve"> </w:t>
       </w:r>
       <w:r>
+        <w:rPr>
+          <w:rFonts w:eastAsia="黑体"/>
+        </w:rPr>
         <w:t xml:space="preserve">→ </w:t>
       </w:r>
       <w:r>
         <w:rPr>
-          <w:rFonts w:hint="eastAsia"/>
+          <w:rFonts w:hint="eastAsia" w:eastAsia="黑体"/>
         </w:rPr>
         <w:t xml:space="preserve">输出由最高优先级唯一决定，低优先级请求被忽略。</w:t>
       </w:r>
@@ -1891,21 +2088,27 @@
       </w:pPr>
       <w:r>
         <w:rPr>
-          <w:rFonts w:hint="eastAsia"/>
+          <w:rFonts w:hint="eastAsia" w:eastAsia="黑体"/>
           <w:b/>
           <w:bCs/>
         </w:rPr>
         <w:t xml:space="preserve">加入使能端</w:t>
       </w:r>
       <w:r>
+        <w:rPr>
+          <w:rFonts w:eastAsia="黑体"/>
+        </w:rPr>
         <w:t xml:space="preserve"> </w:t>
       </w:r>
       <w:r>
+        <w:rPr>
+          <w:rFonts w:eastAsia="黑体"/>
+        </w:rPr>
         <w:t xml:space="preserve">→ </w:t>
       </w:r>
       <w:r>
         <w:rPr>
-          <w:rFonts w:hint="eastAsia"/>
+          <w:rFonts w:hint="eastAsia" w:eastAsia="黑体"/>
         </w:rPr>
         <w:t xml:space="preserve">可实现多片级联，扩展输入路数的同时保持编码唯一。</w:t>
       </w:r>
@@ -1918,7 +2121,7 @@
       </w:pPr>
       <w:r>
         <w:rPr>
-          <w:rFonts w:hint="eastAsia"/>
+          <w:rFonts w:hint="eastAsia" w:eastAsia="黑体"/>
         </w:rPr>
         <w:t xml:space="preserve">典型参数示例</w:t>
       </w:r>
@@ -1932,15 +2135,21 @@
         </w:numPr>
       </w:pPr>
       <w:r>
+        <w:rPr>
+          <w:rFonts w:eastAsia="黑体"/>
+        </w:rPr>
         <w:t xml:space="preserve">8-3 </w:t>
       </w:r>
       <w:r>
         <w:rPr>
-          <w:rFonts w:hint="eastAsia"/>
+          <w:rFonts w:hint="eastAsia" w:eastAsia="黑体"/>
         </w:rPr>
         <w:t xml:space="preserve">线优先编码器（74LS148）：输入</w:t>
       </w:r>
       <w:r>
+        <w:rPr>
+          <w:rFonts w:eastAsia="黑体"/>
+        </w:rPr>
         <w:t xml:space="preserve"> </w:t>
       </w:r>
       <m:oMath>
@@ -1998,11 +2207,14 @@
       </m:oMath>
       <w:r>
         <w:rPr>
-          <w:rFonts w:hint="eastAsia"/>
+          <w:rFonts w:hint="eastAsia" w:eastAsia="黑体"/>
         </w:rPr>
         <w:t xml:space="preserve">（即</w:t>
       </w:r>
       <w:r>
+        <w:rPr>
+          <w:rFonts w:eastAsia="黑体"/>
+        </w:rPr>
         <w:t xml:space="preserve"> </w:t>
       </w:r>
       <m:oMath>
@@ -2048,11 +2260,14 @@
       </m:oMath>
       <w:r>
         <w:rPr>
-          <w:rFonts w:hint="eastAsia"/>
+          <w:rFonts w:hint="eastAsia" w:eastAsia="黑体"/>
         </w:rPr>
         <w:t xml:space="preserve">）时，因</w:t>
       </w:r>
       <w:r>
+        <w:rPr>
+          <w:rFonts w:eastAsia="黑体"/>
+        </w:rPr>
         <w:t xml:space="preserve"> </w:t>
       </w:r>
       <m:oMath>
@@ -2070,15 +2285,21 @@
         </m:sSub>
       </m:oMath>
       <w:r>
+        <w:rPr>
+          <w:rFonts w:eastAsia="黑体"/>
+        </w:rPr>
         <w:t xml:space="preserve"> </w:t>
       </w:r>
       <w:r>
         <w:rPr>
-          <w:rFonts w:hint="eastAsia"/>
+          <w:rFonts w:hint="eastAsia" w:eastAsia="黑体"/>
         </w:rPr>
         <w:t xml:space="preserve">优先级高于</w:t>
       </w:r>
       <w:r>
+        <w:rPr>
+          <w:rFonts w:eastAsia="黑体"/>
+        </w:rPr>
         <w:t xml:space="preserve"> </w:t>
       </w:r>
       <m:oMath>
@@ -2097,25 +2318,31 @@
       </m:oMath>
       <w:r>
         <w:rPr>
-          <w:rFonts w:hint="eastAsia"/>
+          <w:rFonts w:hint="eastAsia" w:eastAsia="黑体"/>
         </w:rPr>
         <w:t xml:space="preserve">，输出编码为</w:t>
       </w:r>
       <w:r>
+        <w:rPr>
+          <w:rFonts w:eastAsia="黑体"/>
+        </w:rPr>
         <w:t xml:space="preserve"> </w:t>
       </w:r>
       <w:r>
         <w:rPr>
-          <w:rFonts w:hint="eastAsia"/>
+          <w:rFonts w:hint="eastAsia" w:eastAsia="黑体"/>
         </w:rPr>
         <w:t xml:space="preserve">3（二进制</w:t>
       </w:r>
       <w:r>
+        <w:rPr>
+          <w:rFonts w:eastAsia="黑体"/>
+        </w:rPr>
         <w:t xml:space="preserve"> </w:t>
       </w:r>
       <w:r>
         <w:rPr>
-          <w:rFonts w:hint="eastAsia"/>
+          <w:rFonts w:hint="eastAsia" w:eastAsia="黑体"/>
         </w:rPr>
         <w:t xml:space="preserve">011）。</w:t>
       </w:r>
@@ -2129,11 +2356,14 @@
         </w:numPr>
       </w:pPr>
       <w:r>
+        <w:rPr>
+          <w:rFonts w:eastAsia="黑体"/>
+        </w:rPr>
         <w:t xml:space="preserve">4-2 </w:t>
       </w:r>
       <w:r>
         <w:rPr>
-          <w:rFonts w:hint="eastAsia"/>
+          <w:rFonts w:hint="eastAsia" w:eastAsia="黑体"/>
         </w:rPr>
         <w:t xml:space="preserve">线例：</w:t>
       </w:r>
@@ -2243,11 +2473,14 @@
       </m:oMath>
       <w:r>
         <w:rPr>
-          <w:rFonts w:hint="eastAsia"/>
+          <w:rFonts w:hint="eastAsia" w:eastAsia="黑体"/>
         </w:rPr>
         <w:t xml:space="preserve">，最高优先级有效输入为</w:t>
       </w:r>
       <w:r>
+        <w:rPr>
+          <w:rFonts w:eastAsia="黑体"/>
+        </w:rPr>
         <w:t xml:space="preserve"> </w:t>
       </w:r>
       <m:oMath>
@@ -2266,11 +2499,14 @@
       </m:oMath>
       <w:r>
         <w:rPr>
-          <w:rFonts w:hint="eastAsia"/>
+          <w:rFonts w:hint="eastAsia" w:eastAsia="黑体"/>
         </w:rPr>
         <w:t xml:space="preserve">，输出</w:t>
       </w:r>
       <w:r>
+        <w:rPr>
+          <w:rFonts w:eastAsia="黑体"/>
+        </w:rPr>
         <w:t xml:space="preserve"> </w:t>
       </w:r>
       <m:oMath>
@@ -2309,6 +2545,9 @@
         </m:r>
       </m:oMath>
       <w:r>
+        <w:rPr>
+          <w:rFonts w:eastAsia="黑体"/>
+        </w:rPr>
         <w:t xml:space="preserve">。</w:t>
       </w:r>
     </w:p>
@@ -2320,7 +2559,7 @@
       </w:pPr>
       <w:r>
         <w:rPr>
-          <w:rFonts w:hint="eastAsia"/>
+          <w:rFonts w:hint="eastAsia" w:eastAsia="黑体"/>
         </w:rPr>
         <w:t xml:space="preserve">常见器件型号</w:t>
       </w:r>
@@ -2334,20 +2573,26 @@
         </w:numPr>
       </w:pPr>
       <w:r>
+        <w:rPr>
+          <w:rFonts w:eastAsia="黑体"/>
+        </w:rPr>
         <w:t xml:space="preserve">74LS148 / </w:t>
       </w:r>
       <w:r>
         <w:rPr>
-          <w:rFonts w:hint="eastAsia"/>
+          <w:rFonts w:hint="eastAsia" w:eastAsia="黑体"/>
         </w:rPr>
         <w:t xml:space="preserve">74HC148：8-3</w:t>
       </w:r>
       <w:r>
+        <w:rPr>
+          <w:rFonts w:eastAsia="黑体"/>
+        </w:rPr>
         <w:t xml:space="preserve"> </w:t>
       </w:r>
       <w:r>
         <w:rPr>
-          <w:rFonts w:hint="eastAsia"/>
+          <w:rFonts w:hint="eastAsia" w:eastAsia="黑体"/>
         </w:rPr>
         <w:t xml:space="preserve">线优先编码器。</w:t>
       </w:r>
@@ -2362,25 +2607,31 @@
       </w:pPr>
       <w:r>
         <w:rPr>
-          <w:rFonts w:hint="eastAsia"/>
+          <w:rFonts w:hint="eastAsia" w:eastAsia="黑体"/>
         </w:rPr>
         <w:t xml:space="preserve">74LS147：10-4</w:t>
       </w:r>
       <w:r>
+        <w:rPr>
+          <w:rFonts w:eastAsia="黑体"/>
+        </w:rPr>
         <w:t xml:space="preserve"> </w:t>
       </w:r>
       <w:r>
         <w:rPr>
-          <w:rFonts w:hint="eastAsia"/>
+          <w:rFonts w:hint="eastAsia" w:eastAsia="黑体"/>
         </w:rPr>
         <w:t xml:space="preserve">线</w:t>
       </w:r>
       <w:r>
+        <w:rPr>
+          <w:rFonts w:eastAsia="黑体"/>
+        </w:rPr>
         <w:t xml:space="preserve"> BCD </w:t>
       </w:r>
       <w:r>
         <w:rPr>
-          <w:rFonts w:hint="eastAsia"/>
+          <w:rFonts w:hint="eastAsia" w:eastAsia="黑体"/>
         </w:rPr>
         <w:t xml:space="preserve">优先编码器。</w:t>
       </w:r>
@@ -2395,16 +2646,19 @@
       </w:pPr>
       <w:r>
         <w:rPr>
-          <w:rFonts w:hint="eastAsia"/>
+          <w:rFonts w:hint="eastAsia" w:eastAsia="黑体"/>
         </w:rPr>
         <w:t xml:space="preserve">74HC4532：8-3</w:t>
       </w:r>
       <w:r>
+        <w:rPr>
+          <w:rFonts w:eastAsia="黑体"/>
+        </w:rPr>
         <w:t xml:space="preserve"> </w:t>
       </w:r>
       <w:r>
         <w:rPr>
-          <w:rFonts w:hint="eastAsia"/>
+          <w:rFonts w:hint="eastAsia" w:eastAsia="黑体"/>
         </w:rPr>
         <w:t xml:space="preserve">线优先编码器（带有效输出）。</w:t>
       </w:r>
@@ -2417,7 +2671,7 @@
       </w:pPr>
       <w:r>
         <w:rPr>
-          <w:rFonts w:hint="eastAsia"/>
+          <w:rFonts w:hint="eastAsia" w:eastAsia="黑体"/>
         </w:rPr>
         <w:t xml:space="preserve">注意事项</w:t>
       </w:r>
@@ -2432,16 +2686,19 @@
       </w:pPr>
       <w:r>
         <w:rPr>
-          <w:rFonts w:hint="eastAsia"/>
+          <w:rFonts w:hint="eastAsia" w:eastAsia="黑体"/>
         </w:rPr>
         <w:t xml:space="preserve">输入注意有效极性（74LS148</w:t>
       </w:r>
       <w:r>
+        <w:rPr>
+          <w:rFonts w:eastAsia="黑体"/>
+        </w:rPr>
         <w:t xml:space="preserve"> </w:t>
       </w:r>
       <w:r>
         <w:rPr>
-          <w:rFonts w:hint="eastAsia"/>
+          <w:rFonts w:hint="eastAsia" w:eastAsia="黑体"/>
         </w:rPr>
         <w:t xml:space="preserve">为低有效），极性搞反会得到错误编码。</w:t>
       </w:r>
@@ -2456,7 +2713,7 @@
       </w:pPr>
       <w:r>
         <w:rPr>
-          <w:rFonts w:hint="eastAsia"/>
+          <w:rFonts w:hint="eastAsia" w:eastAsia="黑体"/>
         </w:rPr>
         <w:t xml:space="preserve">未使用的输入必须接无效电平，禁止悬空。</w:t>
       </w:r>
@@ -2471,25 +2728,31 @@
       </w:pPr>
       <w:r>
         <w:rPr>
-          <w:rFonts w:hint="eastAsia"/>
+          <w:rFonts w:hint="eastAsia" w:eastAsia="黑体"/>
         </w:rPr>
         <w:t xml:space="preserve">多片级联时关注</w:t>
       </w:r>
       <w:r>
+        <w:rPr>
+          <w:rFonts w:eastAsia="黑体"/>
+        </w:rPr>
         <w:t xml:space="preserve"> </w:t>
       </w:r>
       <w:r>
         <w:rPr>
-          <w:rFonts w:hint="eastAsia"/>
+          <w:rFonts w:hint="eastAsia" w:eastAsia="黑体"/>
         </w:rPr>
         <w:t xml:space="preserve">GS（组选择）与</w:t>
       </w:r>
       <w:r>
+        <w:rPr>
+          <w:rFonts w:eastAsia="黑体"/>
+        </w:rPr>
         <w:t xml:space="preserve"> </w:t>
       </w:r>
       <w:r>
         <w:rPr>
-          <w:rFonts w:hint="eastAsia"/>
+          <w:rFonts w:hint="eastAsia" w:eastAsia="黑体"/>
         </w:rPr>
         <w:t xml:space="preserve">EO（使能出）信号的正确传递。</w:t>
       </w:r>
@@ -2502,7 +2765,7 @@
       </w:pPr>
       <w:r>
         <w:rPr>
-          <w:rFonts w:hint="eastAsia"/>
+          <w:rFonts w:hint="eastAsia" w:eastAsia="黑体"/>
         </w:rPr>
         <w:t xml:space="preserve">参考资料</w:t>
       </w:r>
@@ -2517,7 +2780,7 @@
       </w:pPr>
       <w:r>
         <w:rPr>
-          <w:rFonts w:hint="eastAsia"/>
+          <w:rFonts w:hint="eastAsia" w:eastAsia="黑体"/>
         </w:rPr>
         <w:t xml:space="preserve">《数字电子技术基础》（阎石）。</w:t>
       </w:r>
@@ -2531,6 +2794,9 @@
         </w:numPr>
       </w:pPr>
       <w:r>
+        <w:rPr>
+          <w:rFonts w:eastAsia="黑体"/>
+        </w:rPr>
         <w:t xml:space="preserve">Wikipedia: Priority encoder。</w:t>
       </w:r>
     </w:p>
@@ -2543,11 +2809,14 @@
         </w:numPr>
       </w:pPr>
       <w:r>
+        <w:rPr>
+          <w:rFonts w:eastAsia="黑体"/>
+        </w:rPr>
         <w:t xml:space="preserve">TI 74LS148 </w:t>
       </w:r>
       <w:r>
         <w:rPr>
-          <w:rFonts w:hint="eastAsia"/>
+          <w:rFonts w:hint="eastAsia" w:eastAsia="黑体"/>
         </w:rPr>
         <w:t xml:space="preserve">数据手册。</w:t>
       </w:r>
@@ -2561,11 +2830,11 @@
       </w:pPr>
       <w:r>
         <w:rPr>
-          <w:rFonts w:ascii="Times New Roman" w:hAnsi="Times New Roman"/>
+          <w:rFonts w:ascii="Times New Roman" w:hAnsi="Times New Roman" w:eastAsia="黑体"/>
           <w:color w:val="555555"/>
           <w:sz w:val="21"/>
         </w:rPr>
-        <w:t>材料收集者：杜文杰</w:t>
+        <w:t>材料收集者：杜文杰，WX手机：19519196569，QQ:3478827729</w:t>
       </w:r>
     </w:p>
     <w:sectPr>
@@ -2585,7 +2854,7 @@
 </file>
 
 <file path=word/footer1.xml><?xml version="1.0" encoding="utf-8"?>
-<w:ftr xmlns:m="http://schemas.openxmlformats.org/officeDocument/2006/math" xmlns:mc="http://schemas.openxmlformats.org/markup-compatibility/2006" xmlns:mo="http://schemas.microsoft.com/office/mac/office/2008/main" xmlns:mv="urn:schemas-microsoft-com:mac:vml" xmlns:o="urn:schemas-microsoft-com:office:office" xmlns:r="http://schemas.openxmlformats.org/officeDocument/2006/relationships" xmlns:v="urn:schemas-microsoft-com:vml" xmlns:w10="urn:schemas-microsoft-com:office:word" xmlns:w14="http://schemas.microsoft.com/office/word/2010/wordml" xmlns:w="http://schemas.openxmlformats.org/wordprocessingml/2006/main" xmlns:wne="http://schemas.microsoft.com/office/word/2006/wordml" xmlns:wp14="http://schemas.microsoft.com/office/word/2010/wordprocessingDrawing" xmlns:wp="http://schemas.openxmlformats.org/drawingml/2006/wordprocessingDrawing" xmlns:wpc="http://schemas.microsoft.com/office/word/2010/wordprocessingCanvas" xmlns:wpg="http://schemas.microsoft.com/office/word/2010/wordprocessingGroup" xmlns:wpi="http://schemas.microsoft.com/office/word/2010/wordprocessingInk" xmlns:wps="http://schemas.microsoft.com/office/word/2010/wordprocessingShape" mc:Ignorable="w14 wp14">
+<w:ftr xmlns:mc="http://schemas.openxmlformats.org/markup-compatibility/2006" xmlns:w="http://schemas.openxmlformats.org/wordprocessingml/2006/main" xmlns:m="http://schemas.openxmlformats.org/officeDocument/2006/math" xmlns:mo="http://schemas.microsoft.com/office/mac/office/2008/main" xmlns:mv="urn:schemas-microsoft-com:mac:vml" xmlns:o="urn:schemas-microsoft-com:office:office" xmlns:r="http://schemas.openxmlformats.org/officeDocument/2006/relationships" xmlns:v="urn:schemas-microsoft-com:vml" xmlns:w10="urn:schemas-microsoft-com:office:word" xmlns:w14="http://schemas.microsoft.com/office/word/2010/wordml" xmlns:wne="http://schemas.microsoft.com/office/word/2006/wordml" xmlns:wp14="http://schemas.microsoft.com/office/word/2010/wordprocessingDrawing" xmlns:wp="http://schemas.openxmlformats.org/drawingml/2006/wordprocessingDrawing" xmlns:wpc="http://schemas.microsoft.com/office/word/2010/wordprocessingCanvas" xmlns:wpg="http://schemas.microsoft.com/office/word/2010/wordprocessingGroup" xmlns:wpi="http://schemas.microsoft.com/office/word/2010/wordprocessingInk" xmlns:wps="http://schemas.microsoft.com/office/word/2010/wordprocessingShape" mc:Ignorable="w14 wp14">
   <w:p>
     <w:pPr>
       <w:pStyle w:val="Footer"/>
@@ -2593,12 +2862,14 @@
     </w:pPr>
     <w:r>
       <w:rPr>
+        <w:rFonts w:eastAsia="黑体"/>
         <w:sz w:val="18"/>
       </w:rPr>
       <w:t xml:space="preserve">第 </w:t>
     </w:r>
     <w:r>
       <w:rPr>
+        <w:rFonts w:eastAsia="黑体"/>
         <w:sz w:val="18"/>
       </w:rPr>
       <w:fldChar w:fldCharType="begin"/>
@@ -2607,6 +2878,7 @@
     </w:r>
     <w:r>
       <w:rPr>
+        <w:rFonts w:eastAsia="黑体"/>
         <w:sz w:val="18"/>
       </w:rPr>
       <w:t xml:space="preserve"> 页</w:t>
@@ -2620,6 +2892,9 @@
   <w:footnote w:type="continuationSeparator" w:id="0">
     <w:p>
       <w:r>
+        <w:rPr>
+          <w:rFonts w:eastAsia="黑体"/>
+        </w:rPr>
         <w:continuationSeparator/>
       </w:r>
     </w:p>
@@ -2627,6 +2902,9 @@
   <w:footnote w:type="separator" w:id="-1">
     <w:p>
       <w:r>
+        <w:rPr>
+          <w:rFonts w:eastAsia="黑体"/>
+        </w:rPr>
         <w:separator/>
       </w:r>
     </w:p>
@@ -2635,7 +2913,7 @@
 </file>
 
 <file path=word/header1.xml><?xml version="1.0" encoding="utf-8"?>
-<w:hdr xmlns:m="http://schemas.openxmlformats.org/officeDocument/2006/math" xmlns:mc="http://schemas.openxmlformats.org/markup-compatibility/2006" xmlns:mo="http://schemas.microsoft.com/office/mac/office/2008/main" xmlns:mv="urn:schemas-microsoft-com:mac:vml" xmlns:o="urn:schemas-microsoft-com:office:office" xmlns:r="http://schemas.openxmlformats.org/officeDocument/2006/relationships" xmlns:v="urn:schemas-microsoft-com:vml" xmlns:w10="urn:schemas-microsoft-com:office:word" xmlns:w14="http://schemas.microsoft.com/office/word/2010/wordml" xmlns:w="http://schemas.openxmlformats.org/wordprocessingml/2006/main" xmlns:wne="http://schemas.microsoft.com/office/word/2006/wordml" xmlns:wp14="http://schemas.microsoft.com/office/word/2010/wordprocessingDrawing" xmlns:wp="http://schemas.openxmlformats.org/drawingml/2006/wordprocessingDrawing" xmlns:wpc="http://schemas.microsoft.com/office/word/2010/wordprocessingCanvas" xmlns:wpg="http://schemas.microsoft.com/office/word/2010/wordprocessingGroup" xmlns:wpi="http://schemas.microsoft.com/office/word/2010/wordprocessingInk" xmlns:wps="http://schemas.microsoft.com/office/word/2010/wordprocessingShape" mc:Ignorable="w14 wp14">
+<w:hdr xmlns:mc="http://schemas.openxmlformats.org/markup-compatibility/2006" xmlns:w="http://schemas.openxmlformats.org/wordprocessingml/2006/main" xmlns:m="http://schemas.openxmlformats.org/officeDocument/2006/math" xmlns:mo="http://schemas.microsoft.com/office/mac/office/2008/main" xmlns:mv="urn:schemas-microsoft-com:mac:vml" xmlns:o="urn:schemas-microsoft-com:office:office" xmlns:r="http://schemas.openxmlformats.org/officeDocument/2006/relationships" xmlns:v="urn:schemas-microsoft-com:vml" xmlns:w10="urn:schemas-microsoft-com:office:word" xmlns:w14="http://schemas.microsoft.com/office/word/2010/wordml" xmlns:wne="http://schemas.microsoft.com/office/word/2006/wordml" xmlns:wp14="http://schemas.microsoft.com/office/word/2010/wordprocessingDrawing" xmlns:wp="http://schemas.openxmlformats.org/drawingml/2006/wordprocessingDrawing" xmlns:wpc="http://schemas.microsoft.com/office/word/2010/wordprocessingCanvas" xmlns:wpg="http://schemas.microsoft.com/office/word/2010/wordprocessingGroup" xmlns:wpi="http://schemas.microsoft.com/office/word/2010/wordprocessingInk" xmlns:wps="http://schemas.microsoft.com/office/word/2010/wordprocessingShape" mc:Ignorable="w14 wp14">
   <w:p>
     <w:pPr>
       <w:pStyle w:val="Header"/>
@@ -2643,7 +2921,7 @@
     </w:pPr>
     <w:r>
       <w:rPr>
-        <w:rFonts w:ascii="Times New Roman" w:hAnsi="Times New Roman"/>
+        <w:rFonts w:ascii="Times New Roman" w:hAnsi="Times New Roman" w:eastAsia="黑体"/>
         <w:sz w:val="18"/>
         <w:rFonts w:eastAsia="黑体"/>
         <w:rFonts w:eastAsia="黑体"/>
@@ -2655,7 +2933,7 @@
 </file>
 
 <file path=word/numbering.xml><?xml version="1.0" encoding="utf-8"?>
-<w:numbering xmlns:m="http://schemas.openxmlformats.org/officeDocument/2006/math" xmlns:mc="http://schemas.openxmlformats.org/markup-compatibility/2006" xmlns:mo="http://schemas.microsoft.com/office/mac/office/2008/main" xmlns:mv="urn:schemas-microsoft-com:mac:vml" xmlns:o="urn:schemas-microsoft-com:office:office" xmlns:r="http://schemas.openxmlformats.org/officeDocument/2006/relationships" xmlns:v="urn:schemas-microsoft-com:vml" xmlns:w="http://schemas.openxmlformats.org/wordprocessingml/2006/main" xmlns:w10="urn:schemas-microsoft-com:office:word" xmlns:w14="http://schemas.microsoft.com/office/word/2010/wordml" xmlns:wne="http://schemas.microsoft.com/office/word/2006/wordml" xmlns:wp="http://schemas.openxmlformats.org/drawingml/2006/wordprocessingDrawing" xmlns:wp14="http://schemas.microsoft.com/office/word/2010/wordprocessingDrawing" xmlns:wpc="http://schemas.microsoft.com/office/word/2010/wordprocessingCanvas" xmlns:wpg="http://schemas.microsoft.com/office/word/2010/wordprocessingGroup" xmlns:wpi="http://schemas.microsoft.com/office/word/2010/wordprocessingInk" xmlns:wps="http://schemas.microsoft.com/office/word/2010/wordprocessingShape" mc:Ignorable="w14 wp14">
+<w:numbering xmlns:mc="http://schemas.openxmlformats.org/markup-compatibility/2006" xmlns:w="http://schemas.openxmlformats.org/wordprocessingml/2006/main" xmlns:m="http://schemas.openxmlformats.org/officeDocument/2006/math" xmlns:mo="http://schemas.microsoft.com/office/mac/office/2008/main" xmlns:mv="urn:schemas-microsoft-com:mac:vml" xmlns:o="urn:schemas-microsoft-com:office:office" xmlns:r="http://schemas.openxmlformats.org/officeDocument/2006/relationships" xmlns:v="urn:schemas-microsoft-com:vml" xmlns:w10="urn:schemas-microsoft-com:office:word" xmlns:w14="http://schemas.microsoft.com/office/word/2010/wordml" xmlns:wne="http://schemas.microsoft.com/office/word/2006/wordml" xmlns:wp="http://schemas.openxmlformats.org/drawingml/2006/wordprocessingDrawing" xmlns:wp14="http://schemas.microsoft.com/office/word/2010/wordprocessingDrawing" xmlns:wpc="http://schemas.microsoft.com/office/word/2010/wordprocessingCanvas" xmlns:wpg="http://schemas.microsoft.com/office/word/2010/wordprocessingGroup" xmlns:wpi="http://schemas.microsoft.com/office/word/2010/wordprocessingInk" xmlns:wps="http://schemas.microsoft.com/office/word/2010/wordprocessingShape" mc:Ignorable="w14 wp14">
   <w:abstractNum w:abstractNumId="0">
     <w:nsid w:val="FFFFFF7C"/>
     <w:multiLevelType w:val="singleLevel"/>
@@ -2742,7 +3020,7 @@
         <w:ind w:hanging="360" w:left="1440"/>
       </w:pPr>
       <w:rPr>
-        <w:rFonts w:ascii="Symbol" w:hAnsi="Symbol" w:hint="default"/>
+        <w:rFonts w:ascii="Symbol" w:hAnsi="Symbol" w:hint="default" w:eastAsia="黑体"/>
       </w:rPr>
     </w:lvl>
   </w:abstractNum>
@@ -2763,7 +3041,7 @@
         <w:ind w:hanging="360" w:left="1080"/>
       </w:pPr>
       <w:rPr>
-        <w:rFonts w:ascii="Symbol" w:hAnsi="Symbol" w:hint="default"/>
+        <w:rFonts w:ascii="Symbol" w:hAnsi="Symbol" w:hint="default" w:eastAsia="黑体"/>
       </w:rPr>
     </w:lvl>
   </w:abstractNum>
@@ -2784,7 +3062,7 @@
         <w:ind w:hanging="360" w:left="720"/>
       </w:pPr>
       <w:rPr>
-        <w:rFonts w:ascii="Symbol" w:hAnsi="Symbol" w:hint="default"/>
+        <w:rFonts w:ascii="Symbol" w:hAnsi="Symbol" w:hint="default" w:eastAsia="黑体"/>
       </w:rPr>
     </w:lvl>
   </w:abstractNum>
@@ -2823,7 +3101,7 @@
         <w:ind w:hanging="360" w:left="360"/>
       </w:pPr>
       <w:rPr>
-        <w:rFonts w:ascii="Symbol" w:hAnsi="Symbol" w:hint="default"/>
+        <w:rFonts w:ascii="Symbol" w:hAnsi="Symbol" w:hint="default" w:eastAsia="黑体"/>
       </w:rPr>
     </w:lvl>
   </w:abstractNum>
@@ -2914,7 +3192,7 @@
         <w:ind w:left="720" w:hanging="360"/>
       </w:pPr>
       <w:rPr>
-        <w:rFonts w:ascii="Symbol" w:hAnsi="Symbol" w:cs="Symbol" w:hint="default"/>
+        <w:rFonts w:ascii="Symbol" w:hAnsi="Symbol" w:cs="Symbol" w:hint="default" w:eastAsia="黑体"/>
       </w:rPr>
     </w:lvl>
     <w:lvl w:ilvl="1">
@@ -2925,7 +3203,7 @@
         <w:ind w:left="1440" w:hanging="360"/>
       </w:pPr>
       <w:rPr>
-        <w:rFonts w:ascii="Courier New" w:hAnsi="Courier New" w:cs="Courier New" w:hint="default"/>
+        <w:rFonts w:ascii="Courier New" w:hAnsi="Courier New" w:cs="Courier New" w:hint="default" w:eastAsia="黑体"/>
       </w:rPr>
     </w:lvl>
     <w:lvl w:ilvl="2">
@@ -2936,7 +3214,7 @@
         <w:ind w:left="2160" w:hanging="360"/>
       </w:pPr>
       <w:rPr>
-        <w:rFonts w:ascii="Wingdings" w:hAnsi="Wingdings" w:cs="Wingdings" w:hint="default"/>
+        <w:rFonts w:ascii="Wingdings" w:hAnsi="Wingdings" w:cs="Wingdings" w:hint="default" w:eastAsia="黑体"/>
       </w:rPr>
     </w:lvl>
     <w:lvl w:ilvl="3">
@@ -2947,7 +3225,7 @@
         <w:ind w:left="2880" w:hanging="360"/>
       </w:pPr>
       <w:rPr>
-        <w:rFonts w:ascii="Symbol" w:hAnsi="Symbol" w:cs="Symbol" w:hint="default"/>
+        <w:rFonts w:ascii="Symbol" w:hAnsi="Symbol" w:cs="Symbol" w:hint="default" w:eastAsia="黑体"/>
       </w:rPr>
     </w:lvl>
     <w:lvl w:ilvl="4">
@@ -2958,7 +3236,7 @@
         <w:ind w:left="3600" w:hanging="360"/>
       </w:pPr>
       <w:rPr>
-        <w:rFonts w:ascii="Courier New" w:hAnsi="Courier New" w:cs="Courier New" w:hint="default"/>
+        <w:rFonts w:ascii="Courier New" w:hAnsi="Courier New" w:cs="Courier New" w:hint="default" w:eastAsia="黑体"/>
       </w:rPr>
     </w:lvl>
     <w:lvl w:ilvl="5">
@@ -2969,7 +3247,7 @@
         <w:ind w:left="4320" w:hanging="360"/>
       </w:pPr>
       <w:rPr>
-        <w:rFonts w:ascii="Wingdings" w:hAnsi="Wingdings" w:cs="Wingdings" w:hint="default"/>
+        <w:rFonts w:ascii="Wingdings" w:hAnsi="Wingdings" w:cs="Wingdings" w:hint="default" w:eastAsia="黑体"/>
       </w:rPr>
     </w:lvl>
     <w:lvl w:ilvl="6">
@@ -2980,7 +3258,7 @@
         <w:ind w:left="5040" w:hanging="360"/>
       </w:pPr>
       <w:rPr>
-        <w:rFonts w:ascii="Symbol" w:hAnsi="Symbol" w:cs="Symbol" w:hint="default"/>
+        <w:rFonts w:ascii="Symbol" w:hAnsi="Symbol" w:cs="Symbol" w:hint="default" w:eastAsia="黑体"/>
       </w:rPr>
     </w:lvl>
     <w:lvl w:ilvl="7">
@@ -2991,7 +3269,7 @@
         <w:ind w:left="5760" w:hanging="360"/>
       </w:pPr>
       <w:rPr>
-        <w:rFonts w:ascii="Courier New" w:hAnsi="Courier New" w:cs="Courier New" w:hint="default"/>
+        <w:rFonts w:ascii="Courier New" w:hAnsi="Courier New" w:cs="Courier New" w:hint="default" w:eastAsia="黑体"/>
       </w:rPr>
     </w:lvl>
     <w:lvl w:ilvl="8">
@@ -3002,7 +3280,7 @@
         <w:ind w:left="6480" w:hanging="360"/>
       </w:pPr>
       <w:rPr>
-        <w:rFonts w:ascii="Wingdings" w:hAnsi="Wingdings" w:cs="Wingdings" w:hint="default"/>
+        <w:rFonts w:ascii="Wingdings" w:hAnsi="Wingdings" w:cs="Wingdings" w:hint="default" w:eastAsia="黑体"/>
       </w:rPr>
     </w:lvl>
   </w:abstractNum>
@@ -3058,11 +3336,11 @@
 </file>
 
 <file path=word/styles.xml><?xml version="1.0" encoding="utf-8"?>
-<w:styles xmlns:mc="http://schemas.openxmlformats.org/markup-compatibility/2006" xmlns:r="http://schemas.openxmlformats.org/officeDocument/2006/relationships" xmlns:w="http://schemas.openxmlformats.org/wordprocessingml/2006/main" xmlns:w14="http://schemas.microsoft.com/office/word/2010/wordml" mc:Ignorable="w14">
+<w:styles xmlns:mc="http://schemas.openxmlformats.org/markup-compatibility/2006" xmlns:w="http://schemas.openxmlformats.org/wordprocessingml/2006/main" xmlns:r="http://schemas.openxmlformats.org/officeDocument/2006/relationships" xmlns:w14="http://schemas.microsoft.com/office/word/2010/wordml" mc:Ignorable="w14">
   <w:docDefaults>
     <w:rPrDefault>
       <w:rPr>
-        <w:rFonts w:asciiTheme="minorHAnsi" w:cstheme="minorBidi" w:eastAsiaTheme="minorEastAsia" w:hAnsiTheme="minorHAnsi"/>
+        <w:rFonts w:asciiTheme="minorHAnsi" w:cstheme="minorBidi" w:hAnsiTheme="minorHAnsi" w:eastAsia="黑体"/>
         <w:sz w:val="22"/>
         <w:szCs w:val="22"/>
         <w:lang w:bidi="ar-SA" w:eastAsia="en-US" w:val="en-US"/>
@@ -3284,7 +3562,7 @@
       <w:outlineLvl w:val="0"/>
     </w:pPr>
     <w:rPr>
-      <w:rFonts w:ascii="Times New Roman" w:asciiTheme="majorHAnsi" w:cstheme="majorBidi" w:eastAsia="黑体" w:eastAsiaTheme="majorEastAsia" w:hAnsi="Times New Roman" w:hAnsiTheme="majorHAnsi"/>
+      <w:rFonts w:ascii="Times New Roman" w:asciiTheme="majorHAnsi" w:cstheme="majorBidi" w:eastAsia="黑体" w:hAnsi="Times New Roman" w:hAnsiTheme="majorHAnsi"/>
       <w:b/>
       <w:bCs/>
       <w:color w:val="1F3864"/>
@@ -3308,7 +3586,7 @@
       <w:outlineLvl w:val="1"/>
     </w:pPr>
     <w:rPr>
-      <w:rFonts w:ascii="Times New Roman" w:asciiTheme="majorHAnsi" w:cstheme="majorBidi" w:eastAsia="黑体" w:eastAsiaTheme="majorEastAsia" w:hAnsi="Times New Roman" w:hAnsiTheme="majorHAnsi"/>
+      <w:rFonts w:ascii="Times New Roman" w:asciiTheme="majorHAnsi" w:cstheme="majorBidi" w:eastAsia="黑体" w:hAnsi="Times New Roman" w:hAnsiTheme="majorHAnsi"/>
       <w:b/>
       <w:bCs/>
       <w:color w:val="2E4E7E"/>
@@ -3332,7 +3610,7 @@
       <w:outlineLvl w:val="2"/>
     </w:pPr>
     <w:rPr>
-      <w:rFonts w:ascii="Times New Roman" w:asciiTheme="majorHAnsi" w:cstheme="majorBidi" w:eastAsia="黑体" w:eastAsiaTheme="majorEastAsia" w:hAnsi="Times New Roman" w:hAnsiTheme="majorHAnsi"/>
+      <w:rFonts w:ascii="Times New Roman" w:asciiTheme="majorHAnsi" w:cstheme="majorBidi" w:eastAsia="黑体" w:hAnsi="Times New Roman" w:hAnsiTheme="majorHAnsi"/>
       <w:b/>
       <w:bCs/>
       <w:color w:val="2E4E7E"/>
@@ -3356,7 +3634,7 @@
       <w:outlineLvl w:val="3"/>
     </w:pPr>
     <w:rPr>
-      <w:rFonts w:ascii="Times New Roman" w:asciiTheme="majorHAnsi" w:cstheme="majorBidi" w:eastAsia="黑体" w:eastAsiaTheme="majorEastAsia" w:hAnsi="Times New Roman" w:hAnsiTheme="majorHAnsi"/>
+      <w:rFonts w:ascii="Times New Roman" w:asciiTheme="majorHAnsi" w:cstheme="majorBidi" w:eastAsia="黑体" w:hAnsi="Times New Roman" w:hAnsiTheme="majorHAnsi"/>
       <w:b/>
       <w:bCs/>
       <w:i/>
@@ -3382,7 +3660,7 @@
       <w:outlineLvl w:val="4"/>
     </w:pPr>
     <w:rPr>
-      <w:rFonts w:ascii="Times New Roman" w:asciiTheme="majorHAnsi" w:cstheme="majorBidi" w:eastAsia="黑体" w:eastAsiaTheme="majorEastAsia" w:hAnsi="Times New Roman" w:hAnsiTheme="majorHAnsi"/>
+      <w:rFonts w:ascii="Times New Roman" w:asciiTheme="majorHAnsi" w:cstheme="majorBidi" w:eastAsia="黑体" w:hAnsi="Times New Roman" w:hAnsiTheme="majorHAnsi"/>
       <w:b/>
       <w:color w:val="333333"/>
       <w:sz w:val="22"/>
@@ -3405,7 +3683,7 @@
       <w:outlineLvl w:val="5"/>
     </w:pPr>
     <w:rPr>
-      <w:rFonts w:asciiTheme="majorHAnsi" w:cstheme="majorBidi" w:eastAsiaTheme="majorEastAsia" w:hAnsiTheme="majorHAnsi"/>
+      <w:rFonts w:asciiTheme="majorHAnsi" w:cstheme="majorBidi" w:hAnsiTheme="majorHAnsi" w:eastAsia="黑体"/>
       <w:i/>
       <w:iCs/>
       <w:color w:themeColor="accent1" w:themeShade="7F" w:val="243F60"/>
@@ -3428,7 +3706,7 @@
       <w:outlineLvl w:val="6"/>
     </w:pPr>
     <w:rPr>
-      <w:rFonts w:asciiTheme="majorHAnsi" w:cstheme="majorBidi" w:eastAsiaTheme="majorEastAsia" w:hAnsiTheme="majorHAnsi"/>
+      <w:rFonts w:asciiTheme="majorHAnsi" w:cstheme="majorBidi" w:hAnsiTheme="majorHAnsi" w:eastAsia="黑体"/>
       <w:i/>
       <w:iCs/>
       <w:color w:themeColor="text1" w:themeTint="BF" w:val="404040"/>
@@ -3451,7 +3729,7 @@
       <w:outlineLvl w:val="7"/>
     </w:pPr>
     <w:rPr>
-      <w:rFonts w:asciiTheme="majorHAnsi" w:cstheme="majorBidi" w:eastAsiaTheme="majorEastAsia" w:hAnsiTheme="majorHAnsi"/>
+      <w:rFonts w:asciiTheme="majorHAnsi" w:cstheme="majorBidi" w:hAnsiTheme="majorHAnsi" w:eastAsia="黑体"/>
       <w:color w:themeColor="accent1" w:val="4F81BD"/>
       <w:sz w:val="20"/>
       <w:szCs w:val="20"/>
@@ -3474,7 +3752,7 @@
       <w:outlineLvl w:val="8"/>
     </w:pPr>
     <w:rPr>
-      <w:rFonts w:asciiTheme="majorHAnsi" w:cstheme="majorBidi" w:eastAsiaTheme="majorEastAsia" w:hAnsiTheme="majorHAnsi"/>
+      <w:rFonts w:asciiTheme="majorHAnsi" w:cstheme="majorBidi" w:hAnsiTheme="majorHAnsi" w:eastAsia="黑体"/>
       <w:i/>
       <w:iCs/>
       <w:color w:themeColor="text1" w:themeTint="BF" w:val="404040"/>
@@ -3525,7 +3803,7 @@
     <w:uiPriority w:val="9"/>
     <w:rsid w:val="00FC693F"/>
     <w:rPr>
-      <w:rFonts w:asciiTheme="majorHAnsi" w:cstheme="majorBidi" w:eastAsiaTheme="majorEastAsia" w:hAnsiTheme="majorHAnsi"/>
+      <w:rFonts w:asciiTheme="majorHAnsi" w:cstheme="majorBidi" w:hAnsiTheme="majorHAnsi" w:eastAsia="黑体"/>
       <w:b/>
       <w:bCs/>
       <w:color w:themeColor="accent1" w:themeShade="BF" w:val="365F91"/>
@@ -3540,7 +3818,7 @@
     <w:uiPriority w:val="9"/>
     <w:rsid w:val="00FC693F"/>
     <w:rPr>
-      <w:rFonts w:asciiTheme="majorHAnsi" w:cstheme="majorBidi" w:eastAsiaTheme="majorEastAsia" w:hAnsiTheme="majorHAnsi"/>
+      <w:rFonts w:asciiTheme="majorHAnsi" w:cstheme="majorBidi" w:hAnsiTheme="majorHAnsi" w:eastAsia="黑体"/>
       <w:b/>
       <w:bCs/>
       <w:color w:themeColor="accent1" w:val="4F81BD"/>
@@ -3555,7 +3833,7 @@
     <w:uiPriority w:val="9"/>
     <w:rsid w:val="00FC693F"/>
     <w:rPr>
-      <w:rFonts w:asciiTheme="majorHAnsi" w:cstheme="majorBidi" w:eastAsiaTheme="majorEastAsia" w:hAnsiTheme="majorHAnsi"/>
+      <w:rFonts w:asciiTheme="majorHAnsi" w:cstheme="majorBidi" w:hAnsiTheme="majorHAnsi" w:eastAsia="黑体"/>
       <w:b/>
       <w:bCs/>
       <w:color w:themeColor="accent1" w:val="4F81BD"/>
@@ -3578,7 +3856,7 @@
       <w:contextualSpacing/>
     </w:pPr>
     <w:rPr>
-      <w:rFonts w:ascii="Times New Roman" w:asciiTheme="majorHAnsi" w:cstheme="majorBidi" w:eastAsia="黑体" w:eastAsiaTheme="majorEastAsia" w:hAnsi="Times New Roman" w:hAnsiTheme="majorHAnsi"/>
+      <w:rFonts w:ascii="Times New Roman" w:asciiTheme="majorHAnsi" w:cstheme="majorBidi" w:eastAsia="黑体" w:hAnsi="Times New Roman" w:hAnsiTheme="majorHAnsi"/>
       <w:b/>
       <w:color w:val="1F3864"/>
       <w:spacing w:val="5"/>
@@ -3594,7 +3872,7 @@
     <w:uiPriority w:val="10"/>
     <w:rsid w:val="00FC693F"/>
     <w:rPr>
-      <w:rFonts w:asciiTheme="majorHAnsi" w:cstheme="majorBidi" w:eastAsiaTheme="majorEastAsia" w:hAnsiTheme="majorHAnsi"/>
+      <w:rFonts w:asciiTheme="majorHAnsi" w:cstheme="majorBidi" w:hAnsiTheme="majorHAnsi" w:eastAsia="黑体"/>
       <w:color w:themeColor="text2" w:themeShade="BF" w:val="17365D"/>
       <w:spacing w:val="5"/>
       <w:kern w:val="28"/>
@@ -3616,7 +3894,7 @@
       </w:numPr>
     </w:pPr>
     <w:rPr>
-      <w:rFonts w:asciiTheme="majorHAnsi" w:cstheme="majorBidi" w:eastAsiaTheme="majorEastAsia" w:hAnsiTheme="majorHAnsi"/>
+      <w:rFonts w:asciiTheme="majorHAnsi" w:cstheme="majorBidi" w:hAnsiTheme="majorHAnsi" w:eastAsia="黑体"/>
       <w:i/>
       <w:iCs/>
       <w:color w:themeColor="accent1" w:val="4F81BD"/>
@@ -3632,7 +3910,7 @@
     <w:uiPriority w:val="11"/>
     <w:rsid w:val="00FC693F"/>
     <w:rPr>
-      <w:rFonts w:asciiTheme="majorHAnsi" w:cstheme="majorBidi" w:eastAsiaTheme="majorEastAsia" w:hAnsiTheme="majorHAnsi"/>
+      <w:rFonts w:asciiTheme="majorHAnsi" w:cstheme="majorBidi" w:hAnsiTheme="majorHAnsi" w:eastAsia="黑体"/>
       <w:i/>
       <w:iCs/>
       <w:color w:themeColor="accent1" w:val="4F81BD"/>
@@ -3699,6 +3977,7 @@
       <w:spacing w:after="120"/>
     </w:pPr>
     <w:rPr>
+      <w:rFonts w:eastAsia="黑体"/>
       <w:sz w:val="16"/>
       <w:szCs w:val="16"/>
     </w:rPr>
@@ -3710,6 +3989,7 @@
     <w:uiPriority w:val="99"/>
     <w:rsid w:val="00AA1D8D"/>
     <w:rPr>
+      <w:rFonts w:eastAsia="黑体"/>
       <w:sz w:val="16"/>
       <w:szCs w:val="16"/>
     </w:rPr>
@@ -3879,7 +4159,7 @@
       </w:tabs>
     </w:pPr>
     <w:rPr>
-      <w:rFonts w:ascii="Courier" w:hAnsi="Courier"/>
+      <w:rFonts w:ascii="Courier" w:hAnsi="Courier" w:eastAsia="黑体"/>
       <w:sz w:val="20"/>
       <w:szCs w:val="20"/>
     </w:rPr>
@@ -3891,7 +4171,7 @@
     <w:uiPriority w:val="99"/>
     <w:rsid w:val="0029639D"/>
     <w:rPr>
-      <w:rFonts w:ascii="Courier" w:hAnsi="Courier"/>
+      <w:rFonts w:ascii="Courier" w:hAnsi="Courier" w:eastAsia="黑体"/>
       <w:sz w:val="20"/>
       <w:szCs w:val="20"/>
     </w:rPr>
@@ -3927,6 +4207,7 @@
     <w:uiPriority w:val="29"/>
     <w:rsid w:val="00FC693F"/>
     <w:rPr>
+      <w:rFonts w:eastAsia="黑体"/>
       <w:i/>
       <w:iCs/>
       <w:color w:themeColor="text1" w:val="000000"/>
@@ -3940,7 +4221,7 @@
     <w:semiHidden/>
     <w:rsid w:val="00FC693F"/>
     <w:rPr>
-      <w:rFonts w:asciiTheme="majorHAnsi" w:cstheme="majorBidi" w:eastAsiaTheme="majorEastAsia" w:hAnsiTheme="majorHAnsi"/>
+      <w:rFonts w:asciiTheme="majorHAnsi" w:cstheme="majorBidi" w:hAnsiTheme="majorHAnsi" w:eastAsia="黑体"/>
       <w:b/>
       <w:bCs/>
       <w:i/>
@@ -3956,7 +4237,7 @@
     <w:semiHidden/>
     <w:rsid w:val="00FC693F"/>
     <w:rPr>
-      <w:rFonts w:asciiTheme="majorHAnsi" w:cstheme="majorBidi" w:eastAsiaTheme="majorEastAsia" w:hAnsiTheme="majorHAnsi"/>
+      <w:rFonts w:asciiTheme="majorHAnsi" w:cstheme="majorBidi" w:hAnsiTheme="majorHAnsi" w:eastAsia="黑体"/>
       <w:color w:themeColor="accent1" w:themeShade="7F" w:val="243F60"/>
     </w:rPr>
   </w:style>
@@ -3968,7 +4249,7 @@
     <w:semiHidden/>
     <w:rsid w:val="00FC693F"/>
     <w:rPr>
-      <w:rFonts w:asciiTheme="majorHAnsi" w:cstheme="majorBidi" w:eastAsiaTheme="majorEastAsia" w:hAnsiTheme="majorHAnsi"/>
+      <w:rFonts w:asciiTheme="majorHAnsi" w:cstheme="majorBidi" w:hAnsiTheme="majorHAnsi" w:eastAsia="黑体"/>
       <w:i/>
       <w:iCs/>
       <w:color w:themeColor="accent1" w:themeShade="7F" w:val="243F60"/>
@@ -3982,7 +4263,7 @@
     <w:semiHidden/>
     <w:rsid w:val="00FC693F"/>
     <w:rPr>
-      <w:rFonts w:asciiTheme="majorHAnsi" w:cstheme="majorBidi" w:eastAsiaTheme="majorEastAsia" w:hAnsiTheme="majorHAnsi"/>
+      <w:rFonts w:asciiTheme="majorHAnsi" w:cstheme="majorBidi" w:hAnsiTheme="majorHAnsi" w:eastAsia="黑体"/>
       <w:i/>
       <w:iCs/>
       <w:color w:themeColor="text1" w:themeTint="BF" w:val="404040"/>
@@ -3996,7 +4277,7 @@
     <w:semiHidden/>
     <w:rsid w:val="00FC693F"/>
     <w:rPr>
-      <w:rFonts w:asciiTheme="majorHAnsi" w:cstheme="majorBidi" w:eastAsiaTheme="majorEastAsia" w:hAnsiTheme="majorHAnsi"/>
+      <w:rFonts w:asciiTheme="majorHAnsi" w:cstheme="majorBidi" w:hAnsiTheme="majorHAnsi" w:eastAsia="黑体"/>
       <w:color w:themeColor="accent1" w:val="4F81BD"/>
       <w:sz w:val="20"/>
       <w:szCs w:val="20"/>
@@ -4010,7 +4291,7 @@
     <w:semiHidden/>
     <w:rsid w:val="00FC693F"/>
     <w:rPr>
-      <w:rFonts w:asciiTheme="majorHAnsi" w:cstheme="majorBidi" w:eastAsiaTheme="majorEastAsia" w:hAnsiTheme="majorHAnsi"/>
+      <w:rFonts w:asciiTheme="majorHAnsi" w:cstheme="majorBidi" w:hAnsiTheme="majorHAnsi" w:eastAsia="黑体"/>
       <w:i/>
       <w:iCs/>
       <w:color w:themeColor="text1" w:themeTint="BF" w:val="404040"/>
@@ -4031,6 +4312,7 @@
       <w:spacing w:line="240" w:lineRule="auto"/>
     </w:pPr>
     <w:rPr>
+      <w:rFonts w:eastAsia="黑体"/>
       <w:b/>
       <w:bCs/>
       <w:color w:themeColor="accent1" w:val="4F81BD"/>
@@ -4045,6 +4327,7 @@
     <w:qFormat/>
     <w:rsid w:val="00FC693F"/>
     <w:rPr>
+      <w:rFonts w:eastAsia="黑体"/>
       <w:b/>
       <w:bCs/>
     </w:rPr>
@@ -4056,6 +4339,7 @@
     <w:qFormat/>
     <w:rsid w:val="00FC693F"/>
     <w:rPr>
+      <w:rFonts w:eastAsia="黑体"/>
       <w:i/>
       <w:iCs/>
     </w:rPr>
@@ -4076,6 +4360,7 @@
       <w:ind w:left="936" w:right="936"/>
     </w:pPr>
     <w:rPr>
+      <w:rFonts w:eastAsia="黑体"/>
       <w:b/>
       <w:bCs/>
       <w:i/>
@@ -4090,6 +4375,7 @@
     <w:uiPriority w:val="30"/>
     <w:rsid w:val="00FC693F"/>
     <w:rPr>
+      <w:rFonts w:eastAsia="黑体"/>
       <w:b/>
       <w:bCs/>
       <w:i/>
@@ -4104,6 +4390,7 @@
     <w:qFormat/>
     <w:rsid w:val="00FC693F"/>
     <w:rPr>
+      <w:rFonts w:eastAsia="黑体"/>
       <w:i/>
       <w:iCs/>
       <w:color w:themeColor="text1" w:themeTint="7F" w:val="808080"/>
@@ -4116,6 +4403,7 @@
     <w:qFormat/>
     <w:rsid w:val="00FC693F"/>
     <w:rPr>
+      <w:rFonts w:eastAsia="黑体"/>
       <w:b/>
       <w:bCs/>
       <w:i/>
@@ -4130,6 +4418,7 @@
     <w:qFormat/>
     <w:rsid w:val="00FC693F"/>
     <w:rPr>
+      <w:rFonts w:eastAsia="黑体"/>
       <w:smallCaps/>
       <w:color w:themeColor="accent2" w:val="C0504D"/>
       <w:u w:val="single"/>
@@ -4142,6 +4431,7 @@
     <w:qFormat/>
     <w:rsid w:val="00FC693F"/>
     <w:rPr>
+      <w:rFonts w:eastAsia="黑体"/>
       <w:b/>
       <w:bCs/>
       <w:smallCaps/>
@@ -4157,6 +4447,7 @@
     <w:qFormat/>
     <w:rsid w:val="00FC693F"/>
     <w:rPr>
+      <w:rFonts w:eastAsia="黑体"/>
       <w:b/>
       <w:bCs/>
       <w:smallCaps/>
@@ -4211,6 +4502,7 @@
       <w:spacing w:after="0" w:line="240" w:lineRule="auto"/>
     </w:pPr>
     <w:rPr>
+      <w:rFonts w:eastAsia="黑体"/>
       <w:color w:themeColor="text1" w:themeShade="BF" w:val="000000"/>
     </w:rPr>
     <w:tblPr>
@@ -4233,6 +4525,7 @@
         <w:spacing w:after="0" w:before="0" w:line="240" w:lineRule="auto"/>
       </w:pPr>
       <w:rPr>
+        <w:rFonts w:eastAsia="黑体"/>
         <w:b/>
         <w:bCs/>
       </w:rPr>
@@ -4253,6 +4546,7 @@
         <w:spacing w:after="0" w:before="0" w:line="240" w:lineRule="auto"/>
       </w:pPr>
       <w:rPr>
+        <w:rFonts w:eastAsia="黑体"/>
         <w:b/>
         <w:bCs/>
       </w:rPr>
@@ -4270,12 +4564,14 @@
     </w:tblStylePr>
     <w:tblStylePr w:type="firstCol">
       <w:rPr>
+        <w:rFonts w:eastAsia="黑体"/>
         <w:b/>
         <w:bCs/>
       </w:rPr>
     </w:tblStylePr>
     <w:tblStylePr w:type="lastCol">
       <w:rPr>
+        <w:rFonts w:eastAsia="黑体"/>
         <w:b/>
         <w:bCs/>
       </w:rPr>
@@ -4314,6 +4610,7 @@
       <w:spacing w:after="0" w:line="240" w:lineRule="auto"/>
     </w:pPr>
     <w:rPr>
+      <w:rFonts w:eastAsia="黑体"/>
       <w:color w:themeColor="accent1" w:themeShade="BF" w:val="365F91"/>
     </w:rPr>
     <w:tblPr>
@@ -4336,6 +4633,7 @@
         <w:spacing w:after="0" w:before="0" w:line="240" w:lineRule="auto"/>
       </w:pPr>
       <w:rPr>
+        <w:rFonts w:eastAsia="黑体"/>
         <w:b/>
         <w:bCs/>
       </w:rPr>
@@ -4356,6 +4654,7 @@
         <w:spacing w:after="0" w:before="0" w:line="240" w:lineRule="auto"/>
       </w:pPr>
       <w:rPr>
+        <w:rFonts w:eastAsia="黑体"/>
         <w:b/>
         <w:bCs/>
       </w:rPr>
@@ -4373,12 +4672,14 @@
     </w:tblStylePr>
     <w:tblStylePr w:type="firstCol">
       <w:rPr>
+        <w:rFonts w:eastAsia="黑体"/>
         <w:b/>
         <w:bCs/>
       </w:rPr>
     </w:tblStylePr>
     <w:tblStylePr w:type="lastCol">
       <w:rPr>
+        <w:rFonts w:eastAsia="黑体"/>
         <w:b/>
         <w:bCs/>
       </w:rPr>
@@ -4417,6 +4718,7 @@
       <w:spacing w:after="0" w:line="240" w:lineRule="auto"/>
     </w:pPr>
     <w:rPr>
+      <w:rFonts w:eastAsia="黑体"/>
       <w:color w:themeColor="accent2" w:themeShade="BF" w:val="943634"/>
     </w:rPr>
     <w:tblPr>
@@ -4439,6 +4741,7 @@
         <w:spacing w:after="0" w:before="0" w:line="240" w:lineRule="auto"/>
       </w:pPr>
       <w:rPr>
+        <w:rFonts w:eastAsia="黑体"/>
         <w:b/>
         <w:bCs/>
       </w:rPr>
@@ -4459,6 +4762,7 @@
         <w:spacing w:after="0" w:before="0" w:line="240" w:lineRule="auto"/>
       </w:pPr>
       <w:rPr>
+        <w:rFonts w:eastAsia="黑体"/>
         <w:b/>
         <w:bCs/>
       </w:rPr>
@@ -4476,12 +4780,14 @@
     </w:tblStylePr>
     <w:tblStylePr w:type="firstCol">
       <w:rPr>
+        <w:rFonts w:eastAsia="黑体"/>
         <w:b/>
         <w:bCs/>
       </w:rPr>
     </w:tblStylePr>
     <w:tblStylePr w:type="lastCol">
       <w:rPr>
+        <w:rFonts w:eastAsia="黑体"/>
         <w:b/>
         <w:bCs/>
       </w:rPr>
@@ -4520,6 +4826,7 @@
       <w:spacing w:after="0" w:line="240" w:lineRule="auto"/>
     </w:pPr>
     <w:rPr>
+      <w:rFonts w:eastAsia="黑体"/>
       <w:color w:themeColor="accent3" w:themeShade="BF" w:val="76923C"/>
     </w:rPr>
     <w:tblPr>
@@ -4542,6 +4849,7 @@
         <w:spacing w:after="0" w:before="0" w:line="240" w:lineRule="auto"/>
       </w:pPr>
       <w:rPr>
+        <w:rFonts w:eastAsia="黑体"/>
         <w:b/>
         <w:bCs/>
       </w:rPr>
@@ -4562,6 +4870,7 @@
         <w:spacing w:after="0" w:before="0" w:line="240" w:lineRule="auto"/>
       </w:pPr>
       <w:rPr>
+        <w:rFonts w:eastAsia="黑体"/>
         <w:b/>
         <w:bCs/>
       </w:rPr>
@@ -4579,12 +4888,14 @@
     </w:tblStylePr>
     <w:tblStylePr w:type="firstCol">
       <w:rPr>
+        <w:rFonts w:eastAsia="黑体"/>
         <w:b/>
         <w:bCs/>
       </w:rPr>
     </w:tblStylePr>
     <w:tblStylePr w:type="lastCol">
       <w:rPr>
+        <w:rFonts w:eastAsia="黑体"/>
         <w:b/>
         <w:bCs/>
       </w:rPr>
@@ -4623,6 +4934,7 @@
       <w:spacing w:after="0" w:line="240" w:lineRule="auto"/>
     </w:pPr>
     <w:rPr>
+      <w:rFonts w:eastAsia="黑体"/>
       <w:color w:themeColor="accent4" w:themeShade="BF" w:val="5F497A"/>
     </w:rPr>
     <w:tblPr>
@@ -4645,6 +4957,7 @@
         <w:spacing w:after="0" w:before="0" w:line="240" w:lineRule="auto"/>
       </w:pPr>
       <w:rPr>
+        <w:rFonts w:eastAsia="黑体"/>
         <w:b/>
         <w:bCs/>
       </w:rPr>
@@ -4665,6 +4978,7 @@
         <w:spacing w:after="0" w:before="0" w:line="240" w:lineRule="auto"/>
       </w:pPr>
       <w:rPr>
+        <w:rFonts w:eastAsia="黑体"/>
         <w:b/>
         <w:bCs/>
       </w:rPr>
@@ -4682,12 +4996,14 @@
     </w:tblStylePr>
     <w:tblStylePr w:type="firstCol">
       <w:rPr>
+        <w:rFonts w:eastAsia="黑体"/>
         <w:b/>
         <w:bCs/>
       </w:rPr>
     </w:tblStylePr>
     <w:tblStylePr w:type="lastCol">
       <w:rPr>
+        <w:rFonts w:eastAsia="黑体"/>
         <w:b/>
         <w:bCs/>
       </w:rPr>
@@ -4726,6 +5042,7 @@
       <w:spacing w:after="0" w:line="240" w:lineRule="auto"/>
     </w:pPr>
     <w:rPr>
+      <w:rFonts w:eastAsia="黑体"/>
       <w:color w:themeColor="accent5" w:themeShade="BF" w:val="31849B"/>
     </w:rPr>
     <w:tblPr>
@@ -4748,6 +5065,7 @@
         <w:spacing w:after="0" w:before="0" w:line="240" w:lineRule="auto"/>
       </w:pPr>
       <w:rPr>
+        <w:rFonts w:eastAsia="黑体"/>
         <w:b/>
         <w:bCs/>
       </w:rPr>
@@ -4768,6 +5086,7 @@
         <w:spacing w:after="0" w:before="0" w:line="240" w:lineRule="auto"/>
       </w:pPr>
       <w:rPr>
+        <w:rFonts w:eastAsia="黑体"/>
         <w:b/>
         <w:bCs/>
       </w:rPr>
@@ -4785,12 +5104,14 @@
     </w:tblStylePr>
     <w:tblStylePr w:type="firstCol">
       <w:rPr>
+        <w:rFonts w:eastAsia="黑体"/>
         <w:b/>
         <w:bCs/>
       </w:rPr>
     </w:tblStylePr>
     <w:tblStylePr w:type="lastCol">
       <w:rPr>
+        <w:rFonts w:eastAsia="黑体"/>
         <w:b/>
         <w:bCs/>
       </w:rPr>
@@ -4829,6 +5150,7 @@
       <w:spacing w:after="0" w:line="240" w:lineRule="auto"/>
     </w:pPr>
     <w:rPr>
+      <w:rFonts w:eastAsia="黑体"/>
       <w:color w:themeColor="accent6" w:themeShade="BF" w:val="E36C0A"/>
     </w:rPr>
     <w:tblPr>
@@ -4851,6 +5173,7 @@
         <w:spacing w:after="0" w:before="0" w:line="240" w:lineRule="auto"/>
       </w:pPr>
       <w:rPr>
+        <w:rFonts w:eastAsia="黑体"/>
         <w:b/>
         <w:bCs/>
       </w:rPr>
@@ -4871,6 +5194,7 @@
         <w:spacing w:after="0" w:before="0" w:line="240" w:lineRule="auto"/>
       </w:pPr>
       <w:rPr>
+        <w:rFonts w:eastAsia="黑体"/>
         <w:b/>
         <w:bCs/>
       </w:rPr>
@@ -4888,12 +5212,14 @@
     </w:tblStylePr>
     <w:tblStylePr w:type="firstCol">
       <w:rPr>
+        <w:rFonts w:eastAsia="黑体"/>
         <w:b/>
         <w:bCs/>
       </w:rPr>
     </w:tblStylePr>
     <w:tblStylePr w:type="lastCol">
       <w:rPr>
+        <w:rFonts w:eastAsia="黑体"/>
         <w:b/>
         <w:bCs/>
       </w:rPr>
@@ -4953,6 +5279,7 @@
         <w:spacing w:after="0" w:before="0" w:line="240" w:lineRule="auto"/>
       </w:pPr>
       <w:rPr>
+        <w:rFonts w:eastAsia="黑体"/>
         <w:b/>
         <w:bCs/>
         <w:color w:themeColor="background1" w:val="FFFFFF"/>
@@ -4967,6 +5294,7 @@
         <w:spacing w:after="0" w:before="0" w:line="240" w:lineRule="auto"/>
       </w:pPr>
       <w:rPr>
+        <w:rFonts w:eastAsia="黑体"/>
         <w:b/>
         <w:bCs/>
       </w:rPr>
@@ -4982,12 +5310,14 @@
     </w:tblStylePr>
     <w:tblStylePr w:type="firstCol">
       <w:rPr>
+        <w:rFonts w:eastAsia="黑体"/>
         <w:b/>
         <w:bCs/>
       </w:rPr>
     </w:tblStylePr>
     <w:tblStylePr w:type="lastCol">
       <w:rPr>
+        <w:rFonts w:eastAsia="黑体"/>
         <w:b/>
         <w:bCs/>
       </w:rPr>
@@ -5045,6 +5375,7 @@
         <w:spacing w:after="0" w:before="0" w:line="240" w:lineRule="auto"/>
       </w:pPr>
       <w:rPr>
+        <w:rFonts w:eastAsia="黑体"/>
         <w:b/>
         <w:bCs/>
         <w:color w:themeColor="background1" w:val="FFFFFF"/>
@@ -5059,6 +5390,7 @@
         <w:spacing w:after="0" w:before="0" w:line="240" w:lineRule="auto"/>
       </w:pPr>
       <w:rPr>
+        <w:rFonts w:eastAsia="黑体"/>
         <w:b/>
         <w:bCs/>
       </w:rPr>
@@ -5074,12 +5406,14 @@
     </w:tblStylePr>
     <w:tblStylePr w:type="firstCol">
       <w:rPr>
+        <w:rFonts w:eastAsia="黑体"/>
         <w:b/>
         <w:bCs/>
       </w:rPr>
     </w:tblStylePr>
     <w:tblStylePr w:type="lastCol">
       <w:rPr>
+        <w:rFonts w:eastAsia="黑体"/>
         <w:b/>
         <w:bCs/>
       </w:rPr>
@@ -5137,6 +5471,7 @@
         <w:spacing w:after="0" w:before="0" w:line="240" w:lineRule="auto"/>
       </w:pPr>
       <w:rPr>
+        <w:rFonts w:eastAsia="黑体"/>
         <w:b/>
         <w:bCs/>
         <w:color w:themeColor="background1" w:val="FFFFFF"/>
@@ -5151,6 +5486,7 @@
         <w:spacing w:after="0" w:before="0" w:line="240" w:lineRule="auto"/>
       </w:pPr>
       <w:rPr>
+        <w:rFonts w:eastAsia="黑体"/>
         <w:b/>
         <w:bCs/>
       </w:rPr>
@@ -5166,12 +5502,14 @@
     </w:tblStylePr>
     <w:tblStylePr w:type="firstCol">
       <w:rPr>
+        <w:rFonts w:eastAsia="黑体"/>
         <w:b/>
         <w:bCs/>
       </w:rPr>
     </w:tblStylePr>
     <w:tblStylePr w:type="lastCol">
       <w:rPr>
+        <w:rFonts w:eastAsia="黑体"/>
         <w:b/>
         <w:bCs/>
       </w:rPr>
@@ -5229,6 +5567,7 @@
         <w:spacing w:after="0" w:before="0" w:line="240" w:lineRule="auto"/>
       </w:pPr>
       <w:rPr>
+        <w:rFonts w:eastAsia="黑体"/>
         <w:b/>
         <w:bCs/>
         <w:color w:themeColor="background1" w:val="FFFFFF"/>
@@ -5243,6 +5582,7 @@
         <w:spacing w:after="0" w:before="0" w:line="240" w:lineRule="auto"/>
       </w:pPr>
       <w:rPr>
+        <w:rFonts w:eastAsia="黑体"/>
         <w:b/>
         <w:bCs/>
       </w:rPr>
@@ -5258,12 +5598,14 @@
     </w:tblStylePr>
     <w:tblStylePr w:type="firstCol">
       <w:rPr>
+        <w:rFonts w:eastAsia="黑体"/>
         <w:b/>
         <w:bCs/>
       </w:rPr>
     </w:tblStylePr>
     <w:tblStylePr w:type="lastCol">
       <w:rPr>
+        <w:rFonts w:eastAsia="黑体"/>
         <w:b/>
         <w:bCs/>
       </w:rPr>
@@ -5321,6 +5663,7 @@
         <w:spacing w:after="0" w:before="0" w:line="240" w:lineRule="auto"/>
       </w:pPr>
       <w:rPr>
+        <w:rFonts w:eastAsia="黑体"/>
         <w:b/>
         <w:bCs/>
         <w:color w:themeColor="background1" w:val="FFFFFF"/>
@@ -5335,6 +5678,7 @@
         <w:spacing w:after="0" w:before="0" w:line="240" w:lineRule="auto"/>
       </w:pPr>
       <w:rPr>
+        <w:rFonts w:eastAsia="黑体"/>
         <w:b/>
         <w:bCs/>
       </w:rPr>
@@ -5350,12 +5694,14 @@
     </w:tblStylePr>
     <w:tblStylePr w:type="firstCol">
       <w:rPr>
+        <w:rFonts w:eastAsia="黑体"/>
         <w:b/>
         <w:bCs/>
       </w:rPr>
     </w:tblStylePr>
     <w:tblStylePr w:type="lastCol">
       <w:rPr>
+        <w:rFonts w:eastAsia="黑体"/>
         <w:b/>
         <w:bCs/>
       </w:rPr>
@@ -5413,6 +5759,7 @@
         <w:spacing w:after="0" w:before="0" w:line="240" w:lineRule="auto"/>
       </w:pPr>
       <w:rPr>
+        <w:rFonts w:eastAsia="黑体"/>
         <w:b/>
         <w:bCs/>
         <w:color w:themeColor="background1" w:val="FFFFFF"/>
@@ -5427,6 +5774,7 @@
         <w:spacing w:after="0" w:before="0" w:line="240" w:lineRule="auto"/>
       </w:pPr>
       <w:rPr>
+        <w:rFonts w:eastAsia="黑体"/>
         <w:b/>
         <w:bCs/>
       </w:rPr>
@@ -5442,12 +5790,14 @@
     </w:tblStylePr>
     <w:tblStylePr w:type="firstCol">
       <w:rPr>
+        <w:rFonts w:eastAsia="黑体"/>
         <w:b/>
         <w:bCs/>
       </w:rPr>
     </w:tblStylePr>
     <w:tblStylePr w:type="lastCol">
       <w:rPr>
+        <w:rFonts w:eastAsia="黑体"/>
         <w:b/>
         <w:bCs/>
       </w:rPr>
@@ -5505,6 +5855,7 @@
         <w:spacing w:after="0" w:before="0" w:line="240" w:lineRule="auto"/>
       </w:pPr>
       <w:rPr>
+        <w:rFonts w:eastAsia="黑体"/>
         <w:b/>
         <w:bCs/>
         <w:color w:themeColor="background1" w:val="FFFFFF"/>
@@ -5519,6 +5870,7 @@
         <w:spacing w:after="0" w:before="0" w:line="240" w:lineRule="auto"/>
       </w:pPr>
       <w:rPr>
+        <w:rFonts w:eastAsia="黑体"/>
         <w:b/>
         <w:bCs/>
       </w:rPr>
@@ -5534,12 +5886,14 @@
     </w:tblStylePr>
     <w:tblStylePr w:type="firstCol">
       <w:rPr>
+        <w:rFonts w:eastAsia="黑体"/>
         <w:b/>
         <w:bCs/>
       </w:rPr>
     </w:tblStylePr>
     <w:tblStylePr w:type="lastCol">
       <w:rPr>
+        <w:rFonts w:eastAsia="黑体"/>
         <w:b/>
         <w:bCs/>
       </w:rPr>
@@ -5599,7 +5953,7 @@
         <w:spacing w:after="0" w:before="0" w:line="240" w:lineRule="auto"/>
       </w:pPr>
       <w:rPr>
-        <w:rFonts w:asciiTheme="majorHAnsi" w:cstheme="majorBidi" w:eastAsiaTheme="majorEastAsia" w:hAnsiTheme="majorHAnsi"/>
+        <w:rFonts w:asciiTheme="majorHAnsi" w:cstheme="majorBidi" w:hAnsiTheme="majorHAnsi" w:eastAsia="黑体"/>
         <w:b/>
         <w:bCs/>
       </w:rPr>
@@ -5620,7 +5974,7 @@
         <w:spacing w:after="0" w:before="0" w:line="240" w:lineRule="auto"/>
       </w:pPr>
       <w:rPr>
-        <w:rFonts w:asciiTheme="majorHAnsi" w:cstheme="majorBidi" w:eastAsiaTheme="majorEastAsia" w:hAnsiTheme="majorHAnsi"/>
+        <w:rFonts w:asciiTheme="majorHAnsi" w:cstheme="majorBidi" w:hAnsiTheme="majorHAnsi" w:eastAsia="黑体"/>
         <w:b/>
         <w:bCs/>
       </w:rPr>
@@ -5638,14 +5992,14 @@
     </w:tblStylePr>
     <w:tblStylePr w:type="firstCol">
       <w:rPr>
-        <w:rFonts w:asciiTheme="majorHAnsi" w:cstheme="majorBidi" w:eastAsiaTheme="majorEastAsia" w:hAnsiTheme="majorHAnsi"/>
+        <w:rFonts w:asciiTheme="majorHAnsi" w:cstheme="majorBidi" w:hAnsiTheme="majorHAnsi" w:eastAsia="黑体"/>
         <w:b/>
         <w:bCs/>
       </w:rPr>
     </w:tblStylePr>
     <w:tblStylePr w:type="lastCol">
       <w:rPr>
-        <w:rFonts w:asciiTheme="majorHAnsi" w:cstheme="majorBidi" w:eastAsiaTheme="majorEastAsia" w:hAnsiTheme="majorHAnsi"/>
+        <w:rFonts w:asciiTheme="majorHAnsi" w:cstheme="majorBidi" w:hAnsiTheme="majorHAnsi" w:eastAsia="黑体"/>
         <w:b/>
         <w:bCs/>
       </w:rPr>
@@ -5729,7 +6083,7 @@
         <w:spacing w:after="0" w:before="0" w:line="240" w:lineRule="auto"/>
       </w:pPr>
       <w:rPr>
-        <w:rFonts w:asciiTheme="majorHAnsi" w:cstheme="majorBidi" w:eastAsiaTheme="majorEastAsia" w:hAnsiTheme="majorHAnsi"/>
+        <w:rFonts w:asciiTheme="majorHAnsi" w:cstheme="majorBidi" w:hAnsiTheme="majorHAnsi" w:eastAsia="黑体"/>
         <w:b/>
         <w:bCs/>
       </w:rPr>
@@ -5750,7 +6104,7 @@
         <w:spacing w:after="0" w:before="0" w:line="240" w:lineRule="auto"/>
       </w:pPr>
       <w:rPr>
-        <w:rFonts w:asciiTheme="majorHAnsi" w:cstheme="majorBidi" w:eastAsiaTheme="majorEastAsia" w:hAnsiTheme="majorHAnsi"/>
+        <w:rFonts w:asciiTheme="majorHAnsi" w:cstheme="majorBidi" w:hAnsiTheme="majorHAnsi" w:eastAsia="黑体"/>
         <w:b/>
         <w:bCs/>
       </w:rPr>
@@ -5768,14 +6122,14 @@
     </w:tblStylePr>
     <w:tblStylePr w:type="firstCol">
       <w:rPr>
-        <w:rFonts w:asciiTheme="majorHAnsi" w:cstheme="majorBidi" w:eastAsiaTheme="majorEastAsia" w:hAnsiTheme="majorHAnsi"/>
+        <w:rFonts w:asciiTheme="majorHAnsi" w:cstheme="majorBidi" w:hAnsiTheme="majorHAnsi" w:eastAsia="黑体"/>
         <w:b/>
         <w:bCs/>
       </w:rPr>
     </w:tblStylePr>
     <w:tblStylePr w:type="lastCol">
       <w:rPr>
-        <w:rFonts w:asciiTheme="majorHAnsi" w:cstheme="majorBidi" w:eastAsiaTheme="majorEastAsia" w:hAnsiTheme="majorHAnsi"/>
+        <w:rFonts w:asciiTheme="majorHAnsi" w:cstheme="majorBidi" w:hAnsiTheme="majorHAnsi" w:eastAsia="黑体"/>
         <w:b/>
         <w:bCs/>
       </w:rPr>
@@ -5859,7 +6213,7 @@
         <w:spacing w:after="0" w:before="0" w:line="240" w:lineRule="auto"/>
       </w:pPr>
       <w:rPr>
-        <w:rFonts w:asciiTheme="majorHAnsi" w:cstheme="majorBidi" w:eastAsiaTheme="majorEastAsia" w:hAnsiTheme="majorHAnsi"/>
+        <w:rFonts w:asciiTheme="majorHAnsi" w:cstheme="majorBidi" w:hAnsiTheme="majorHAnsi" w:eastAsia="黑体"/>
         <w:b/>
         <w:bCs/>
       </w:rPr>
@@ -5880,7 +6234,7 @@
         <w:spacing w:after="0" w:before="0" w:line="240" w:lineRule="auto"/>
       </w:pPr>
       <w:rPr>
-        <w:rFonts w:asciiTheme="majorHAnsi" w:cstheme="majorBidi" w:eastAsiaTheme="majorEastAsia" w:hAnsiTheme="majorHAnsi"/>
+        <w:rFonts w:asciiTheme="majorHAnsi" w:cstheme="majorBidi" w:hAnsiTheme="majorHAnsi" w:eastAsia="黑体"/>
         <w:b/>
         <w:bCs/>
       </w:rPr>
@@ -5898,14 +6252,14 @@
     </w:tblStylePr>
     <w:tblStylePr w:type="firstCol">
       <w:rPr>
-        <w:rFonts w:asciiTheme="majorHAnsi" w:cstheme="majorBidi" w:eastAsiaTheme="majorEastAsia" w:hAnsiTheme="majorHAnsi"/>
+        <w:rFonts w:asciiTheme="majorHAnsi" w:cstheme="majorBidi" w:hAnsiTheme="majorHAnsi" w:eastAsia="黑体"/>
         <w:b/>
         <w:bCs/>
       </w:rPr>
     </w:tblStylePr>
     <w:tblStylePr w:type="lastCol">
       <w:rPr>
-        <w:rFonts w:asciiTheme="majorHAnsi" w:cstheme="majorBidi" w:eastAsiaTheme="majorEastAsia" w:hAnsiTheme="majorHAnsi"/>
+        <w:rFonts w:asciiTheme="majorHAnsi" w:cstheme="majorBidi" w:hAnsiTheme="majorHAnsi" w:eastAsia="黑体"/>
         <w:b/>
         <w:bCs/>
       </w:rPr>
@@ -5989,7 +6343,7 @@
         <w:spacing w:after="0" w:before="0" w:line="240" w:lineRule="auto"/>
       </w:pPr>
       <w:rPr>
-        <w:rFonts w:asciiTheme="majorHAnsi" w:cstheme="majorBidi" w:eastAsiaTheme="majorEastAsia" w:hAnsiTheme="majorHAnsi"/>
+        <w:rFonts w:asciiTheme="majorHAnsi" w:cstheme="majorBidi" w:hAnsiTheme="majorHAnsi" w:eastAsia="黑体"/>
         <w:b/>
         <w:bCs/>
       </w:rPr>
@@ -6010,7 +6364,7 @@
         <w:spacing w:after="0" w:before="0" w:line="240" w:lineRule="auto"/>
       </w:pPr>
       <w:rPr>
-        <w:rFonts w:asciiTheme="majorHAnsi" w:cstheme="majorBidi" w:eastAsiaTheme="majorEastAsia" w:hAnsiTheme="majorHAnsi"/>
+        <w:rFonts w:asciiTheme="majorHAnsi" w:cstheme="majorBidi" w:hAnsiTheme="majorHAnsi" w:eastAsia="黑体"/>
         <w:b/>
         <w:bCs/>
       </w:rPr>
@@ -6028,14 +6382,14 @@
     </w:tblStylePr>
     <w:tblStylePr w:type="firstCol">
       <w:rPr>
-        <w:rFonts w:asciiTheme="majorHAnsi" w:cstheme="majorBidi" w:eastAsiaTheme="majorEastAsia" w:hAnsiTheme="majorHAnsi"/>
+        <w:rFonts w:asciiTheme="majorHAnsi" w:cstheme="majorBidi" w:hAnsiTheme="majorHAnsi" w:eastAsia="黑体"/>
         <w:b/>
         <w:bCs/>
       </w:rPr>
     </w:tblStylePr>
     <w:tblStylePr w:type="lastCol">
       <w:rPr>
-        <w:rFonts w:asciiTheme="majorHAnsi" w:cstheme="majorBidi" w:eastAsiaTheme="majorEastAsia" w:hAnsiTheme="majorHAnsi"/>
+        <w:rFonts w:asciiTheme="majorHAnsi" w:cstheme="majorBidi" w:hAnsiTheme="majorHAnsi" w:eastAsia="黑体"/>
         <w:b/>
         <w:bCs/>
       </w:rPr>
@@ -6119,7 +6473,7 @@
         <w:spacing w:after="0" w:before="0" w:line="240" w:lineRule="auto"/>
       </w:pPr>
       <w:rPr>
-        <w:rFonts w:asciiTheme="majorHAnsi" w:cstheme="majorBidi" w:eastAsiaTheme="majorEastAsia" w:hAnsiTheme="majorHAnsi"/>
+        <w:rFonts w:asciiTheme="majorHAnsi" w:cstheme="majorBidi" w:hAnsiTheme="majorHAnsi" w:eastAsia="黑体"/>
         <w:b/>
         <w:bCs/>
       </w:rPr>
@@ -6140,7 +6494,7 @@
         <w:spacing w:after="0" w:before="0" w:line="240" w:lineRule="auto"/>
       </w:pPr>
       <w:rPr>
-        <w:rFonts w:asciiTheme="majorHAnsi" w:cstheme="majorBidi" w:eastAsiaTheme="majorEastAsia" w:hAnsiTheme="majorHAnsi"/>
+        <w:rFonts w:asciiTheme="majorHAnsi" w:cstheme="majorBidi" w:hAnsiTheme="majorHAnsi" w:eastAsia="黑体"/>
         <w:b/>
         <w:bCs/>
       </w:rPr>
@@ -6158,14 +6512,14 @@
     </w:tblStylePr>
     <w:tblStylePr w:type="firstCol">
       <w:rPr>
-        <w:rFonts w:asciiTheme="majorHAnsi" w:cstheme="majorBidi" w:eastAsiaTheme="majorEastAsia" w:hAnsiTheme="majorHAnsi"/>
+        <w:rFonts w:asciiTheme="majorHAnsi" w:cstheme="majorBidi" w:hAnsiTheme="majorHAnsi" w:eastAsia="黑体"/>
         <w:b/>
         <w:bCs/>
       </w:rPr>
     </w:tblStylePr>
     <w:tblStylePr w:type="lastCol">
       <w:rPr>
-        <w:rFonts w:asciiTheme="majorHAnsi" w:cstheme="majorBidi" w:eastAsiaTheme="majorEastAsia" w:hAnsiTheme="majorHAnsi"/>
+        <w:rFonts w:asciiTheme="majorHAnsi" w:cstheme="majorBidi" w:hAnsiTheme="majorHAnsi" w:eastAsia="黑体"/>
         <w:b/>
         <w:bCs/>
       </w:rPr>
@@ -6249,7 +6603,7 @@
         <w:spacing w:after="0" w:before="0" w:line="240" w:lineRule="auto"/>
       </w:pPr>
       <w:rPr>
-        <w:rFonts w:asciiTheme="majorHAnsi" w:cstheme="majorBidi" w:eastAsiaTheme="majorEastAsia" w:hAnsiTheme="majorHAnsi"/>
+        <w:rFonts w:asciiTheme="majorHAnsi" w:cstheme="majorBidi" w:hAnsiTheme="majorHAnsi" w:eastAsia="黑体"/>
         <w:b/>
         <w:bCs/>
       </w:rPr>
@@ -6270,7 +6624,7 @@
         <w:spacing w:after="0" w:before="0" w:line="240" w:lineRule="auto"/>
       </w:pPr>
       <w:rPr>
-        <w:rFonts w:asciiTheme="majorHAnsi" w:cstheme="majorBidi" w:eastAsiaTheme="majorEastAsia" w:hAnsiTheme="majorHAnsi"/>
+        <w:rFonts w:asciiTheme="majorHAnsi" w:cstheme="majorBidi" w:hAnsiTheme="majorHAnsi" w:eastAsia="黑体"/>
         <w:b/>
         <w:bCs/>
       </w:rPr>
@@ -6288,14 +6642,14 @@
     </w:tblStylePr>
     <w:tblStylePr w:type="firstCol">
       <w:rPr>
-        <w:rFonts w:asciiTheme="majorHAnsi" w:cstheme="majorBidi" w:eastAsiaTheme="majorEastAsia" w:hAnsiTheme="majorHAnsi"/>
+        <w:rFonts w:asciiTheme="majorHAnsi" w:cstheme="majorBidi" w:hAnsiTheme="majorHAnsi" w:eastAsia="黑体"/>
         <w:b/>
         <w:bCs/>
       </w:rPr>
     </w:tblStylePr>
     <w:tblStylePr w:type="lastCol">
       <w:rPr>
-        <w:rFonts w:asciiTheme="majorHAnsi" w:cstheme="majorBidi" w:eastAsiaTheme="majorEastAsia" w:hAnsiTheme="majorHAnsi"/>
+        <w:rFonts w:asciiTheme="majorHAnsi" w:cstheme="majorBidi" w:hAnsiTheme="majorHAnsi" w:eastAsia="黑体"/>
         <w:b/>
         <w:bCs/>
       </w:rPr>
@@ -6379,7 +6733,7 @@
         <w:spacing w:after="0" w:before="0" w:line="240" w:lineRule="auto"/>
       </w:pPr>
       <w:rPr>
-        <w:rFonts w:asciiTheme="majorHAnsi" w:cstheme="majorBidi" w:eastAsiaTheme="majorEastAsia" w:hAnsiTheme="majorHAnsi"/>
+        <w:rFonts w:asciiTheme="majorHAnsi" w:cstheme="majorBidi" w:hAnsiTheme="majorHAnsi" w:eastAsia="黑体"/>
         <w:b/>
         <w:bCs/>
       </w:rPr>
@@ -6400,7 +6754,7 @@
         <w:spacing w:after="0" w:before="0" w:line="240" w:lineRule="auto"/>
       </w:pPr>
       <w:rPr>
-        <w:rFonts w:asciiTheme="majorHAnsi" w:cstheme="majorBidi" w:eastAsiaTheme="majorEastAsia" w:hAnsiTheme="majorHAnsi"/>
+        <w:rFonts w:asciiTheme="majorHAnsi" w:cstheme="majorBidi" w:hAnsiTheme="majorHAnsi" w:eastAsia="黑体"/>
         <w:b/>
         <w:bCs/>
       </w:rPr>
@@ -6418,14 +6772,14 @@
     </w:tblStylePr>
     <w:tblStylePr w:type="firstCol">
       <w:rPr>
-        <w:rFonts w:asciiTheme="majorHAnsi" w:cstheme="majorBidi" w:eastAsiaTheme="majorEastAsia" w:hAnsiTheme="majorHAnsi"/>
+        <w:rFonts w:asciiTheme="majorHAnsi" w:cstheme="majorBidi" w:hAnsiTheme="majorHAnsi" w:eastAsia="黑体"/>
         <w:b/>
         <w:bCs/>
       </w:rPr>
     </w:tblStylePr>
     <w:tblStylePr w:type="lastCol">
       <w:rPr>
-        <w:rFonts w:asciiTheme="majorHAnsi" w:cstheme="majorBidi" w:eastAsiaTheme="majorEastAsia" w:hAnsiTheme="majorHAnsi"/>
+        <w:rFonts w:asciiTheme="majorHAnsi" w:cstheme="majorBidi" w:hAnsiTheme="majorHAnsi" w:eastAsia="黑体"/>
         <w:b/>
         <w:bCs/>
       </w:rPr>
@@ -6508,6 +6862,7 @@
         <w:spacing w:after="0" w:before="0" w:line="240" w:lineRule="auto"/>
       </w:pPr>
       <w:rPr>
+        <w:rFonts w:eastAsia="黑体"/>
         <w:b/>
         <w:bCs/>
         <w:color w:themeColor="background1" w:val="FFFFFF"/>
@@ -6530,6 +6885,7 @@
         <w:spacing w:after="0" w:before="0" w:line="240" w:lineRule="auto"/>
       </w:pPr>
       <w:rPr>
+        <w:rFonts w:eastAsia="黑体"/>
         <w:b/>
         <w:bCs/>
       </w:rPr>
@@ -6547,12 +6903,14 @@
     </w:tblStylePr>
     <w:tblStylePr w:type="firstCol">
       <w:rPr>
+        <w:rFonts w:eastAsia="黑体"/>
         <w:b/>
         <w:bCs/>
       </w:rPr>
     </w:tblStylePr>
     <w:tblStylePr w:type="lastCol">
       <w:rPr>
+        <w:rFonts w:eastAsia="黑体"/>
         <w:b/>
         <w:bCs/>
       </w:rPr>
@@ -6614,6 +6972,7 @@
         <w:spacing w:after="0" w:before="0" w:line="240" w:lineRule="auto"/>
       </w:pPr>
       <w:rPr>
+        <w:rFonts w:eastAsia="黑体"/>
         <w:b/>
         <w:bCs/>
         <w:color w:themeColor="background1" w:val="FFFFFF"/>
@@ -6636,6 +6995,7 @@
         <w:spacing w:after="0" w:before="0" w:line="240" w:lineRule="auto"/>
       </w:pPr>
       <w:rPr>
+        <w:rFonts w:eastAsia="黑体"/>
         <w:b/>
         <w:bCs/>
       </w:rPr>
@@ -6653,12 +7013,14 @@
     </w:tblStylePr>
     <w:tblStylePr w:type="firstCol">
       <w:rPr>
+        <w:rFonts w:eastAsia="黑体"/>
         <w:b/>
         <w:bCs/>
       </w:rPr>
     </w:tblStylePr>
     <w:tblStylePr w:type="lastCol">
       <w:rPr>
+        <w:rFonts w:eastAsia="黑体"/>
         <w:b/>
         <w:bCs/>
       </w:rPr>
@@ -6720,6 +7082,7 @@
         <w:spacing w:after="0" w:before="0" w:line="240" w:lineRule="auto"/>
       </w:pPr>
       <w:rPr>
+        <w:rFonts w:eastAsia="黑体"/>
         <w:b/>
         <w:bCs/>
         <w:color w:themeColor="background1" w:val="FFFFFF"/>
@@ -6742,6 +7105,7 @@
         <w:spacing w:after="0" w:before="0" w:line="240" w:lineRule="auto"/>
       </w:pPr>
       <w:rPr>
+        <w:rFonts w:eastAsia="黑体"/>
         <w:b/>
         <w:bCs/>
       </w:rPr>
@@ -6759,12 +7123,14 @@
     </w:tblStylePr>
     <w:tblStylePr w:type="firstCol">
       <w:rPr>
+        <w:rFonts w:eastAsia="黑体"/>
         <w:b/>
         <w:bCs/>
       </w:rPr>
     </w:tblStylePr>
     <w:tblStylePr w:type="lastCol">
       <w:rPr>
+        <w:rFonts w:eastAsia="黑体"/>
         <w:b/>
         <w:bCs/>
       </w:rPr>
@@ -6826,6 +7192,7 @@
         <w:spacing w:after="0" w:before="0" w:line="240" w:lineRule="auto"/>
       </w:pPr>
       <w:rPr>
+        <w:rFonts w:eastAsia="黑体"/>
         <w:b/>
         <w:bCs/>
         <w:color w:themeColor="background1" w:val="FFFFFF"/>
@@ -6848,6 +7215,7 @@
         <w:spacing w:after="0" w:before="0" w:line="240" w:lineRule="auto"/>
       </w:pPr>
       <w:rPr>
+        <w:rFonts w:eastAsia="黑体"/>
         <w:b/>
         <w:bCs/>
       </w:rPr>
@@ -6865,12 +7233,14 @@
     </w:tblStylePr>
     <w:tblStylePr w:type="firstCol">
       <w:rPr>
+        <w:rFonts w:eastAsia="黑体"/>
         <w:b/>
         <w:bCs/>
       </w:rPr>
     </w:tblStylePr>
     <w:tblStylePr w:type="lastCol">
       <w:rPr>
+        <w:rFonts w:eastAsia="黑体"/>
         <w:b/>
         <w:bCs/>
       </w:rPr>
@@ -6932,6 +7302,7 @@
         <w:spacing w:after="0" w:before="0" w:line="240" w:lineRule="auto"/>
       </w:pPr>
       <w:rPr>
+        <w:rFonts w:eastAsia="黑体"/>
         <w:b/>
         <w:bCs/>
         <w:color w:themeColor="background1" w:val="FFFFFF"/>
@@ -6954,6 +7325,7 @@
         <w:spacing w:after="0" w:before="0" w:line="240" w:lineRule="auto"/>
       </w:pPr>
       <w:rPr>
+        <w:rFonts w:eastAsia="黑体"/>
         <w:b/>
         <w:bCs/>
       </w:rPr>
@@ -6971,12 +7343,14 @@
     </w:tblStylePr>
     <w:tblStylePr w:type="firstCol">
       <w:rPr>
+        <w:rFonts w:eastAsia="黑体"/>
         <w:b/>
         <w:bCs/>
       </w:rPr>
     </w:tblStylePr>
     <w:tblStylePr w:type="lastCol">
       <w:rPr>
+        <w:rFonts w:eastAsia="黑体"/>
         <w:b/>
         <w:bCs/>
       </w:rPr>
@@ -7038,6 +7412,7 @@
         <w:spacing w:after="0" w:before="0" w:line="240" w:lineRule="auto"/>
       </w:pPr>
       <w:rPr>
+        <w:rFonts w:eastAsia="黑体"/>
         <w:b/>
         <w:bCs/>
         <w:color w:themeColor="background1" w:val="FFFFFF"/>
@@ -7060,6 +7435,7 @@
         <w:spacing w:after="0" w:before="0" w:line="240" w:lineRule="auto"/>
       </w:pPr>
       <w:rPr>
+        <w:rFonts w:eastAsia="黑体"/>
         <w:b/>
         <w:bCs/>
       </w:rPr>
@@ -7077,12 +7453,14 @@
     </w:tblStylePr>
     <w:tblStylePr w:type="firstCol">
       <w:rPr>
+        <w:rFonts w:eastAsia="黑体"/>
         <w:b/>
         <w:bCs/>
       </w:rPr>
     </w:tblStylePr>
     <w:tblStylePr w:type="lastCol">
       <w:rPr>
+        <w:rFonts w:eastAsia="黑体"/>
         <w:b/>
         <w:bCs/>
       </w:rPr>
@@ -7144,6 +7522,7 @@
         <w:spacing w:after="0" w:before="0" w:line="240" w:lineRule="auto"/>
       </w:pPr>
       <w:rPr>
+        <w:rFonts w:eastAsia="黑体"/>
         <w:b/>
         <w:bCs/>
         <w:color w:themeColor="background1" w:val="FFFFFF"/>
@@ -7166,6 +7545,7 @@
         <w:spacing w:after="0" w:before="0" w:line="240" w:lineRule="auto"/>
       </w:pPr>
       <w:rPr>
+        <w:rFonts w:eastAsia="黑体"/>
         <w:b/>
         <w:bCs/>
       </w:rPr>
@@ -7183,12 +7563,14 @@
     </w:tblStylePr>
     <w:tblStylePr w:type="firstCol">
       <w:rPr>
+        <w:rFonts w:eastAsia="黑体"/>
         <w:b/>
         <w:bCs/>
       </w:rPr>
     </w:tblStylePr>
     <w:tblStylePr w:type="lastCol">
       <w:rPr>
+        <w:rFonts w:eastAsia="黑体"/>
         <w:b/>
         <w:bCs/>
       </w:rPr>
@@ -7247,6 +7629,7 @@
         <w:spacing w:after="0" w:before="0" w:line="240" w:lineRule="auto"/>
       </w:pPr>
       <w:rPr>
+        <w:rFonts w:eastAsia="黑体"/>
         <w:b/>
         <w:bCs/>
         <w:color w:themeColor="background1" w:val="FFFFFF"/>
@@ -7269,6 +7652,7 @@
         <w:spacing w:after="0" w:before="0" w:line="240" w:lineRule="auto"/>
       </w:pPr>
       <w:rPr>
+        <w:rFonts w:eastAsia="黑体"/>
         <w:color w:val="auto"/>
       </w:rPr>
       <w:tblPr/>
@@ -7286,6 +7670,7 @@
     </w:tblStylePr>
     <w:tblStylePr w:type="firstCol">
       <w:rPr>
+        <w:rFonts w:eastAsia="黑体"/>
         <w:b/>
         <w:bCs/>
         <w:color w:themeColor="background1" w:val="FFFFFF"/>
@@ -7305,6 +7690,7 @@
     </w:tblStylePr>
     <w:tblStylePr w:type="lastCol">
       <w:rPr>
+        <w:rFonts w:eastAsia="黑体"/>
         <w:b/>
         <w:bCs/>
         <w:color w:themeColor="background1" w:val="FFFFFF"/>
@@ -7353,6 +7739,7 @@
     </w:tblStylePr>
     <w:tblStylePr w:type="nwCell">
       <w:rPr>
+        <w:rFonts w:eastAsia="黑体"/>
         <w:color w:themeColor="background1" w:val="FFFFFF"/>
       </w:rPr>
       <w:tblPr/>
@@ -7396,6 +7783,7 @@
         <w:spacing w:after="0" w:before="0" w:line="240" w:lineRule="auto"/>
       </w:pPr>
       <w:rPr>
+        <w:rFonts w:eastAsia="黑体"/>
         <w:b/>
         <w:bCs/>
         <w:color w:themeColor="background1" w:val="FFFFFF"/>
@@ -7418,6 +7806,7 @@
         <w:spacing w:after="0" w:before="0" w:line="240" w:lineRule="auto"/>
       </w:pPr>
       <w:rPr>
+        <w:rFonts w:eastAsia="黑体"/>
         <w:color w:val="auto"/>
       </w:rPr>
       <w:tblPr/>
@@ -7435,6 +7824,7 @@
     </w:tblStylePr>
     <w:tblStylePr w:type="firstCol">
       <w:rPr>
+        <w:rFonts w:eastAsia="黑体"/>
         <w:b/>
         <w:bCs/>
         <w:color w:themeColor="background1" w:val="FFFFFF"/>
@@ -7454,6 +7844,7 @@
     </w:tblStylePr>
     <w:tblStylePr w:type="lastCol">
       <w:rPr>
+        <w:rFonts w:eastAsia="黑体"/>
         <w:b/>
         <w:bCs/>
         <w:color w:themeColor="background1" w:val="FFFFFF"/>
@@ -7502,6 +7893,7 @@
     </w:tblStylePr>
     <w:tblStylePr w:type="nwCell">
       <w:rPr>
+        <w:rFonts w:eastAsia="黑体"/>
         <w:color w:themeColor="background1" w:val="FFFFFF"/>
       </w:rPr>
       <w:tblPr/>
@@ -7545,6 +7937,7 @@
         <w:spacing w:after="0" w:before="0" w:line="240" w:lineRule="auto"/>
       </w:pPr>
       <w:rPr>
+        <w:rFonts w:eastAsia="黑体"/>
         <w:b/>
         <w:bCs/>
         <w:color w:themeColor="background1" w:val="FFFFFF"/>
@@ -7567,6 +7960,7 @@
         <w:spacing w:after="0" w:before="0" w:line="240" w:lineRule="auto"/>
       </w:pPr>
       <w:rPr>
+        <w:rFonts w:eastAsia="黑体"/>
         <w:color w:val="auto"/>
       </w:rPr>
       <w:tblPr/>
@@ -7584,6 +7978,7 @@
     </w:tblStylePr>
     <w:tblStylePr w:type="firstCol">
       <w:rPr>
+        <w:rFonts w:eastAsia="黑体"/>
         <w:b/>
         <w:bCs/>
         <w:color w:themeColor="background1" w:val="FFFFFF"/>
@@ -7603,6 +7998,7 @@
     </w:tblStylePr>
     <w:tblStylePr w:type="lastCol">
       <w:rPr>
+        <w:rFonts w:eastAsia="黑体"/>
         <w:b/>
         <w:bCs/>
         <w:color w:themeColor="background1" w:val="FFFFFF"/>
@@ -7651,6 +8047,7 @@
     </w:tblStylePr>
     <w:tblStylePr w:type="nwCell">
       <w:rPr>
+        <w:rFonts w:eastAsia="黑体"/>
         <w:color w:themeColor="background1" w:val="FFFFFF"/>
       </w:rPr>
       <w:tblPr/>
@@ -7694,6 +8091,7 @@
         <w:spacing w:after="0" w:before="0" w:line="240" w:lineRule="auto"/>
       </w:pPr>
       <w:rPr>
+        <w:rFonts w:eastAsia="黑体"/>
         <w:b/>
         <w:bCs/>
         <w:color w:themeColor="background1" w:val="FFFFFF"/>
@@ -7716,6 +8114,7 @@
         <w:spacing w:after="0" w:before="0" w:line="240" w:lineRule="auto"/>
       </w:pPr>
       <w:rPr>
+        <w:rFonts w:eastAsia="黑体"/>
         <w:color w:val="auto"/>
       </w:rPr>
       <w:tblPr/>
@@ -7733,6 +8132,7 @@
     </w:tblStylePr>
     <w:tblStylePr w:type="firstCol">
       <w:rPr>
+        <w:rFonts w:eastAsia="黑体"/>
         <w:b/>
         <w:bCs/>
         <w:color w:themeColor="background1" w:val="FFFFFF"/>
@@ -7752,6 +8152,7 @@
     </w:tblStylePr>
     <w:tblStylePr w:type="lastCol">
       <w:rPr>
+        <w:rFonts w:eastAsia="黑体"/>
         <w:b/>
         <w:bCs/>
         <w:color w:themeColor="background1" w:val="FFFFFF"/>
@@ -7800,6 +8201,7 @@
     </w:tblStylePr>
     <w:tblStylePr w:type="nwCell">
       <w:rPr>
+        <w:rFonts w:eastAsia="黑体"/>
         <w:color w:themeColor="background1" w:val="FFFFFF"/>
       </w:rPr>
       <w:tblPr/>
@@ -7843,6 +8245,7 @@
         <w:spacing w:after="0" w:before="0" w:line="240" w:lineRule="auto"/>
       </w:pPr>
       <w:rPr>
+        <w:rFonts w:eastAsia="黑体"/>
         <w:b/>
         <w:bCs/>
         <w:color w:themeColor="background1" w:val="FFFFFF"/>
@@ -7865,6 +8268,7 @@
         <w:spacing w:after="0" w:before="0" w:line="240" w:lineRule="auto"/>
       </w:pPr>
       <w:rPr>
+        <w:rFonts w:eastAsia="黑体"/>
         <w:color w:val="auto"/>
       </w:rPr>
       <w:tblPr/>
@@ -7882,6 +8286,7 @@
     </w:tblStylePr>
     <w:tblStylePr w:type="firstCol">
       <w:rPr>
+        <w:rFonts w:eastAsia="黑体"/>
         <w:b/>
         <w:bCs/>
         <w:color w:themeColor="background1" w:val="FFFFFF"/>
@@ -7901,6 +8306,7 @@
     </w:tblStylePr>
     <w:tblStylePr w:type="lastCol">
       <w:rPr>
+        <w:rFonts w:eastAsia="黑体"/>
         <w:b/>
         <w:bCs/>
         <w:color w:themeColor="background1" w:val="FFFFFF"/>
@@ -7949,6 +8355,7 @@
     </w:tblStylePr>
     <w:tblStylePr w:type="nwCell">
       <w:rPr>
+        <w:rFonts w:eastAsia="黑体"/>
         <w:color w:themeColor="background1" w:val="FFFFFF"/>
       </w:rPr>
       <w:tblPr/>
@@ -7992,6 +8399,7 @@
         <w:spacing w:after="0" w:before="0" w:line="240" w:lineRule="auto"/>
       </w:pPr>
       <w:rPr>
+        <w:rFonts w:eastAsia="黑体"/>
         <w:b/>
         <w:bCs/>
         <w:color w:themeColor="background1" w:val="FFFFFF"/>
@@ -8014,6 +8422,7 @@
         <w:spacing w:after="0" w:before="0" w:line="240" w:lineRule="auto"/>
       </w:pPr>
       <w:rPr>
+        <w:rFonts w:eastAsia="黑体"/>
         <w:color w:val="auto"/>
       </w:rPr>
       <w:tblPr/>
@@ -8031,6 +8440,7 @@
     </w:tblStylePr>
     <w:tblStylePr w:type="firstCol">
       <w:rPr>
+        <w:rFonts w:eastAsia="黑体"/>
         <w:b/>
         <w:bCs/>
         <w:color w:themeColor="background1" w:val="FFFFFF"/>
@@ -8050,6 +8460,7 @@
     </w:tblStylePr>
     <w:tblStylePr w:type="lastCol">
       <w:rPr>
+        <w:rFonts w:eastAsia="黑体"/>
         <w:b/>
         <w:bCs/>
         <w:color w:themeColor="background1" w:val="FFFFFF"/>
@@ -8098,6 +8509,7 @@
     </w:tblStylePr>
     <w:tblStylePr w:type="nwCell">
       <w:rPr>
+        <w:rFonts w:eastAsia="黑体"/>
         <w:color w:themeColor="background1" w:val="FFFFFF"/>
       </w:rPr>
       <w:tblPr/>
@@ -8141,6 +8553,7 @@
         <w:spacing w:after="0" w:before="0" w:line="240" w:lineRule="auto"/>
       </w:pPr>
       <w:rPr>
+        <w:rFonts w:eastAsia="黑体"/>
         <w:b/>
         <w:bCs/>
         <w:color w:themeColor="background1" w:val="FFFFFF"/>
@@ -8163,6 +8576,7 @@
         <w:spacing w:after="0" w:before="0" w:line="240" w:lineRule="auto"/>
       </w:pPr>
       <w:rPr>
+        <w:rFonts w:eastAsia="黑体"/>
         <w:color w:val="auto"/>
       </w:rPr>
       <w:tblPr/>
@@ -8180,6 +8594,7 @@
     </w:tblStylePr>
     <w:tblStylePr w:type="firstCol">
       <w:rPr>
+        <w:rFonts w:eastAsia="黑体"/>
         <w:b/>
         <w:bCs/>
         <w:color w:themeColor="background1" w:val="FFFFFF"/>
@@ -8199,6 +8614,7 @@
     </w:tblStylePr>
     <w:tblStylePr w:type="lastCol">
       <w:rPr>
+        <w:rFonts w:eastAsia="黑体"/>
         <w:b/>
         <w:bCs/>
         <w:color w:themeColor="background1" w:val="FFFFFF"/>
@@ -8247,6 +8663,7 @@
     </w:tblStylePr>
     <w:tblStylePr w:type="nwCell">
       <w:rPr>
+        <w:rFonts w:eastAsia="黑体"/>
         <w:color w:themeColor="background1" w:val="FFFFFF"/>
       </w:rPr>
       <w:tblPr/>
@@ -8271,6 +8688,7 @@
       <w:spacing w:after="0" w:line="240" w:lineRule="auto"/>
     </w:pPr>
     <w:rPr>
+      <w:rFonts w:eastAsia="黑体"/>
       <w:color w:themeColor="text1" w:val="000000"/>
     </w:rPr>
     <w:tblPr>
@@ -8290,7 +8708,7 @@
     </w:tblPr>
     <w:tblStylePr w:type="firstRow">
       <w:rPr>
-        <w:rFonts w:asciiTheme="majorHAnsi" w:cstheme="majorBidi" w:eastAsiaTheme="majorEastAsia" w:hAnsiTheme="majorHAnsi"/>
+        <w:rFonts w:asciiTheme="majorHAnsi" w:cstheme="majorBidi" w:hAnsiTheme="majorHAnsi" w:eastAsia="黑体"/>
       </w:rPr>
       <w:tblPr/>
       <w:tcPr>
@@ -8302,6 +8720,7 @@
     </w:tblStylePr>
     <w:tblStylePr w:type="lastRow">
       <w:rPr>
+        <w:rFonts w:eastAsia="黑体"/>
         <w:b/>
         <w:bCs/>
         <w:color w:themeColor="text2" w:val="1F497D"/>
@@ -8316,12 +8735,14 @@
     </w:tblStylePr>
     <w:tblStylePr w:type="firstCol">
       <w:rPr>
+        <w:rFonts w:eastAsia="黑体"/>
         <w:b/>
         <w:bCs/>
       </w:rPr>
     </w:tblStylePr>
     <w:tblStylePr w:type="lastCol">
       <w:rPr>
+        <w:rFonts w:eastAsia="黑体"/>
         <w:b/>
         <w:bCs/>
       </w:rPr>
@@ -8355,6 +8776,7 @@
       <w:spacing w:after="0" w:line="240" w:lineRule="auto"/>
     </w:pPr>
     <w:rPr>
+      <w:rFonts w:eastAsia="黑体"/>
       <w:color w:themeColor="text1" w:val="000000"/>
     </w:rPr>
     <w:tblPr>
@@ -8374,7 +8796,7 @@
     </w:tblPr>
     <w:tblStylePr w:type="firstRow">
       <w:rPr>
-        <w:rFonts w:asciiTheme="majorHAnsi" w:cstheme="majorBidi" w:eastAsiaTheme="majorEastAsia" w:hAnsiTheme="majorHAnsi"/>
+        <w:rFonts w:asciiTheme="majorHAnsi" w:cstheme="majorBidi" w:hAnsiTheme="majorHAnsi" w:eastAsia="黑体"/>
       </w:rPr>
       <w:tblPr/>
       <w:tcPr>
@@ -8386,6 +8808,7 @@
     </w:tblStylePr>
     <w:tblStylePr w:type="lastRow">
       <w:rPr>
+        <w:rFonts w:eastAsia="黑体"/>
         <w:b/>
         <w:bCs/>
         <w:color w:themeColor="text2" w:val="1F497D"/>
@@ -8400,12 +8823,14 @@
     </w:tblStylePr>
     <w:tblStylePr w:type="firstCol">
       <w:rPr>
+        <w:rFonts w:eastAsia="黑体"/>
         <w:b/>
         <w:bCs/>
       </w:rPr>
     </w:tblStylePr>
     <w:tblStylePr w:type="lastCol">
       <w:rPr>
+        <w:rFonts w:eastAsia="黑体"/>
         <w:b/>
         <w:bCs/>
       </w:rPr>
@@ -8439,6 +8864,7 @@
       <w:spacing w:after="0" w:line="240" w:lineRule="auto"/>
     </w:pPr>
     <w:rPr>
+      <w:rFonts w:eastAsia="黑体"/>
       <w:color w:themeColor="text1" w:val="000000"/>
     </w:rPr>
     <w:tblPr>
@@ -8458,7 +8884,7 @@
     </w:tblPr>
     <w:tblStylePr w:type="firstRow">
       <w:rPr>
-        <w:rFonts w:asciiTheme="majorHAnsi" w:cstheme="majorBidi" w:eastAsiaTheme="majorEastAsia" w:hAnsiTheme="majorHAnsi"/>
+        <w:rFonts w:asciiTheme="majorHAnsi" w:cstheme="majorBidi" w:hAnsiTheme="majorHAnsi" w:eastAsia="黑体"/>
       </w:rPr>
       <w:tblPr/>
       <w:tcPr>
@@ -8470,6 +8896,7 @@
     </w:tblStylePr>
     <w:tblStylePr w:type="lastRow">
       <w:rPr>
+        <w:rFonts w:eastAsia="黑体"/>
         <w:b/>
         <w:bCs/>
         <w:color w:themeColor="text2" w:val="1F497D"/>
@@ -8484,12 +8911,14 @@
     </w:tblStylePr>
     <w:tblStylePr w:type="firstCol">
       <w:rPr>
+        <w:rFonts w:eastAsia="黑体"/>
         <w:b/>
         <w:bCs/>
       </w:rPr>
     </w:tblStylePr>
     <w:tblStylePr w:type="lastCol">
       <w:rPr>
+        <w:rFonts w:eastAsia="黑体"/>
         <w:b/>
         <w:bCs/>
       </w:rPr>
@@ -8523,6 +8952,7 @@
       <w:spacing w:after="0" w:line="240" w:lineRule="auto"/>
     </w:pPr>
     <w:rPr>
+      <w:rFonts w:eastAsia="黑体"/>
       <w:color w:themeColor="text1" w:val="000000"/>
     </w:rPr>
     <w:tblPr>
@@ -8542,7 +8972,7 @@
     </w:tblPr>
     <w:tblStylePr w:type="firstRow">
       <w:rPr>
-        <w:rFonts w:asciiTheme="majorHAnsi" w:cstheme="majorBidi" w:eastAsiaTheme="majorEastAsia" w:hAnsiTheme="majorHAnsi"/>
+        <w:rFonts w:asciiTheme="majorHAnsi" w:cstheme="majorBidi" w:hAnsiTheme="majorHAnsi" w:eastAsia="黑体"/>
       </w:rPr>
       <w:tblPr/>
       <w:tcPr>
@@ -8554,6 +8984,7 @@
     </w:tblStylePr>
     <w:tblStylePr w:type="lastRow">
       <w:rPr>
+        <w:rFonts w:eastAsia="黑体"/>
         <w:b/>
         <w:bCs/>
         <w:color w:themeColor="text2" w:val="1F497D"/>
@@ -8568,12 +8999,14 @@
     </w:tblStylePr>
     <w:tblStylePr w:type="firstCol">
       <w:rPr>
+        <w:rFonts w:eastAsia="黑体"/>
         <w:b/>
         <w:bCs/>
       </w:rPr>
     </w:tblStylePr>
     <w:tblStylePr w:type="lastCol">
       <w:rPr>
+        <w:rFonts w:eastAsia="黑体"/>
         <w:b/>
         <w:bCs/>
       </w:rPr>
@@ -8607,6 +9040,7 @@
       <w:spacing w:after="0" w:line="240" w:lineRule="auto"/>
     </w:pPr>
     <w:rPr>
+      <w:rFonts w:eastAsia="黑体"/>
       <w:color w:themeColor="text1" w:val="000000"/>
     </w:rPr>
     <w:tblPr>
@@ -8626,7 +9060,7 @@
     </w:tblPr>
     <w:tblStylePr w:type="firstRow">
       <w:rPr>
-        <w:rFonts w:asciiTheme="majorHAnsi" w:cstheme="majorBidi" w:eastAsiaTheme="majorEastAsia" w:hAnsiTheme="majorHAnsi"/>
+        <w:rFonts w:asciiTheme="majorHAnsi" w:cstheme="majorBidi" w:hAnsiTheme="majorHAnsi" w:eastAsia="黑体"/>
       </w:rPr>
       <w:tblPr/>
       <w:tcPr>
@@ -8638,6 +9072,7 @@
     </w:tblStylePr>
     <w:tblStylePr w:type="lastRow">
       <w:rPr>
+        <w:rFonts w:eastAsia="黑体"/>
         <w:b/>
         <w:bCs/>
         <w:color w:themeColor="text2" w:val="1F497D"/>
@@ -8652,12 +9087,14 @@
     </w:tblStylePr>
     <w:tblStylePr w:type="firstCol">
       <w:rPr>
+        <w:rFonts w:eastAsia="黑体"/>
         <w:b/>
         <w:bCs/>
       </w:rPr>
     </w:tblStylePr>
     <w:tblStylePr w:type="lastCol">
       <w:rPr>
+        <w:rFonts w:eastAsia="黑体"/>
         <w:b/>
         <w:bCs/>
       </w:rPr>
@@ -8691,6 +9128,7 @@
       <w:spacing w:after="0" w:line="240" w:lineRule="auto"/>
     </w:pPr>
     <w:rPr>
+      <w:rFonts w:eastAsia="黑体"/>
       <w:color w:themeColor="text1" w:val="000000"/>
     </w:rPr>
     <w:tblPr>
@@ -8710,7 +9148,7 @@
     </w:tblPr>
     <w:tblStylePr w:type="firstRow">
       <w:rPr>
-        <w:rFonts w:asciiTheme="majorHAnsi" w:cstheme="majorBidi" w:eastAsiaTheme="majorEastAsia" w:hAnsiTheme="majorHAnsi"/>
+        <w:rFonts w:asciiTheme="majorHAnsi" w:cstheme="majorBidi" w:hAnsiTheme="majorHAnsi" w:eastAsia="黑体"/>
       </w:rPr>
       <w:tblPr/>
       <w:tcPr>
@@ -8722,6 +9160,7 @@
     </w:tblStylePr>
     <w:tblStylePr w:type="lastRow">
       <w:rPr>
+        <w:rFonts w:eastAsia="黑体"/>
         <w:b/>
         <w:bCs/>
         <w:color w:themeColor="text2" w:val="1F497D"/>
@@ -8736,12 +9175,14 @@
     </w:tblStylePr>
     <w:tblStylePr w:type="firstCol">
       <w:rPr>
+        <w:rFonts w:eastAsia="黑体"/>
         <w:b/>
         <w:bCs/>
       </w:rPr>
     </w:tblStylePr>
     <w:tblStylePr w:type="lastCol">
       <w:rPr>
+        <w:rFonts w:eastAsia="黑体"/>
         <w:b/>
         <w:bCs/>
       </w:rPr>
@@ -8775,6 +9216,7 @@
       <w:spacing w:after="0" w:line="240" w:lineRule="auto"/>
     </w:pPr>
     <w:rPr>
+      <w:rFonts w:eastAsia="黑体"/>
       <w:color w:themeColor="text1" w:val="000000"/>
     </w:rPr>
     <w:tblPr>
@@ -8794,7 +9236,7 @@
     </w:tblPr>
     <w:tblStylePr w:type="firstRow">
       <w:rPr>
-        <w:rFonts w:asciiTheme="majorHAnsi" w:cstheme="majorBidi" w:eastAsiaTheme="majorEastAsia" w:hAnsiTheme="majorHAnsi"/>
+        <w:rFonts w:asciiTheme="majorHAnsi" w:cstheme="majorBidi" w:hAnsiTheme="majorHAnsi" w:eastAsia="黑体"/>
       </w:rPr>
       <w:tblPr/>
       <w:tcPr>
@@ -8806,6 +9248,7 @@
     </w:tblStylePr>
     <w:tblStylePr w:type="lastRow">
       <w:rPr>
+        <w:rFonts w:eastAsia="黑体"/>
         <w:b/>
         <w:bCs/>
         <w:color w:themeColor="text2" w:val="1F497D"/>
@@ -8820,12 +9263,14 @@
     </w:tblStylePr>
     <w:tblStylePr w:type="firstCol">
       <w:rPr>
+        <w:rFonts w:eastAsia="黑体"/>
         <w:b/>
         <w:bCs/>
       </w:rPr>
     </w:tblStylePr>
     <w:tblStylePr w:type="lastCol">
       <w:rPr>
+        <w:rFonts w:eastAsia="黑体"/>
         <w:b/>
         <w:bCs/>
       </w:rPr>
@@ -8859,7 +9304,7 @@
       <w:spacing w:after="0" w:line="240" w:lineRule="auto"/>
     </w:pPr>
     <w:rPr>
-      <w:rFonts w:asciiTheme="majorHAnsi" w:cstheme="majorBidi" w:eastAsiaTheme="majorEastAsia" w:hAnsiTheme="majorHAnsi"/>
+      <w:rFonts w:asciiTheme="majorHAnsi" w:cstheme="majorBidi" w:hAnsiTheme="majorHAnsi" w:eastAsia="黑体"/>
       <w:color w:themeColor="text1" w:val="000000"/>
     </w:rPr>
     <w:tblPr>
@@ -8881,6 +9326,7 @@
     </w:tblPr>
     <w:tblStylePr w:type="firstRow">
       <w:rPr>
+        <w:rFonts w:eastAsia="黑体"/>
         <w:sz w:val="24"/>
         <w:szCs w:val="24"/>
       </w:rPr>
@@ -8987,7 +9433,7 @@
       <w:spacing w:after="0" w:line="240" w:lineRule="auto"/>
     </w:pPr>
     <w:rPr>
-      <w:rFonts w:asciiTheme="majorHAnsi" w:cstheme="majorBidi" w:eastAsiaTheme="majorEastAsia" w:hAnsiTheme="majorHAnsi"/>
+      <w:rFonts w:asciiTheme="majorHAnsi" w:cstheme="majorBidi" w:hAnsiTheme="majorHAnsi" w:eastAsia="黑体"/>
       <w:color w:themeColor="text1" w:val="000000"/>
     </w:rPr>
     <w:tblPr>
@@ -9009,6 +9455,7 @@
     </w:tblPr>
     <w:tblStylePr w:type="firstRow">
       <w:rPr>
+        <w:rFonts w:eastAsia="黑体"/>
         <w:sz w:val="24"/>
         <w:szCs w:val="24"/>
       </w:rPr>
@@ -9115,7 +9562,7 @@
       <w:spacing w:after="0" w:line="240" w:lineRule="auto"/>
     </w:pPr>
     <w:rPr>
-      <w:rFonts w:asciiTheme="majorHAnsi" w:cstheme="majorBidi" w:eastAsiaTheme="majorEastAsia" w:hAnsiTheme="majorHAnsi"/>
+      <w:rFonts w:asciiTheme="majorHAnsi" w:cstheme="majorBidi" w:hAnsiTheme="majorHAnsi" w:eastAsia="黑体"/>
       <w:color w:themeColor="text1" w:val="000000"/>
     </w:rPr>
     <w:tblPr>
@@ -9137,6 +9584,7 @@
     </w:tblPr>
     <w:tblStylePr w:type="firstRow">
       <w:rPr>
+        <w:rFonts w:eastAsia="黑体"/>
         <w:sz w:val="24"/>
         <w:szCs w:val="24"/>
       </w:rPr>
@@ -9243,7 +9691,7 @@
       <w:spacing w:after="0" w:line="240" w:lineRule="auto"/>
     </w:pPr>
     <w:rPr>
-      <w:rFonts w:asciiTheme="majorHAnsi" w:cstheme="majorBidi" w:eastAsiaTheme="majorEastAsia" w:hAnsiTheme="majorHAnsi"/>
+      <w:rFonts w:asciiTheme="majorHAnsi" w:cstheme="majorBidi" w:hAnsiTheme="majorHAnsi" w:eastAsia="黑体"/>
       <w:color w:themeColor="text1" w:val="000000"/>
     </w:rPr>
     <w:tblPr>
@@ -9265,6 +9713,7 @@
     </w:tblPr>
     <w:tblStylePr w:type="firstRow">
       <w:rPr>
+        <w:rFonts w:eastAsia="黑体"/>
         <w:sz w:val="24"/>
         <w:szCs w:val="24"/>
       </w:rPr>
@@ -9371,7 +9820,7 @@
       <w:spacing w:after="0" w:line="240" w:lineRule="auto"/>
     </w:pPr>
     <w:rPr>
-      <w:rFonts w:asciiTheme="majorHAnsi" w:cstheme="majorBidi" w:eastAsiaTheme="majorEastAsia" w:hAnsiTheme="majorHAnsi"/>
+      <w:rFonts w:asciiTheme="majorHAnsi" w:cstheme="majorBidi" w:hAnsiTheme="majorHAnsi" w:eastAsia="黑体"/>
       <w:color w:themeColor="text1" w:val="000000"/>
     </w:rPr>
     <w:tblPr>
@@ -9393,6 +9842,7 @@
     </w:tblPr>
     <w:tblStylePr w:type="firstRow">
       <w:rPr>
+        <w:rFonts w:eastAsia="黑体"/>
         <w:sz w:val="24"/>
         <w:szCs w:val="24"/>
       </w:rPr>
@@ -9499,7 +9949,7 @@
       <w:spacing w:after="0" w:line="240" w:lineRule="auto"/>
     </w:pPr>
     <w:rPr>
-      <w:rFonts w:asciiTheme="majorHAnsi" w:cstheme="majorBidi" w:eastAsiaTheme="majorEastAsia" w:hAnsiTheme="majorHAnsi"/>
+      <w:rFonts w:asciiTheme="majorHAnsi" w:cstheme="majorBidi" w:hAnsiTheme="majorHAnsi" w:eastAsia="黑体"/>
       <w:color w:themeColor="text1" w:val="000000"/>
     </w:rPr>
     <w:tblPr>
@@ -9521,6 +9971,7 @@
     </w:tblPr>
     <w:tblStylePr w:type="firstRow">
       <w:rPr>
+        <w:rFonts w:eastAsia="黑体"/>
         <w:sz w:val="24"/>
         <w:szCs w:val="24"/>
       </w:rPr>
@@ -9627,7 +10078,7 @@
       <w:spacing w:after="0" w:line="240" w:lineRule="auto"/>
     </w:pPr>
     <w:rPr>
-      <w:rFonts w:asciiTheme="majorHAnsi" w:cstheme="majorBidi" w:eastAsiaTheme="majorEastAsia" w:hAnsiTheme="majorHAnsi"/>
+      <w:rFonts w:asciiTheme="majorHAnsi" w:cstheme="majorBidi" w:hAnsiTheme="majorHAnsi" w:eastAsia="黑体"/>
       <w:color w:themeColor="text1" w:val="000000"/>
     </w:rPr>
     <w:tblPr>
@@ -9649,6 +10100,7 @@
     </w:tblPr>
     <w:tblStylePr w:type="firstRow">
       <w:rPr>
+        <w:rFonts w:eastAsia="黑体"/>
         <w:sz w:val="24"/>
         <w:szCs w:val="24"/>
       </w:rPr>
@@ -9778,12 +10230,14 @@
     </w:tcPr>
     <w:tblStylePr w:type="firstRow">
       <w:rPr>
+        <w:rFonts w:eastAsia="黑体"/>
         <w:b/>
         <w:bCs/>
       </w:rPr>
     </w:tblStylePr>
     <w:tblStylePr w:type="lastRow">
       <w:rPr>
+        <w:rFonts w:eastAsia="黑体"/>
         <w:b/>
         <w:bCs/>
       </w:rPr>
@@ -9796,12 +10250,14 @@
     </w:tblStylePr>
     <w:tblStylePr w:type="firstCol">
       <w:rPr>
+        <w:rFonts w:eastAsia="黑体"/>
         <w:b/>
         <w:bCs/>
       </w:rPr>
     </w:tblStylePr>
     <w:tblStylePr w:type="lastCol">
       <w:rPr>
+        <w:rFonts w:eastAsia="黑体"/>
         <w:b/>
         <w:bCs/>
       </w:rPr>
@@ -9851,12 +10307,14 @@
     </w:tcPr>
     <w:tblStylePr w:type="firstRow">
       <w:rPr>
+        <w:rFonts w:eastAsia="黑体"/>
         <w:b/>
         <w:bCs/>
       </w:rPr>
     </w:tblStylePr>
     <w:tblStylePr w:type="lastRow">
       <w:rPr>
+        <w:rFonts w:eastAsia="黑体"/>
         <w:b/>
         <w:bCs/>
       </w:rPr>
@@ -9869,12 +10327,14 @@
     </w:tblStylePr>
     <w:tblStylePr w:type="firstCol">
       <w:rPr>
+        <w:rFonts w:eastAsia="黑体"/>
         <w:b/>
         <w:bCs/>
       </w:rPr>
     </w:tblStylePr>
     <w:tblStylePr w:type="lastCol">
       <w:rPr>
+        <w:rFonts w:eastAsia="黑体"/>
         <w:b/>
         <w:bCs/>
       </w:rPr>
@@ -9924,12 +10384,14 @@
     </w:tcPr>
     <w:tblStylePr w:type="firstRow">
       <w:rPr>
+        <w:rFonts w:eastAsia="黑体"/>
         <w:b/>
         <w:bCs/>
       </w:rPr>
     </w:tblStylePr>
     <w:tblStylePr w:type="lastRow">
       <w:rPr>
+        <w:rFonts w:eastAsia="黑体"/>
         <w:b/>
         <w:bCs/>
       </w:rPr>
@@ -9942,12 +10404,14 @@
     </w:tblStylePr>
     <w:tblStylePr w:type="firstCol">
       <w:rPr>
+        <w:rFonts w:eastAsia="黑体"/>
         <w:b/>
         <w:bCs/>
       </w:rPr>
     </w:tblStylePr>
     <w:tblStylePr w:type="lastCol">
       <w:rPr>
+        <w:rFonts w:eastAsia="黑体"/>
         <w:b/>
         <w:bCs/>
       </w:rPr>
@@ -9997,12 +10461,14 @@
     </w:tcPr>
     <w:tblStylePr w:type="firstRow">
       <w:rPr>
+        <w:rFonts w:eastAsia="黑体"/>
         <w:b/>
         <w:bCs/>
       </w:rPr>
     </w:tblStylePr>
     <w:tblStylePr w:type="lastRow">
       <w:rPr>
+        <w:rFonts w:eastAsia="黑体"/>
         <w:b/>
         <w:bCs/>
       </w:rPr>
@@ -10015,12 +10481,14 @@
     </w:tblStylePr>
     <w:tblStylePr w:type="firstCol">
       <w:rPr>
+        <w:rFonts w:eastAsia="黑体"/>
         <w:b/>
         <w:bCs/>
       </w:rPr>
     </w:tblStylePr>
     <w:tblStylePr w:type="lastCol">
       <w:rPr>
+        <w:rFonts w:eastAsia="黑体"/>
         <w:b/>
         <w:bCs/>
       </w:rPr>
@@ -10070,12 +10538,14 @@
     </w:tcPr>
     <w:tblStylePr w:type="firstRow">
       <w:rPr>
+        <w:rFonts w:eastAsia="黑体"/>
         <w:b/>
         <w:bCs/>
       </w:rPr>
     </w:tblStylePr>
     <w:tblStylePr w:type="lastRow">
       <w:rPr>
+        <w:rFonts w:eastAsia="黑体"/>
         <w:b/>
         <w:bCs/>
       </w:rPr>
@@ -10088,12 +10558,14 @@
     </w:tblStylePr>
     <w:tblStylePr w:type="firstCol">
       <w:rPr>
+        <w:rFonts w:eastAsia="黑体"/>
         <w:b/>
         <w:bCs/>
       </w:rPr>
     </w:tblStylePr>
     <w:tblStylePr w:type="lastCol">
       <w:rPr>
+        <w:rFonts w:eastAsia="黑体"/>
         <w:b/>
         <w:bCs/>
       </w:rPr>
@@ -10143,12 +10615,14 @@
     </w:tcPr>
     <w:tblStylePr w:type="firstRow">
       <w:rPr>
+        <w:rFonts w:eastAsia="黑体"/>
         <w:b/>
         <w:bCs/>
       </w:rPr>
     </w:tblStylePr>
     <w:tblStylePr w:type="lastRow">
       <w:rPr>
+        <w:rFonts w:eastAsia="黑体"/>
         <w:b/>
         <w:bCs/>
       </w:rPr>
@@ -10161,12 +10635,14 @@
     </w:tblStylePr>
     <w:tblStylePr w:type="firstCol">
       <w:rPr>
+        <w:rFonts w:eastAsia="黑体"/>
         <w:b/>
         <w:bCs/>
       </w:rPr>
     </w:tblStylePr>
     <w:tblStylePr w:type="lastCol">
       <w:rPr>
+        <w:rFonts w:eastAsia="黑体"/>
         <w:b/>
         <w:bCs/>
       </w:rPr>
@@ -10216,12 +10692,14 @@
     </w:tcPr>
     <w:tblStylePr w:type="firstRow">
       <w:rPr>
+        <w:rFonts w:eastAsia="黑体"/>
         <w:b/>
         <w:bCs/>
       </w:rPr>
     </w:tblStylePr>
     <w:tblStylePr w:type="lastRow">
       <w:rPr>
+        <w:rFonts w:eastAsia="黑体"/>
         <w:b/>
         <w:bCs/>
       </w:rPr>
@@ -10234,12 +10712,14 @@
     </w:tblStylePr>
     <w:tblStylePr w:type="firstCol">
       <w:rPr>
+        <w:rFonts w:eastAsia="黑体"/>
         <w:b/>
         <w:bCs/>
       </w:rPr>
     </w:tblStylePr>
     <w:tblStylePr w:type="lastCol">
       <w:rPr>
+        <w:rFonts w:eastAsia="黑体"/>
         <w:b/>
         <w:bCs/>
       </w:rPr>
@@ -10266,7 +10746,7 @@
       <w:spacing w:after="0" w:line="240" w:lineRule="auto"/>
     </w:pPr>
     <w:rPr>
-      <w:rFonts w:asciiTheme="majorHAnsi" w:cstheme="majorBidi" w:eastAsiaTheme="majorEastAsia" w:hAnsiTheme="majorHAnsi"/>
+      <w:rFonts w:asciiTheme="majorHAnsi" w:cstheme="majorBidi" w:hAnsiTheme="majorHAnsi" w:eastAsia="黑体"/>
       <w:color w:themeColor="text1" w:val="000000"/>
     </w:rPr>
     <w:tblPr>
@@ -10293,6 +10773,7 @@
     </w:tcPr>
     <w:tblStylePr w:type="firstRow">
       <w:rPr>
+        <w:rFonts w:eastAsia="黑体"/>
         <w:b/>
         <w:bCs/>
         <w:color w:themeColor="text1" w:val="000000"/>
@@ -10304,6 +10785,7 @@
     </w:tblStylePr>
     <w:tblStylePr w:type="lastRow">
       <w:rPr>
+        <w:rFonts w:eastAsia="黑体"/>
         <w:b/>
         <w:bCs/>
         <w:color w:themeColor="text1" w:val="000000"/>
@@ -10323,6 +10805,7 @@
     </w:tblStylePr>
     <w:tblStylePr w:type="firstCol">
       <w:rPr>
+        <w:rFonts w:eastAsia="黑体"/>
         <w:b/>
         <w:bCs/>
         <w:color w:themeColor="text1" w:val="000000"/>
@@ -10342,6 +10825,7 @@
     </w:tblStylePr>
     <w:tblStylePr w:type="lastCol">
       <w:rPr>
+        <w:rFonts w:eastAsia="黑体"/>
         <w:b w:val="0"/>
         <w:bCs w:val="0"/>
         <w:color w:themeColor="text1" w:val="000000"/>
@@ -10391,7 +10875,7 @@
       <w:spacing w:after="0" w:line="240" w:lineRule="auto"/>
     </w:pPr>
     <w:rPr>
-      <w:rFonts w:asciiTheme="majorHAnsi" w:cstheme="majorBidi" w:eastAsiaTheme="majorEastAsia" w:hAnsiTheme="majorHAnsi"/>
+      <w:rFonts w:asciiTheme="majorHAnsi" w:cstheme="majorBidi" w:hAnsiTheme="majorHAnsi" w:eastAsia="黑体"/>
       <w:color w:themeColor="text1" w:val="000000"/>
     </w:rPr>
     <w:tblPr>
@@ -10418,6 +10902,7 @@
     </w:tcPr>
     <w:tblStylePr w:type="firstRow">
       <w:rPr>
+        <w:rFonts w:eastAsia="黑体"/>
         <w:b/>
         <w:bCs/>
         <w:color w:themeColor="text1" w:val="000000"/>
@@ -10429,6 +10914,7 @@
     </w:tblStylePr>
     <w:tblStylePr w:type="lastRow">
       <w:rPr>
+        <w:rFonts w:eastAsia="黑体"/>
         <w:b/>
         <w:bCs/>
         <w:color w:themeColor="text1" w:val="000000"/>
@@ -10448,6 +10934,7 @@
     </w:tblStylePr>
     <w:tblStylePr w:type="firstCol">
       <w:rPr>
+        <w:rFonts w:eastAsia="黑体"/>
         <w:b/>
         <w:bCs/>
         <w:color w:themeColor="text1" w:val="000000"/>
@@ -10467,6 +10954,7 @@
     </w:tblStylePr>
     <w:tblStylePr w:type="lastCol">
       <w:rPr>
+        <w:rFonts w:eastAsia="黑体"/>
         <w:b w:val="0"/>
         <w:bCs w:val="0"/>
         <w:color w:themeColor="text1" w:val="000000"/>
@@ -10516,7 +11004,7 @@
       <w:spacing w:after="0" w:line="240" w:lineRule="auto"/>
     </w:pPr>
     <w:rPr>
-      <w:rFonts w:asciiTheme="majorHAnsi" w:cstheme="majorBidi" w:eastAsiaTheme="majorEastAsia" w:hAnsiTheme="majorHAnsi"/>
+      <w:rFonts w:asciiTheme="majorHAnsi" w:cstheme="majorBidi" w:hAnsiTheme="majorHAnsi" w:eastAsia="黑体"/>
       <w:color w:themeColor="text1" w:val="000000"/>
     </w:rPr>
     <w:tblPr>
@@ -10543,6 +11031,7 @@
     </w:tcPr>
     <w:tblStylePr w:type="firstRow">
       <w:rPr>
+        <w:rFonts w:eastAsia="黑体"/>
         <w:b/>
         <w:bCs/>
         <w:color w:themeColor="text1" w:val="000000"/>
@@ -10554,6 +11043,7 @@
     </w:tblStylePr>
     <w:tblStylePr w:type="lastRow">
       <w:rPr>
+        <w:rFonts w:eastAsia="黑体"/>
         <w:b/>
         <w:bCs/>
         <w:color w:themeColor="text1" w:val="000000"/>
@@ -10573,6 +11063,7 @@
     </w:tblStylePr>
     <w:tblStylePr w:type="firstCol">
       <w:rPr>
+        <w:rFonts w:eastAsia="黑体"/>
         <w:b/>
         <w:bCs/>
         <w:color w:themeColor="text1" w:val="000000"/>
@@ -10592,6 +11083,7 @@
     </w:tblStylePr>
     <w:tblStylePr w:type="lastCol">
       <w:rPr>
+        <w:rFonts w:eastAsia="黑体"/>
         <w:b w:val="0"/>
         <w:bCs w:val="0"/>
         <w:color w:themeColor="text1" w:val="000000"/>
@@ -10641,7 +11133,7 @@
       <w:spacing w:after="0" w:line="240" w:lineRule="auto"/>
     </w:pPr>
     <w:rPr>
-      <w:rFonts w:asciiTheme="majorHAnsi" w:cstheme="majorBidi" w:eastAsiaTheme="majorEastAsia" w:hAnsiTheme="majorHAnsi"/>
+      <w:rFonts w:asciiTheme="majorHAnsi" w:cstheme="majorBidi" w:hAnsiTheme="majorHAnsi" w:eastAsia="黑体"/>
       <w:color w:themeColor="text1" w:val="000000"/>
     </w:rPr>
     <w:tblPr>
@@ -10668,6 +11160,7 @@
     </w:tcPr>
     <w:tblStylePr w:type="firstRow">
       <w:rPr>
+        <w:rFonts w:eastAsia="黑体"/>
         <w:b/>
         <w:bCs/>
         <w:color w:themeColor="text1" w:val="000000"/>
@@ -10679,6 +11172,7 @@
     </w:tblStylePr>
     <w:tblStylePr w:type="lastRow">
       <w:rPr>
+        <w:rFonts w:eastAsia="黑体"/>
         <w:b/>
         <w:bCs/>
         <w:color w:themeColor="text1" w:val="000000"/>
@@ -10698,6 +11192,7 @@
     </w:tblStylePr>
     <w:tblStylePr w:type="firstCol">
       <w:rPr>
+        <w:rFonts w:eastAsia="黑体"/>
         <w:b/>
         <w:bCs/>
         <w:color w:themeColor="text1" w:val="000000"/>
@@ -10717,6 +11212,7 @@
     </w:tblStylePr>
     <w:tblStylePr w:type="lastCol">
       <w:rPr>
+        <w:rFonts w:eastAsia="黑体"/>
         <w:b w:val="0"/>
         <w:bCs w:val="0"/>
         <w:color w:themeColor="text1" w:val="000000"/>
@@ -10766,7 +11262,7 @@
       <w:spacing w:after="0" w:line="240" w:lineRule="auto"/>
     </w:pPr>
     <w:rPr>
-      <w:rFonts w:asciiTheme="majorHAnsi" w:cstheme="majorBidi" w:eastAsiaTheme="majorEastAsia" w:hAnsiTheme="majorHAnsi"/>
+      <w:rFonts w:asciiTheme="majorHAnsi" w:cstheme="majorBidi" w:hAnsiTheme="majorHAnsi" w:eastAsia="黑体"/>
       <w:color w:themeColor="text1" w:val="000000"/>
     </w:rPr>
     <w:tblPr>
@@ -10793,6 +11289,7 @@
     </w:tcPr>
     <w:tblStylePr w:type="firstRow">
       <w:rPr>
+        <w:rFonts w:eastAsia="黑体"/>
         <w:b/>
         <w:bCs/>
         <w:color w:themeColor="text1" w:val="000000"/>
@@ -10804,6 +11301,7 @@
     </w:tblStylePr>
     <w:tblStylePr w:type="lastRow">
       <w:rPr>
+        <w:rFonts w:eastAsia="黑体"/>
         <w:b/>
         <w:bCs/>
         <w:color w:themeColor="text1" w:val="000000"/>
@@ -10823,6 +11321,7 @@
     </w:tblStylePr>
     <w:tblStylePr w:type="firstCol">
       <w:rPr>
+        <w:rFonts w:eastAsia="黑体"/>
         <w:b/>
         <w:bCs/>
         <w:color w:themeColor="text1" w:val="000000"/>
@@ -10842,6 +11341,7 @@
     </w:tblStylePr>
     <w:tblStylePr w:type="lastCol">
       <w:rPr>
+        <w:rFonts w:eastAsia="黑体"/>
         <w:b w:val="0"/>
         <w:bCs w:val="0"/>
         <w:color w:themeColor="text1" w:val="000000"/>
@@ -10891,7 +11391,7 @@
       <w:spacing w:after="0" w:line="240" w:lineRule="auto"/>
     </w:pPr>
     <w:rPr>
-      <w:rFonts w:asciiTheme="majorHAnsi" w:cstheme="majorBidi" w:eastAsiaTheme="majorEastAsia" w:hAnsiTheme="majorHAnsi"/>
+      <w:rFonts w:asciiTheme="majorHAnsi" w:cstheme="majorBidi" w:hAnsiTheme="majorHAnsi" w:eastAsia="黑体"/>
       <w:color w:themeColor="text1" w:val="000000"/>
     </w:rPr>
     <w:tblPr>
@@ -10918,6 +11418,7 @@
     </w:tcPr>
     <w:tblStylePr w:type="firstRow">
       <w:rPr>
+        <w:rFonts w:eastAsia="黑体"/>
         <w:b/>
         <w:bCs/>
         <w:color w:themeColor="text1" w:val="000000"/>
@@ -10929,6 +11430,7 @@
     </w:tblStylePr>
     <w:tblStylePr w:type="lastRow">
       <w:rPr>
+        <w:rFonts w:eastAsia="黑体"/>
         <w:b/>
         <w:bCs/>
         <w:color w:themeColor="text1" w:val="000000"/>
@@ -10948,6 +11450,7 @@
     </w:tblStylePr>
     <w:tblStylePr w:type="firstCol">
       <w:rPr>
+        <w:rFonts w:eastAsia="黑体"/>
         <w:b/>
         <w:bCs/>
         <w:color w:themeColor="text1" w:val="000000"/>
@@ -10967,6 +11470,7 @@
     </w:tblStylePr>
     <w:tblStylePr w:type="lastCol">
       <w:rPr>
+        <w:rFonts w:eastAsia="黑体"/>
         <w:b w:val="0"/>
         <w:bCs w:val="0"/>
         <w:color w:themeColor="text1" w:val="000000"/>
@@ -11016,7 +11520,7 @@
       <w:spacing w:after="0" w:line="240" w:lineRule="auto"/>
     </w:pPr>
     <w:rPr>
-      <w:rFonts w:asciiTheme="majorHAnsi" w:cstheme="majorBidi" w:eastAsiaTheme="majorEastAsia" w:hAnsiTheme="majorHAnsi"/>
+      <w:rFonts w:asciiTheme="majorHAnsi" w:cstheme="majorBidi" w:hAnsiTheme="majorHAnsi" w:eastAsia="黑体"/>
       <w:color w:themeColor="text1" w:val="000000"/>
     </w:rPr>
     <w:tblPr>
@@ -11043,6 +11547,7 @@
     </w:tcPr>
     <w:tblStylePr w:type="firstRow">
       <w:rPr>
+        <w:rFonts w:eastAsia="黑体"/>
         <w:b/>
         <w:bCs/>
         <w:color w:themeColor="text1" w:val="000000"/>
@@ -11054,6 +11559,7 @@
     </w:tblStylePr>
     <w:tblStylePr w:type="lastRow">
       <w:rPr>
+        <w:rFonts w:eastAsia="黑体"/>
         <w:b/>
         <w:bCs/>
         <w:color w:themeColor="text1" w:val="000000"/>
@@ -11073,6 +11579,7 @@
     </w:tblStylePr>
     <w:tblStylePr w:type="firstCol">
       <w:rPr>
+        <w:rFonts w:eastAsia="黑体"/>
         <w:b/>
         <w:bCs/>
         <w:color w:themeColor="text1" w:val="000000"/>
@@ -11092,6 +11599,7 @@
     </w:tblStylePr>
     <w:tblStylePr w:type="lastCol">
       <w:rPr>
+        <w:rFonts w:eastAsia="黑体"/>
         <w:b w:val="0"/>
         <w:bCs w:val="0"/>
         <w:color w:themeColor="text1" w:val="000000"/>
@@ -11164,6 +11672,7 @@
     </w:tcPr>
     <w:tblStylePr w:type="firstRow">
       <w:rPr>
+        <w:rFonts w:eastAsia="黑体"/>
         <w:b/>
         <w:bCs/>
         <w:i w:val="0"/>
@@ -11185,6 +11694,7 @@
     </w:tblStylePr>
     <w:tblStylePr w:type="lastRow">
       <w:rPr>
+        <w:rFonts w:eastAsia="黑体"/>
         <w:b/>
         <w:bCs/>
         <w:i w:val="0"/>
@@ -11206,6 +11716,7 @@
     </w:tblStylePr>
     <w:tblStylePr w:type="firstCol">
       <w:rPr>
+        <w:rFonts w:eastAsia="黑体"/>
         <w:b/>
         <w:bCs/>
         <w:i w:val="0"/>
@@ -11225,6 +11736,7 @@
     </w:tblStylePr>
     <w:tblStylePr w:type="lastCol">
       <w:rPr>
+        <w:rFonts w:eastAsia="黑体"/>
         <w:b/>
         <w:bCs/>
         <w:i w:val="0"/>
@@ -11305,6 +11817,7 @@
     </w:tcPr>
     <w:tblStylePr w:type="firstRow">
       <w:rPr>
+        <w:rFonts w:eastAsia="黑体"/>
         <w:b/>
         <w:bCs/>
         <w:i w:val="0"/>
@@ -11326,6 +11839,7 @@
     </w:tblStylePr>
     <w:tblStylePr w:type="lastRow">
       <w:rPr>
+        <w:rFonts w:eastAsia="黑体"/>
         <w:b/>
         <w:bCs/>
         <w:i w:val="0"/>
@@ -11347,6 +11861,7 @@
     </w:tblStylePr>
     <w:tblStylePr w:type="firstCol">
       <w:rPr>
+        <w:rFonts w:eastAsia="黑体"/>
         <w:b/>
         <w:bCs/>
         <w:i w:val="0"/>
@@ -11366,6 +11881,7 @@
     </w:tblStylePr>
     <w:tblStylePr w:type="lastCol">
       <w:rPr>
+        <w:rFonts w:eastAsia="黑体"/>
         <w:b/>
         <w:bCs/>
         <w:i w:val="0"/>
@@ -11446,6 +11962,7 @@
     </w:tcPr>
     <w:tblStylePr w:type="firstRow">
       <w:rPr>
+        <w:rFonts w:eastAsia="黑体"/>
         <w:b/>
         <w:bCs/>
         <w:i w:val="0"/>
@@ -11467,6 +11984,7 @@
     </w:tblStylePr>
     <w:tblStylePr w:type="lastRow">
       <w:rPr>
+        <w:rFonts w:eastAsia="黑体"/>
         <w:b/>
         <w:bCs/>
         <w:i w:val="0"/>
@@ -11488,6 +12006,7 @@
     </w:tblStylePr>
     <w:tblStylePr w:type="firstCol">
       <w:rPr>
+        <w:rFonts w:eastAsia="黑体"/>
         <w:b/>
         <w:bCs/>
         <w:i w:val="0"/>
@@ -11507,6 +12026,7 @@
     </w:tblStylePr>
     <w:tblStylePr w:type="lastCol">
       <w:rPr>
+        <w:rFonts w:eastAsia="黑体"/>
         <w:b/>
         <w:bCs/>
         <w:i w:val="0"/>
@@ -11587,6 +12107,7 @@
     </w:tcPr>
     <w:tblStylePr w:type="firstRow">
       <w:rPr>
+        <w:rFonts w:eastAsia="黑体"/>
         <w:b/>
         <w:bCs/>
         <w:i w:val="0"/>
@@ -11608,6 +12129,7 @@
     </w:tblStylePr>
     <w:tblStylePr w:type="lastRow">
       <w:rPr>
+        <w:rFonts w:eastAsia="黑体"/>
         <w:b/>
         <w:bCs/>
         <w:i w:val="0"/>
@@ -11629,6 +12151,7 @@
     </w:tblStylePr>
     <w:tblStylePr w:type="firstCol">
       <w:rPr>
+        <w:rFonts w:eastAsia="黑体"/>
         <w:b/>
         <w:bCs/>
         <w:i w:val="0"/>
@@ -11648,6 +12171,7 @@
     </w:tblStylePr>
     <w:tblStylePr w:type="lastCol">
       <w:rPr>
+        <w:rFonts w:eastAsia="黑体"/>
         <w:b/>
         <w:bCs/>
         <w:i w:val="0"/>
@@ -11728,6 +12252,7 @@
     </w:tcPr>
     <w:tblStylePr w:type="firstRow">
       <w:rPr>
+        <w:rFonts w:eastAsia="黑体"/>
         <w:b/>
         <w:bCs/>
         <w:i w:val="0"/>
@@ -11749,6 +12274,7 @@
     </w:tblStylePr>
     <w:tblStylePr w:type="lastRow">
       <w:rPr>
+        <w:rFonts w:eastAsia="黑体"/>
         <w:b/>
         <w:bCs/>
         <w:i w:val="0"/>
@@ -11770,6 +12296,7 @@
     </w:tblStylePr>
     <w:tblStylePr w:type="firstCol">
       <w:rPr>
+        <w:rFonts w:eastAsia="黑体"/>
         <w:b/>
         <w:bCs/>
         <w:i w:val="0"/>
@@ -11789,6 +12316,7 @@
     </w:tblStylePr>
     <w:tblStylePr w:type="lastCol">
       <w:rPr>
+        <w:rFonts w:eastAsia="黑体"/>
         <w:b/>
         <w:bCs/>
         <w:i w:val="0"/>
@@ -11869,6 +12397,7 @@
     </w:tcPr>
     <w:tblStylePr w:type="firstRow">
       <w:rPr>
+        <w:rFonts w:eastAsia="黑体"/>
         <w:b/>
         <w:bCs/>
         <w:i w:val="0"/>
@@ -11890,6 +12419,7 @@
     </w:tblStylePr>
     <w:tblStylePr w:type="lastRow">
       <w:rPr>
+        <w:rFonts w:eastAsia="黑体"/>
         <w:b/>
         <w:bCs/>
         <w:i w:val="0"/>
@@ -11911,6 +12441,7 @@
     </w:tblStylePr>
     <w:tblStylePr w:type="firstCol">
       <w:rPr>
+        <w:rFonts w:eastAsia="黑体"/>
         <w:b/>
         <w:bCs/>
         <w:i w:val="0"/>
@@ -11930,6 +12461,7 @@
     </w:tblStylePr>
     <w:tblStylePr w:type="lastCol">
       <w:rPr>
+        <w:rFonts w:eastAsia="黑体"/>
         <w:b/>
         <w:bCs/>
         <w:i w:val="0"/>
@@ -12010,6 +12542,7 @@
     </w:tcPr>
     <w:tblStylePr w:type="firstRow">
       <w:rPr>
+        <w:rFonts w:eastAsia="黑体"/>
         <w:b/>
         <w:bCs/>
         <w:i w:val="0"/>
@@ -12031,6 +12564,7 @@
     </w:tblStylePr>
     <w:tblStylePr w:type="lastRow">
       <w:rPr>
+        <w:rFonts w:eastAsia="黑体"/>
         <w:b/>
         <w:bCs/>
         <w:i w:val="0"/>
@@ -12052,6 +12586,7 @@
     </w:tblStylePr>
     <w:tblStylePr w:type="firstCol">
       <w:rPr>
+        <w:rFonts w:eastAsia="黑体"/>
         <w:b/>
         <w:bCs/>
         <w:i w:val="0"/>
@@ -12071,6 +12606,7 @@
     </w:tblStylePr>
     <w:tblStylePr w:type="lastCol">
       <w:rPr>
+        <w:rFonts w:eastAsia="黑体"/>
         <w:b/>
         <w:bCs/>
         <w:i w:val="0"/>
@@ -12128,6 +12664,7 @@
       <w:spacing w:after="0" w:line="240" w:lineRule="auto"/>
     </w:pPr>
     <w:rPr>
+      <w:rFonts w:eastAsia="黑体"/>
       <w:color w:themeColor="background1" w:val="FFFFFF"/>
     </w:rPr>
     <w:tblPr>
@@ -12146,6 +12683,7 @@
     </w:tcPr>
     <w:tblStylePr w:type="firstRow">
       <w:rPr>
+        <w:rFonts w:eastAsia="黑体"/>
         <w:b/>
         <w:bCs/>
       </w:rPr>
@@ -12242,6 +12780,7 @@
       <w:spacing w:after="0" w:line="240" w:lineRule="auto"/>
     </w:pPr>
     <w:rPr>
+      <w:rFonts w:eastAsia="黑体"/>
       <w:color w:themeColor="background1" w:val="FFFFFF"/>
     </w:rPr>
     <w:tblPr>
@@ -12260,6 +12799,7 @@
     </w:tcPr>
     <w:tblStylePr w:type="firstRow">
       <w:rPr>
+        <w:rFonts w:eastAsia="黑体"/>
         <w:b/>
         <w:bCs/>
       </w:rPr>
@@ -12356,6 +12896,7 @@
       <w:spacing w:after="0" w:line="240" w:lineRule="auto"/>
     </w:pPr>
     <w:rPr>
+      <w:rFonts w:eastAsia="黑体"/>
       <w:color w:themeColor="background1" w:val="FFFFFF"/>
     </w:rPr>
     <w:tblPr>
@@ -12374,6 +12915,7 @@
     </w:tcPr>
     <w:tblStylePr w:type="firstRow">
       <w:rPr>
+        <w:rFonts w:eastAsia="黑体"/>
         <w:b/>
         <w:bCs/>
       </w:rPr>
@@ -12470,6 +13012,7 @@
       <w:spacing w:after="0" w:line="240" w:lineRule="auto"/>
     </w:pPr>
     <w:rPr>
+      <w:rFonts w:eastAsia="黑体"/>
       <w:color w:themeColor="background1" w:val="FFFFFF"/>
     </w:rPr>
     <w:tblPr>
@@ -12488,6 +13031,7 @@
     </w:tcPr>
     <w:tblStylePr w:type="firstRow">
       <w:rPr>
+        <w:rFonts w:eastAsia="黑体"/>
         <w:b/>
         <w:bCs/>
       </w:rPr>
@@ -12584,6 +13128,7 @@
       <w:spacing w:after="0" w:line="240" w:lineRule="auto"/>
     </w:pPr>
     <w:rPr>
+      <w:rFonts w:eastAsia="黑体"/>
       <w:color w:themeColor="background1" w:val="FFFFFF"/>
     </w:rPr>
     <w:tblPr>
@@ -12602,6 +13147,7 @@
     </w:tcPr>
     <w:tblStylePr w:type="firstRow">
       <w:rPr>
+        <w:rFonts w:eastAsia="黑体"/>
         <w:b/>
         <w:bCs/>
       </w:rPr>
@@ -12698,6 +13244,7 @@
       <w:spacing w:after="0" w:line="240" w:lineRule="auto"/>
     </w:pPr>
     <w:rPr>
+      <w:rFonts w:eastAsia="黑体"/>
       <w:color w:themeColor="background1" w:val="FFFFFF"/>
     </w:rPr>
     <w:tblPr>
@@ -12716,6 +13263,7 @@
     </w:tcPr>
     <w:tblStylePr w:type="firstRow">
       <w:rPr>
+        <w:rFonts w:eastAsia="黑体"/>
         <w:b/>
         <w:bCs/>
       </w:rPr>
@@ -12812,6 +13360,7 @@
       <w:spacing w:after="0" w:line="240" w:lineRule="auto"/>
     </w:pPr>
     <w:rPr>
+      <w:rFonts w:eastAsia="黑体"/>
       <w:color w:themeColor="background1" w:val="FFFFFF"/>
     </w:rPr>
     <w:tblPr>
@@ -12830,6 +13379,7 @@
     </w:tcPr>
     <w:tblStylePr w:type="firstRow">
       <w:rPr>
+        <w:rFonts w:eastAsia="黑体"/>
         <w:b/>
         <w:bCs/>
       </w:rPr>
@@ -12926,6 +13476,7 @@
       <w:spacing w:after="0" w:line="240" w:lineRule="auto"/>
     </w:pPr>
     <w:rPr>
+      <w:rFonts w:eastAsia="黑体"/>
       <w:color w:themeColor="text1" w:val="000000"/>
     </w:rPr>
     <w:tblPr>
@@ -12952,6 +13503,7 @@
     </w:tcPr>
     <w:tblStylePr w:type="firstRow">
       <w:rPr>
+        <w:rFonts w:eastAsia="黑体"/>
         <w:b/>
         <w:bCs/>
       </w:rPr>
@@ -12970,6 +13522,7 @@
     </w:tblStylePr>
     <w:tblStylePr w:type="lastRow">
       <w:rPr>
+        <w:rFonts w:eastAsia="黑体"/>
         <w:b/>
         <w:bCs/>
         <w:color w:themeColor="background1" w:val="FFFFFF"/>
@@ -12984,6 +13537,7 @@
     </w:tblStylePr>
     <w:tblStylePr w:type="firstCol">
       <w:rPr>
+        <w:rFonts w:eastAsia="黑体"/>
         <w:color w:themeColor="background1" w:val="FFFFFF"/>
       </w:rPr>
       <w:tblPr/>
@@ -13001,6 +13555,7 @@
     </w:tblStylePr>
     <w:tblStylePr w:type="lastCol">
       <w:rPr>
+        <w:rFonts w:eastAsia="黑体"/>
         <w:color w:themeColor="background1" w:val="FFFFFF"/>
       </w:rPr>
       <w:tblPr/>
@@ -13030,11 +13585,13 @@
     </w:tblStylePr>
     <w:tblStylePr w:type="neCell">
       <w:rPr>
+        <w:rFonts w:eastAsia="黑体"/>
         <w:color w:themeColor="text1" w:val="000000"/>
       </w:rPr>
     </w:tblStylePr>
     <w:tblStylePr w:type="nwCell">
       <w:rPr>
+        <w:rFonts w:eastAsia="黑体"/>
         <w:color w:themeColor="text1" w:val="000000"/>
       </w:rPr>
     </w:tblStylePr>
@@ -13048,6 +13605,7 @@
       <w:spacing w:after="0" w:line="240" w:lineRule="auto"/>
     </w:pPr>
     <w:rPr>
+      <w:rFonts w:eastAsia="黑体"/>
       <w:color w:themeColor="text1" w:val="000000"/>
     </w:rPr>
     <w:tblPr>
@@ -13074,6 +13632,7 @@
     </w:tcPr>
     <w:tblStylePr w:type="firstRow">
       <w:rPr>
+        <w:rFonts w:eastAsia="黑体"/>
         <w:b/>
         <w:bCs/>
       </w:rPr>
@@ -13092,6 +13651,7 @@
     </w:tblStylePr>
     <w:tblStylePr w:type="lastRow">
       <w:rPr>
+        <w:rFonts w:eastAsia="黑体"/>
         <w:b/>
         <w:bCs/>
         <w:color w:themeColor="background1" w:val="FFFFFF"/>
@@ -13106,6 +13666,7 @@
     </w:tblStylePr>
     <w:tblStylePr w:type="firstCol">
       <w:rPr>
+        <w:rFonts w:eastAsia="黑体"/>
         <w:color w:themeColor="background1" w:val="FFFFFF"/>
       </w:rPr>
       <w:tblPr/>
@@ -13123,6 +13684,7 @@
     </w:tblStylePr>
     <w:tblStylePr w:type="lastCol">
       <w:rPr>
+        <w:rFonts w:eastAsia="黑体"/>
         <w:color w:themeColor="background1" w:val="FFFFFF"/>
       </w:rPr>
       <w:tblPr/>
@@ -13152,11 +13714,13 @@
     </w:tblStylePr>
     <w:tblStylePr w:type="neCell">
       <w:rPr>
+        <w:rFonts w:eastAsia="黑体"/>
         <w:color w:themeColor="text1" w:val="000000"/>
       </w:rPr>
     </w:tblStylePr>
     <w:tblStylePr w:type="nwCell">
       <w:rPr>
+        <w:rFonts w:eastAsia="黑体"/>
         <w:color w:themeColor="text1" w:val="000000"/>
       </w:rPr>
     </w:tblStylePr>
@@ -13170,6 +13734,7 @@
       <w:spacing w:after="0" w:line="240" w:lineRule="auto"/>
     </w:pPr>
     <w:rPr>
+      <w:rFonts w:eastAsia="黑体"/>
       <w:color w:themeColor="text1" w:val="000000"/>
     </w:rPr>
     <w:tblPr>
@@ -13196,6 +13761,7 @@
     </w:tcPr>
     <w:tblStylePr w:type="firstRow">
       <w:rPr>
+        <w:rFonts w:eastAsia="黑体"/>
         <w:b/>
         <w:bCs/>
       </w:rPr>
@@ -13214,6 +13780,7 @@
     </w:tblStylePr>
     <w:tblStylePr w:type="lastRow">
       <w:rPr>
+        <w:rFonts w:eastAsia="黑体"/>
         <w:b/>
         <w:bCs/>
         <w:color w:themeColor="background1" w:val="FFFFFF"/>
@@ -13228,6 +13795,7 @@
     </w:tblStylePr>
     <w:tblStylePr w:type="firstCol">
       <w:rPr>
+        <w:rFonts w:eastAsia="黑体"/>
         <w:color w:themeColor="background1" w:val="FFFFFF"/>
       </w:rPr>
       <w:tblPr/>
@@ -13245,6 +13813,7 @@
     </w:tblStylePr>
     <w:tblStylePr w:type="lastCol">
       <w:rPr>
+        <w:rFonts w:eastAsia="黑体"/>
         <w:color w:themeColor="background1" w:val="FFFFFF"/>
       </w:rPr>
       <w:tblPr/>
@@ -13274,11 +13843,13 @@
     </w:tblStylePr>
     <w:tblStylePr w:type="neCell">
       <w:rPr>
+        <w:rFonts w:eastAsia="黑体"/>
         <w:color w:themeColor="text1" w:val="000000"/>
       </w:rPr>
     </w:tblStylePr>
     <w:tblStylePr w:type="nwCell">
       <w:rPr>
+        <w:rFonts w:eastAsia="黑体"/>
         <w:color w:themeColor="text1" w:val="000000"/>
       </w:rPr>
     </w:tblStylePr>
@@ -13292,6 +13863,7 @@
       <w:spacing w:after="0" w:line="240" w:lineRule="auto"/>
     </w:pPr>
     <w:rPr>
+      <w:rFonts w:eastAsia="黑体"/>
       <w:color w:themeColor="text1" w:val="000000"/>
     </w:rPr>
     <w:tblPr>
@@ -13318,6 +13890,7 @@
     </w:tcPr>
     <w:tblStylePr w:type="firstRow">
       <w:rPr>
+        <w:rFonts w:eastAsia="黑体"/>
         <w:b/>
         <w:bCs/>
       </w:rPr>
@@ -13336,6 +13909,7 @@
     </w:tblStylePr>
     <w:tblStylePr w:type="lastRow">
       <w:rPr>
+        <w:rFonts w:eastAsia="黑体"/>
         <w:b/>
         <w:bCs/>
         <w:color w:themeColor="background1" w:val="FFFFFF"/>
@@ -13350,6 +13924,7 @@
     </w:tblStylePr>
     <w:tblStylePr w:type="firstCol">
       <w:rPr>
+        <w:rFonts w:eastAsia="黑体"/>
         <w:color w:themeColor="background1" w:val="FFFFFF"/>
       </w:rPr>
       <w:tblPr/>
@@ -13367,6 +13942,7 @@
     </w:tblStylePr>
     <w:tblStylePr w:type="lastCol">
       <w:rPr>
+        <w:rFonts w:eastAsia="黑体"/>
         <w:color w:themeColor="background1" w:val="FFFFFF"/>
       </w:rPr>
       <w:tblPr/>
@@ -13404,6 +13980,7 @@
       <w:spacing w:after="0" w:line="240" w:lineRule="auto"/>
     </w:pPr>
     <w:rPr>
+      <w:rFonts w:eastAsia="黑体"/>
       <w:color w:themeColor="text1" w:val="000000"/>
     </w:rPr>
     <w:tblPr>
@@ -13430,6 +14007,7 @@
     </w:tcPr>
     <w:tblStylePr w:type="firstRow">
       <w:rPr>
+        <w:rFonts w:eastAsia="黑体"/>
         <w:b/>
         <w:bCs/>
       </w:rPr>
@@ -13448,6 +14026,7 @@
     </w:tblStylePr>
     <w:tblStylePr w:type="lastRow">
       <w:rPr>
+        <w:rFonts w:eastAsia="黑体"/>
         <w:b/>
         <w:bCs/>
         <w:color w:themeColor="background1" w:val="FFFFFF"/>
@@ -13462,6 +14041,7 @@
     </w:tblStylePr>
     <w:tblStylePr w:type="firstCol">
       <w:rPr>
+        <w:rFonts w:eastAsia="黑体"/>
         <w:color w:themeColor="background1" w:val="FFFFFF"/>
       </w:rPr>
       <w:tblPr/>
@@ -13479,6 +14059,7 @@
     </w:tblStylePr>
     <w:tblStylePr w:type="lastCol">
       <w:rPr>
+        <w:rFonts w:eastAsia="黑体"/>
         <w:color w:themeColor="background1" w:val="FFFFFF"/>
       </w:rPr>
       <w:tblPr/>
@@ -13508,11 +14089,13 @@
     </w:tblStylePr>
     <w:tblStylePr w:type="neCell">
       <w:rPr>
+        <w:rFonts w:eastAsia="黑体"/>
         <w:color w:themeColor="text1" w:val="000000"/>
       </w:rPr>
     </w:tblStylePr>
     <w:tblStylePr w:type="nwCell">
       <w:rPr>
+        <w:rFonts w:eastAsia="黑体"/>
         <w:color w:themeColor="text1" w:val="000000"/>
       </w:rPr>
     </w:tblStylePr>
@@ -13526,6 +14109,7 @@
       <w:spacing w:after="0" w:line="240" w:lineRule="auto"/>
     </w:pPr>
     <w:rPr>
+      <w:rFonts w:eastAsia="黑体"/>
       <w:color w:themeColor="text1" w:val="000000"/>
     </w:rPr>
     <w:tblPr>
@@ -13552,6 +14136,7 @@
     </w:tcPr>
     <w:tblStylePr w:type="firstRow">
       <w:rPr>
+        <w:rFonts w:eastAsia="黑体"/>
         <w:b/>
         <w:bCs/>
       </w:rPr>
@@ -13570,6 +14155,7 @@
     </w:tblStylePr>
     <w:tblStylePr w:type="lastRow">
       <w:rPr>
+        <w:rFonts w:eastAsia="黑体"/>
         <w:b/>
         <w:bCs/>
         <w:color w:themeColor="background1" w:val="FFFFFF"/>
@@ -13584,6 +14170,7 @@
     </w:tblStylePr>
     <w:tblStylePr w:type="firstCol">
       <w:rPr>
+        <w:rFonts w:eastAsia="黑体"/>
         <w:color w:themeColor="background1" w:val="FFFFFF"/>
       </w:rPr>
       <w:tblPr/>
@@ -13601,6 +14188,7 @@
     </w:tblStylePr>
     <w:tblStylePr w:type="lastCol">
       <w:rPr>
+        <w:rFonts w:eastAsia="黑体"/>
         <w:color w:themeColor="background1" w:val="FFFFFF"/>
       </w:rPr>
       <w:tblPr/>
@@ -13630,11 +14218,13 @@
     </w:tblStylePr>
     <w:tblStylePr w:type="neCell">
       <w:rPr>
+        <w:rFonts w:eastAsia="黑体"/>
         <w:color w:themeColor="text1" w:val="000000"/>
       </w:rPr>
     </w:tblStylePr>
     <w:tblStylePr w:type="nwCell">
       <w:rPr>
+        <w:rFonts w:eastAsia="黑体"/>
         <w:color w:themeColor="text1" w:val="000000"/>
       </w:rPr>
     </w:tblStylePr>
@@ -13648,6 +14238,7 @@
       <w:spacing w:after="0" w:line="240" w:lineRule="auto"/>
     </w:pPr>
     <w:rPr>
+      <w:rFonts w:eastAsia="黑体"/>
       <w:color w:themeColor="text1" w:val="000000"/>
     </w:rPr>
     <w:tblPr>
@@ -13674,6 +14265,7 @@
     </w:tcPr>
     <w:tblStylePr w:type="firstRow">
       <w:rPr>
+        <w:rFonts w:eastAsia="黑体"/>
         <w:b/>
         <w:bCs/>
       </w:rPr>
@@ -13692,6 +14284,7 @@
     </w:tblStylePr>
     <w:tblStylePr w:type="lastRow">
       <w:rPr>
+        <w:rFonts w:eastAsia="黑体"/>
         <w:b/>
         <w:bCs/>
         <w:color w:themeColor="background1" w:val="FFFFFF"/>
@@ -13706,6 +14299,7 @@
     </w:tblStylePr>
     <w:tblStylePr w:type="firstCol">
       <w:rPr>
+        <w:rFonts w:eastAsia="黑体"/>
         <w:color w:themeColor="background1" w:val="FFFFFF"/>
       </w:rPr>
       <w:tblPr/>
@@ -13723,6 +14317,7 @@
     </w:tblStylePr>
     <w:tblStylePr w:type="lastCol">
       <w:rPr>
+        <w:rFonts w:eastAsia="黑体"/>
         <w:color w:themeColor="background1" w:val="FFFFFF"/>
       </w:rPr>
       <w:tblPr/>
@@ -13752,11 +14347,13 @@
     </w:tblStylePr>
     <w:tblStylePr w:type="neCell">
       <w:rPr>
+        <w:rFonts w:eastAsia="黑体"/>
         <w:color w:themeColor="text1" w:val="000000"/>
       </w:rPr>
     </w:tblStylePr>
     <w:tblStylePr w:type="nwCell">
       <w:rPr>
+        <w:rFonts w:eastAsia="黑体"/>
         <w:color w:themeColor="text1" w:val="000000"/>
       </w:rPr>
     </w:tblStylePr>
@@ -13770,6 +14367,7 @@
       <w:spacing w:after="0" w:line="240" w:lineRule="auto"/>
     </w:pPr>
     <w:rPr>
+      <w:rFonts w:eastAsia="黑体"/>
       <w:color w:themeColor="text1" w:val="000000"/>
     </w:rPr>
     <w:tblPr>
@@ -13788,6 +14386,7 @@
     </w:tcPr>
     <w:tblStylePr w:type="firstRow">
       <w:rPr>
+        <w:rFonts w:eastAsia="黑体"/>
         <w:b/>
         <w:bCs/>
         <w:color w:themeColor="background1" w:val="FFFFFF"/>
@@ -13802,6 +14401,7 @@
     </w:tblStylePr>
     <w:tblStylePr w:type="lastRow">
       <w:rPr>
+        <w:rFonts w:eastAsia="黑体"/>
         <w:b/>
         <w:bCs/>
         <w:color w:themeColor="accent2" w:themeShade="CC" w:val="9E3A38"/>
@@ -13816,12 +14416,14 @@
     </w:tblStylePr>
     <w:tblStylePr w:type="firstCol">
       <w:rPr>
+        <w:rFonts w:eastAsia="黑体"/>
         <w:b/>
         <w:bCs/>
       </w:rPr>
     </w:tblStylePr>
     <w:tblStylePr w:type="lastCol">
       <w:rPr>
+        <w:rFonts w:eastAsia="黑体"/>
         <w:b/>
         <w:bCs/>
       </w:rPr>
@@ -13856,6 +14458,7 @@
       <w:spacing w:after="0" w:line="240" w:lineRule="auto"/>
     </w:pPr>
     <w:rPr>
+      <w:rFonts w:eastAsia="黑体"/>
       <w:color w:themeColor="text1" w:val="000000"/>
     </w:rPr>
     <w:tblPr>
@@ -13874,6 +14477,7 @@
     </w:tcPr>
     <w:tblStylePr w:type="firstRow">
       <w:rPr>
+        <w:rFonts w:eastAsia="黑体"/>
         <w:b/>
         <w:bCs/>
         <w:color w:themeColor="background1" w:val="FFFFFF"/>
@@ -13888,6 +14492,7 @@
     </w:tblStylePr>
     <w:tblStylePr w:type="lastRow">
       <w:rPr>
+        <w:rFonts w:eastAsia="黑体"/>
         <w:b/>
         <w:bCs/>
         <w:color w:themeColor="accent2" w:themeShade="CC" w:val="9E3A38"/>
@@ -13902,12 +14507,14 @@
     </w:tblStylePr>
     <w:tblStylePr w:type="firstCol">
       <w:rPr>
+        <w:rFonts w:eastAsia="黑体"/>
         <w:b/>
         <w:bCs/>
       </w:rPr>
     </w:tblStylePr>
     <w:tblStylePr w:type="lastCol">
       <w:rPr>
+        <w:rFonts w:eastAsia="黑体"/>
         <w:b/>
         <w:bCs/>
       </w:rPr>
@@ -13942,6 +14549,7 @@
       <w:spacing w:after="0" w:line="240" w:lineRule="auto"/>
     </w:pPr>
     <w:rPr>
+      <w:rFonts w:eastAsia="黑体"/>
       <w:color w:themeColor="text1" w:val="000000"/>
     </w:rPr>
     <w:tblPr>
@@ -13960,6 +14568,7 @@
     </w:tcPr>
     <w:tblStylePr w:type="firstRow">
       <w:rPr>
+        <w:rFonts w:eastAsia="黑体"/>
         <w:b/>
         <w:bCs/>
         <w:color w:themeColor="background1" w:val="FFFFFF"/>
@@ -13974,6 +14583,7 @@
     </w:tblStylePr>
     <w:tblStylePr w:type="lastRow">
       <w:rPr>
+        <w:rFonts w:eastAsia="黑体"/>
         <w:b/>
         <w:bCs/>
         <w:color w:themeColor="accent2" w:themeShade="CC" w:val="9E3A38"/>
@@ -13988,12 +14598,14 @@
     </w:tblStylePr>
     <w:tblStylePr w:type="firstCol">
       <w:rPr>
+        <w:rFonts w:eastAsia="黑体"/>
         <w:b/>
         <w:bCs/>
       </w:rPr>
     </w:tblStylePr>
     <w:tblStylePr w:type="lastCol">
       <w:rPr>
+        <w:rFonts w:eastAsia="黑体"/>
         <w:b/>
         <w:bCs/>
       </w:rPr>
@@ -14028,6 +14640,7 @@
       <w:spacing w:after="0" w:line="240" w:lineRule="auto"/>
     </w:pPr>
     <w:rPr>
+      <w:rFonts w:eastAsia="黑体"/>
       <w:color w:themeColor="text1" w:val="000000"/>
     </w:rPr>
     <w:tblPr>
@@ -14046,6 +14659,7 @@
     </w:tcPr>
     <w:tblStylePr w:type="firstRow">
       <w:rPr>
+        <w:rFonts w:eastAsia="黑体"/>
         <w:b/>
         <w:bCs/>
         <w:color w:themeColor="background1" w:val="FFFFFF"/>
@@ -14060,6 +14674,7 @@
     </w:tblStylePr>
     <w:tblStylePr w:type="lastRow">
       <w:rPr>
+        <w:rFonts w:eastAsia="黑体"/>
         <w:b/>
         <w:bCs/>
         <w:color w:themeColor="accent4" w:themeShade="CC" w:val="664E82"/>
@@ -14074,12 +14689,14 @@
     </w:tblStylePr>
     <w:tblStylePr w:type="firstCol">
       <w:rPr>
+        <w:rFonts w:eastAsia="黑体"/>
         <w:b/>
         <w:bCs/>
       </w:rPr>
     </w:tblStylePr>
     <w:tblStylePr w:type="lastCol">
       <w:rPr>
+        <w:rFonts w:eastAsia="黑体"/>
         <w:b/>
         <w:bCs/>
       </w:rPr>
@@ -14114,6 +14731,7 @@
       <w:spacing w:after="0" w:line="240" w:lineRule="auto"/>
     </w:pPr>
     <w:rPr>
+      <w:rFonts w:eastAsia="黑体"/>
       <w:color w:themeColor="text1" w:val="000000"/>
     </w:rPr>
     <w:tblPr>
@@ -14132,6 +14750,7 @@
     </w:tcPr>
     <w:tblStylePr w:type="firstRow">
       <w:rPr>
+        <w:rFonts w:eastAsia="黑体"/>
         <w:b/>
         <w:bCs/>
         <w:color w:themeColor="background1" w:val="FFFFFF"/>
@@ -14146,6 +14765,7 @@
     </w:tblStylePr>
     <w:tblStylePr w:type="lastRow">
       <w:rPr>
+        <w:rFonts w:eastAsia="黑体"/>
         <w:b/>
         <w:bCs/>
         <w:color w:themeColor="accent3" w:themeShade="CC" w:val="7E9C40"/>
@@ -14160,12 +14780,14 @@
     </w:tblStylePr>
     <w:tblStylePr w:type="firstCol">
       <w:rPr>
+        <w:rFonts w:eastAsia="黑体"/>
         <w:b/>
         <w:bCs/>
       </w:rPr>
     </w:tblStylePr>
     <w:tblStylePr w:type="lastCol">
       <w:rPr>
+        <w:rFonts w:eastAsia="黑体"/>
         <w:b/>
         <w:bCs/>
       </w:rPr>
@@ -14200,6 +14822,7 @@
       <w:spacing w:after="0" w:line="240" w:lineRule="auto"/>
     </w:pPr>
     <w:rPr>
+      <w:rFonts w:eastAsia="黑体"/>
       <w:color w:themeColor="text1" w:val="000000"/>
     </w:rPr>
     <w:tblPr>
@@ -14218,6 +14841,7 @@
     </w:tcPr>
     <w:tblStylePr w:type="firstRow">
       <w:rPr>
+        <w:rFonts w:eastAsia="黑体"/>
         <w:b/>
         <w:bCs/>
         <w:color w:themeColor="background1" w:val="FFFFFF"/>
@@ -14232,6 +14856,7 @@
     </w:tblStylePr>
     <w:tblStylePr w:type="lastRow">
       <w:rPr>
+        <w:rFonts w:eastAsia="黑体"/>
         <w:b/>
         <w:bCs/>
         <w:color w:themeColor="accent6" w:themeShade="CC" w:val="F2730A"/>
@@ -14246,12 +14871,14 @@
     </w:tblStylePr>
     <w:tblStylePr w:type="firstCol">
       <w:rPr>
+        <w:rFonts w:eastAsia="黑体"/>
         <w:b/>
         <w:bCs/>
       </w:rPr>
     </w:tblStylePr>
     <w:tblStylePr w:type="lastCol">
       <w:rPr>
+        <w:rFonts w:eastAsia="黑体"/>
         <w:b/>
         <w:bCs/>
       </w:rPr>
@@ -14286,6 +14913,7 @@
       <w:spacing w:after="0" w:line="240" w:lineRule="auto"/>
     </w:pPr>
     <w:rPr>
+      <w:rFonts w:eastAsia="黑体"/>
       <w:color w:themeColor="text1" w:val="000000"/>
     </w:rPr>
     <w:tblPr>
@@ -14304,6 +14932,7 @@
     </w:tcPr>
     <w:tblStylePr w:type="firstRow">
       <w:rPr>
+        <w:rFonts w:eastAsia="黑体"/>
         <w:b/>
         <w:bCs/>
         <w:color w:themeColor="background1" w:val="FFFFFF"/>
@@ -14318,6 +14947,7 @@
     </w:tblStylePr>
     <w:tblStylePr w:type="lastRow">
       <w:rPr>
+        <w:rFonts w:eastAsia="黑体"/>
         <w:b/>
         <w:bCs/>
         <w:color w:themeColor="accent5" w:themeShade="CC" w:val="348DA5"/>
@@ -14332,12 +14962,14 @@
     </w:tblStylePr>
     <w:tblStylePr w:type="firstCol">
       <w:rPr>
+        <w:rFonts w:eastAsia="黑体"/>
         <w:b/>
         <w:bCs/>
       </w:rPr>
     </w:tblStylePr>
     <w:tblStylePr w:type="lastCol">
       <w:rPr>
+        <w:rFonts w:eastAsia="黑体"/>
         <w:b/>
         <w:bCs/>
       </w:rPr>
@@ -14372,6 +15004,7 @@
       <w:spacing w:after="0" w:line="240" w:lineRule="auto"/>
     </w:pPr>
     <w:rPr>
+      <w:rFonts w:eastAsia="黑体"/>
       <w:color w:themeColor="text1" w:val="000000"/>
     </w:rPr>
     <w:tblPr>
@@ -14393,6 +15026,7 @@
     </w:tcPr>
     <w:tblStylePr w:type="firstRow">
       <w:rPr>
+        <w:rFonts w:eastAsia="黑体"/>
         <w:b/>
         <w:bCs/>
       </w:rPr>
@@ -14403,6 +15037,7 @@
     </w:tblStylePr>
     <w:tblStylePr w:type="lastRow">
       <w:rPr>
+        <w:rFonts w:eastAsia="黑体"/>
         <w:b/>
         <w:bCs/>
         <w:color w:themeColor="text1" w:val="000000"/>
@@ -14414,6 +15049,7 @@
     </w:tblStylePr>
     <w:tblStylePr w:type="firstCol">
       <w:rPr>
+        <w:rFonts w:eastAsia="黑体"/>
         <w:color w:themeColor="background1" w:val="FFFFFF"/>
       </w:rPr>
       <w:tblPr/>
@@ -14423,6 +15059,7 @@
     </w:tblStylePr>
     <w:tblStylePr w:type="lastCol">
       <w:rPr>
+        <w:rFonts w:eastAsia="黑体"/>
         <w:color w:themeColor="background1" w:val="FFFFFF"/>
       </w:rPr>
       <w:tblPr/>
@@ -14452,6 +15089,7 @@
       <w:spacing w:after="0" w:line="240" w:lineRule="auto"/>
     </w:pPr>
     <w:rPr>
+      <w:rFonts w:eastAsia="黑体"/>
       <w:color w:themeColor="text1" w:val="000000"/>
     </w:rPr>
     <w:tblPr>
@@ -14473,6 +15111,7 @@
     </w:tcPr>
     <w:tblStylePr w:type="firstRow">
       <w:rPr>
+        <w:rFonts w:eastAsia="黑体"/>
         <w:b/>
         <w:bCs/>
       </w:rPr>
@@ -14483,6 +15122,7 @@
     </w:tblStylePr>
     <w:tblStylePr w:type="lastRow">
       <w:rPr>
+        <w:rFonts w:eastAsia="黑体"/>
         <w:b/>
         <w:bCs/>
         <w:color w:themeColor="text1" w:val="000000"/>
@@ -14494,6 +15134,7 @@
     </w:tblStylePr>
     <w:tblStylePr w:type="firstCol">
       <w:rPr>
+        <w:rFonts w:eastAsia="黑体"/>
         <w:color w:themeColor="background1" w:val="FFFFFF"/>
       </w:rPr>
       <w:tblPr/>
@@ -14503,6 +15144,7 @@
     </w:tblStylePr>
     <w:tblStylePr w:type="lastCol">
       <w:rPr>
+        <w:rFonts w:eastAsia="黑体"/>
         <w:color w:themeColor="background1" w:val="FFFFFF"/>
       </w:rPr>
       <w:tblPr/>
@@ -14532,6 +15174,7 @@
       <w:spacing w:after="0" w:line="240" w:lineRule="auto"/>
     </w:pPr>
     <w:rPr>
+      <w:rFonts w:eastAsia="黑体"/>
       <w:color w:themeColor="text1" w:val="000000"/>
     </w:rPr>
     <w:tblPr>
@@ -14553,6 +15196,7 @@
     </w:tcPr>
     <w:tblStylePr w:type="firstRow">
       <w:rPr>
+        <w:rFonts w:eastAsia="黑体"/>
         <w:b/>
         <w:bCs/>
       </w:rPr>
@@ -14563,6 +15207,7 @@
     </w:tblStylePr>
     <w:tblStylePr w:type="lastRow">
       <w:rPr>
+        <w:rFonts w:eastAsia="黑体"/>
         <w:b/>
         <w:bCs/>
         <w:color w:themeColor="text1" w:val="000000"/>
@@ -14574,6 +15219,7 @@
     </w:tblStylePr>
     <w:tblStylePr w:type="firstCol">
       <w:rPr>
+        <w:rFonts w:eastAsia="黑体"/>
         <w:color w:themeColor="background1" w:val="FFFFFF"/>
       </w:rPr>
       <w:tblPr/>
@@ -14583,6 +15229,7 @@
     </w:tblStylePr>
     <w:tblStylePr w:type="lastCol">
       <w:rPr>
+        <w:rFonts w:eastAsia="黑体"/>
         <w:color w:themeColor="background1" w:val="FFFFFF"/>
       </w:rPr>
       <w:tblPr/>
@@ -14612,6 +15259,7 @@
       <w:spacing w:after="0" w:line="240" w:lineRule="auto"/>
     </w:pPr>
     <w:rPr>
+      <w:rFonts w:eastAsia="黑体"/>
       <w:color w:themeColor="text1" w:val="000000"/>
     </w:rPr>
     <w:tblPr>
@@ -14633,6 +15281,7 @@
     </w:tcPr>
     <w:tblStylePr w:type="firstRow">
       <w:rPr>
+        <w:rFonts w:eastAsia="黑体"/>
         <w:b/>
         <w:bCs/>
       </w:rPr>
@@ -14643,6 +15292,7 @@
     </w:tblStylePr>
     <w:tblStylePr w:type="lastRow">
       <w:rPr>
+        <w:rFonts w:eastAsia="黑体"/>
         <w:b/>
         <w:bCs/>
         <w:color w:themeColor="text1" w:val="000000"/>
@@ -14654,6 +15304,7 @@
     </w:tblStylePr>
     <w:tblStylePr w:type="firstCol">
       <w:rPr>
+        <w:rFonts w:eastAsia="黑体"/>
         <w:color w:themeColor="background1" w:val="FFFFFF"/>
       </w:rPr>
       <w:tblPr/>
@@ -14663,6 +15314,7 @@
     </w:tblStylePr>
     <w:tblStylePr w:type="lastCol">
       <w:rPr>
+        <w:rFonts w:eastAsia="黑体"/>
         <w:color w:themeColor="background1" w:val="FFFFFF"/>
       </w:rPr>
       <w:tblPr/>
@@ -14692,6 +15344,7 @@
       <w:spacing w:after="0" w:line="240" w:lineRule="auto"/>
     </w:pPr>
     <w:rPr>
+      <w:rFonts w:eastAsia="黑体"/>
       <w:color w:themeColor="text1" w:val="000000"/>
     </w:rPr>
     <w:tblPr>
@@ -14713,6 +15366,7 @@
     </w:tcPr>
     <w:tblStylePr w:type="firstRow">
       <w:rPr>
+        <w:rFonts w:eastAsia="黑体"/>
         <w:b/>
         <w:bCs/>
       </w:rPr>
@@ -14723,6 +15377,7 @@
     </w:tblStylePr>
     <w:tblStylePr w:type="lastRow">
       <w:rPr>
+        <w:rFonts w:eastAsia="黑体"/>
         <w:b/>
         <w:bCs/>
         <w:color w:themeColor="text1" w:val="000000"/>
@@ -14734,6 +15389,7 @@
     </w:tblStylePr>
     <w:tblStylePr w:type="firstCol">
       <w:rPr>
+        <w:rFonts w:eastAsia="黑体"/>
         <w:color w:themeColor="background1" w:val="FFFFFF"/>
       </w:rPr>
       <w:tblPr/>
@@ -14743,6 +15399,7 @@
     </w:tblStylePr>
     <w:tblStylePr w:type="lastCol">
       <w:rPr>
+        <w:rFonts w:eastAsia="黑体"/>
         <w:color w:themeColor="background1" w:val="FFFFFF"/>
       </w:rPr>
       <w:tblPr/>
@@ -14772,6 +15429,7 @@
       <w:spacing w:after="0" w:line="240" w:lineRule="auto"/>
     </w:pPr>
     <w:rPr>
+      <w:rFonts w:eastAsia="黑体"/>
       <w:color w:themeColor="text1" w:val="000000"/>
     </w:rPr>
     <w:tblPr>
@@ -14793,6 +15451,7 @@
     </w:tcPr>
     <w:tblStylePr w:type="firstRow">
       <w:rPr>
+        <w:rFonts w:eastAsia="黑体"/>
         <w:b/>
         <w:bCs/>
       </w:rPr>
@@ -14803,6 +15462,7 @@
     </w:tblStylePr>
     <w:tblStylePr w:type="lastRow">
       <w:rPr>
+        <w:rFonts w:eastAsia="黑体"/>
         <w:b/>
         <w:bCs/>
         <w:color w:themeColor="text1" w:val="000000"/>
@@ -14814,6 +15474,7 @@
     </w:tblStylePr>
     <w:tblStylePr w:type="firstCol">
       <w:rPr>
+        <w:rFonts w:eastAsia="黑体"/>
         <w:color w:themeColor="background1" w:val="FFFFFF"/>
       </w:rPr>
       <w:tblPr/>
@@ -14823,6 +15484,7 @@
     </w:tblStylePr>
     <w:tblStylePr w:type="lastCol">
       <w:rPr>
+        <w:rFonts w:eastAsia="黑体"/>
         <w:color w:themeColor="background1" w:val="FFFFFF"/>
       </w:rPr>
       <w:tblPr/>
@@ -14852,6 +15514,7 @@
       <w:spacing w:after="0" w:line="240" w:lineRule="auto"/>
     </w:pPr>
     <w:rPr>
+      <w:rFonts w:eastAsia="黑体"/>
       <w:color w:themeColor="text1" w:val="000000"/>
     </w:rPr>
     <w:tblPr>
@@ -14873,6 +15536,7 @@
     </w:tcPr>
     <w:tblStylePr w:type="firstRow">
       <w:rPr>
+        <w:rFonts w:eastAsia="黑体"/>
         <w:b/>
         <w:bCs/>
       </w:rPr>
@@ -14883,6 +15547,7 @@
     </w:tblStylePr>
     <w:tblStylePr w:type="lastRow">
       <w:rPr>
+        <w:rFonts w:eastAsia="黑体"/>
         <w:b/>
         <w:bCs/>
         <w:color w:themeColor="text1" w:val="000000"/>
@@ -14894,6 +15559,7 @@
     </w:tblStylePr>
     <w:tblStylePr w:type="firstCol">
       <w:rPr>
+        <w:rFonts w:eastAsia="黑体"/>
         <w:color w:themeColor="background1" w:val="FFFFFF"/>
       </w:rPr>
       <w:tblPr/>
@@ -14903,6 +15569,7 @@
     </w:tblStylePr>
     <w:tblStylePr w:type="lastCol">
       <w:rPr>
+        <w:rFonts w:eastAsia="黑体"/>
         <w:color w:themeColor="background1" w:val="FFFFFF"/>
       </w:rPr>
       <w:tblPr/>
@@ -14935,6 +15602,7 @@
     <w:name w:val="KeywordTok"/>
     <w:basedOn w:val="VerbatimChar"/>
     <w:rPr>
+      <w:rFonts w:eastAsia="黑体"/>
       <w:b/>
       <w:color w:val="007020"/>
     </w:rPr>
@@ -14943,6 +15611,7 @@
     <w:name w:val="DataTypeTok"/>
     <w:basedOn w:val="VerbatimChar"/>
     <w:rPr>
+      <w:rFonts w:eastAsia="黑体"/>
       <w:color w:val="902000"/>
     </w:rPr>
   </w:style>
@@ -14950,6 +15619,7 @@
     <w:name w:val="DecValTok"/>
     <w:basedOn w:val="VerbatimChar"/>
     <w:rPr>
+      <w:rFonts w:eastAsia="黑体"/>
       <w:color w:val="40a070"/>
     </w:rPr>
   </w:style>
@@ -14957,6 +15627,7 @@
     <w:name w:val="BaseNTok"/>
     <w:basedOn w:val="VerbatimChar"/>
     <w:rPr>
+      <w:rFonts w:eastAsia="黑体"/>
       <w:color w:val="40a070"/>
     </w:rPr>
   </w:style>
@@ -14964,6 +15635,7 @@
     <w:name w:val="FloatTok"/>
     <w:basedOn w:val="VerbatimChar"/>
     <w:rPr>
+      <w:rFonts w:eastAsia="黑体"/>
       <w:color w:val="40a070"/>
     </w:rPr>
   </w:style>
@@ -14971,6 +15643,7 @@
     <w:name w:val="ConstantTok"/>
     <w:basedOn w:val="VerbatimChar"/>
     <w:rPr>
+      <w:rFonts w:eastAsia="黑体"/>
       <w:color w:val="880000"/>
     </w:rPr>
   </w:style>
@@ -14978,6 +15651,7 @@
     <w:name w:val="CharTok"/>
     <w:basedOn w:val="VerbatimChar"/>
     <w:rPr>
+      <w:rFonts w:eastAsia="黑体"/>
       <w:color w:val="4070a0"/>
     </w:rPr>
   </w:style>
@@ -14985,6 +15659,7 @@
     <w:name w:val="SpecialCharTok"/>
     <w:basedOn w:val="VerbatimChar"/>
     <w:rPr>
+      <w:rFonts w:eastAsia="黑体"/>
       <w:color w:val="4070a0"/>
     </w:rPr>
   </w:style>
@@ -14992,6 +15667,7 @@
     <w:name w:val="StringTok"/>
     <w:basedOn w:val="VerbatimChar"/>
     <w:rPr>
+      <w:rFonts w:eastAsia="黑体"/>
       <w:color w:val="4070a0"/>
     </w:rPr>
   </w:style>
@@ -14999,6 +15675,7 @@
     <w:name w:val="VerbatimStringTok"/>
     <w:basedOn w:val="VerbatimChar"/>
     <w:rPr>
+      <w:rFonts w:eastAsia="黑体"/>
       <w:color w:val="4070a0"/>
     </w:rPr>
   </w:style>
@@ -15006,6 +15683,7 @@
     <w:name w:val="SpecialStringTok"/>
     <w:basedOn w:val="VerbatimChar"/>
     <w:rPr>
+      <w:rFonts w:eastAsia="黑体"/>
       <w:color w:val="bb6688"/>
     </w:rPr>
   </w:style>
@@ -15013,6 +15691,7 @@
     <w:name w:val="ImportTok"/>
     <w:basedOn w:val="VerbatimChar"/>
     <w:rPr>
+      <w:rFonts w:eastAsia="黑体"/>
       <w:b/>
       <w:color w:val="008000"/>
     </w:rPr>
@@ -15021,6 +15700,7 @@
     <w:name w:val="CommentTok"/>
     <w:basedOn w:val="VerbatimChar"/>
     <w:rPr>
+      <w:rFonts w:eastAsia="黑体"/>
       <w:i/>
       <w:color w:val="60a0b0"/>
     </w:rPr>
@@ -15029,6 +15709,7 @@
     <w:name w:val="DocumentationTok"/>
     <w:basedOn w:val="VerbatimChar"/>
     <w:rPr>
+      <w:rFonts w:eastAsia="黑体"/>
       <w:i/>
       <w:color w:val="ba2121"/>
     </w:rPr>
@@ -15037,6 +15718,7 @@
     <w:name w:val="AnnotationTok"/>
     <w:basedOn w:val="VerbatimChar"/>
     <w:rPr>
+      <w:rFonts w:eastAsia="黑体"/>
       <w:b/>
       <w:i/>
       <w:color w:val="60a0b0"/>
@@ -15046,6 +15728,7 @@
     <w:name w:val="CommentVarTok"/>
     <w:basedOn w:val="VerbatimChar"/>
     <w:rPr>
+      <w:rFonts w:eastAsia="黑体"/>
       <w:b/>
       <w:i/>
       <w:color w:val="60a0b0"/>
@@ -15055,6 +15738,7 @@
     <w:name w:val="OtherTok"/>
     <w:basedOn w:val="VerbatimChar"/>
     <w:rPr>
+      <w:rFonts w:eastAsia="黑体"/>
       <w:color w:val="007020"/>
     </w:rPr>
   </w:style>
@@ -15062,6 +15746,7 @@
     <w:name w:val="FunctionTok"/>
     <w:basedOn w:val="VerbatimChar"/>
     <w:rPr>
+      <w:rFonts w:eastAsia="黑体"/>
       <w:color w:val="06287e"/>
     </w:rPr>
   </w:style>
@@ -15069,6 +15754,7 @@
     <w:name w:val="VariableTok"/>
     <w:basedOn w:val="VerbatimChar"/>
     <w:rPr>
+      <w:rFonts w:eastAsia="黑体"/>
       <w:color w:val="19177c"/>
     </w:rPr>
   </w:style>
@@ -15076,6 +15762,7 @@
     <w:name w:val="ControlFlowTok"/>
     <w:basedOn w:val="VerbatimChar"/>
     <w:rPr>
+      <w:rFonts w:eastAsia="黑体"/>
       <w:b/>
       <w:color w:val="007020"/>
     </w:rPr>
@@ -15084,6 +15771,7 @@
     <w:name w:val="OperatorTok"/>
     <w:basedOn w:val="VerbatimChar"/>
     <w:rPr>
+      <w:rFonts w:eastAsia="黑体"/>
       <w:color w:val="666666"/>
     </w:rPr>
   </w:style>
@@ -15091,18 +15779,22 @@
     <w:name w:val="BuiltInTok"/>
     <w:basedOn w:val="VerbatimChar"/>
     <w:rPr>
+      <w:rFonts w:eastAsia="黑体"/>
       <w:color w:val="008000"/>
     </w:rPr>
   </w:style>
   <w:style w:type="character" w:customStyle="1" w:styleId="ExtensionTok">
     <w:name w:val="ExtensionTok"/>
     <w:basedOn w:val="VerbatimChar"/>
-    <w:rPr/>
+    <w:rPr>
+      <w:rFonts w:eastAsia="黑体"/>
+    </w:rPr>
   </w:style>
   <w:style w:type="character" w:customStyle="1" w:styleId="PreprocessorTok">
     <w:name w:val="PreprocessorTok"/>
     <w:basedOn w:val="VerbatimChar"/>
     <w:rPr>
+      <w:rFonts w:eastAsia="黑体"/>
       <w:color w:val="bc7a00"/>
     </w:rPr>
   </w:style>
@@ -15110,18 +15802,22 @@
     <w:name w:val="AttributeTok"/>
     <w:basedOn w:val="VerbatimChar"/>
     <w:rPr>
+      <w:rFonts w:eastAsia="黑体"/>
       <w:color w:val="7d9029"/>
     </w:rPr>
   </w:style>
   <w:style w:type="character" w:customStyle="1" w:styleId="RegionMarkerTok">
     <w:name w:val="RegionMarkerTok"/>
     <w:basedOn w:val="VerbatimChar"/>
-    <w:rPr/>
+    <w:rPr>
+      <w:rFonts w:eastAsia="黑体"/>
+    </w:rPr>
   </w:style>
   <w:style w:type="character" w:customStyle="1" w:styleId="InformationTok">
     <w:name w:val="InformationTok"/>
     <w:basedOn w:val="VerbatimChar"/>
     <w:rPr>
+      <w:rFonts w:eastAsia="黑体"/>
       <w:b/>
       <w:i/>
       <w:color w:val="60a0b0"/>
@@ -15131,6 +15827,7 @@
     <w:name w:val="WarningTok"/>
     <w:basedOn w:val="VerbatimChar"/>
     <w:rPr>
+      <w:rFonts w:eastAsia="黑体"/>
       <w:b/>
       <w:i/>
       <w:color w:val="60a0b0"/>
@@ -15140,6 +15837,7 @@
     <w:name w:val="AlertTok"/>
     <w:basedOn w:val="VerbatimChar"/>
     <w:rPr>
+      <w:rFonts w:eastAsia="黑体"/>
       <w:b/>
       <w:color w:val="ff0000"/>
     </w:rPr>
@@ -15148,6 +15846,7 @@
     <w:name w:val="ErrorTok"/>
     <w:basedOn w:val="VerbatimChar"/>
     <w:rPr>
+      <w:rFonts w:eastAsia="黑体"/>
       <w:b/>
       <w:color w:val="ff0000"/>
     </w:rPr>
@@ -15155,7 +15854,9 @@
   <w:style w:type="character" w:customStyle="1" w:styleId="NormalTok">
     <w:name w:val="NormalTok"/>
     <w:basedOn w:val="VerbatimChar"/>
-    <w:rPr/>
+    <w:rPr>
+      <w:rFonts w:eastAsia="黑体"/>
+    </w:rPr>
   </w:style>
 </w:styles>
 </file>
@@ -15204,12 +15905,12 @@
     <a:fontScheme name="Office">
       <a:majorFont>
         <a:latin typeface="Calibri"/>
-        <a:ea typeface=""/>
+        <a:ea typeface="黑体"/>
         <a:cs typeface=""/>
         <a:font script="Jpan" typeface="ＭＳ ゴシック"/>
         <a:font script="Hang" typeface="맑은 고딕"/>
-        <a:font script="Hans" typeface="宋体"/>
-        <a:font script="Hant" typeface="新細明體"/>
+        <a:font script="Hans" typeface="黑体"/>
+        <a:font script="Hant" typeface="黑体"/>
         <a:font script="Arab" typeface="Times New Roman"/>
         <a:font script="Hebr" typeface="Times New Roman"/>
         <a:font script="Thai" typeface="Angsana New"/>
@@ -15239,12 +15940,12 @@
       </a:majorFont>
       <a:minorFont>
         <a:latin typeface="Cambria"/>
-        <a:ea typeface=""/>
+        <a:ea typeface="黑体"/>
         <a:cs typeface=""/>
         <a:font script="Jpan" typeface="ＭＳ 明朝"/>
         <a:font script="Hang" typeface="맑은 고딕"/>
-        <a:font script="Hans" typeface="宋体"/>
-        <a:font script="Hant" typeface="新細明體"/>
+        <a:font script="Hans" typeface="黑体"/>
+        <a:font script="Hant" typeface="黑体"/>
         <a:font script="Arab" typeface="Arial"/>
         <a:font script="Hebr" typeface="Arial"/>
         <a:font script="Thai" typeface="Cordia New"/>

--- a/05-数字电路/01-组合逻辑电路/优先编码器电路/优先编码器电路.docx
+++ b/05-数字电路/01-组合逻辑电路/优先编码器电路/优先编码器电路.docx
@@ -2834,7 +2834,7 @@
           <w:color w:val="555555"/>
           <w:sz w:val="21"/>
         </w:rPr>
-        <w:t>材料收集者：杜文杰，WX手机：19519196569，QQ:3478827729</w:t>
+        <w:t>材料收集者：杜文杰，微信/手机：19519196569，QQ:3478827729</w:t>
       </w:r>
     </w:p>
     <w:sectPr>
